--- a/系統文件/五專第 115502 組-snap to learn-系統簡介.docx
+++ b/系統文件/五專第 115502 組-snap to learn-系統簡介.docx
@@ -1,18 +1,18 @@
 
 <file path=word/document.xml><?xml version="1.0" encoding="utf-8"?>
-<w:document xmlns:wpc="http://schemas.microsoft.com/office/word/2010/wordprocessingCanvas" xmlns:cx="http://schemas.microsoft.com/office/drawing/2014/chartex" xmlns:cx1="http://schemas.microsoft.com/office/drawing/2015/9/8/chartex" xmlns:cx2="http://schemas.microsoft.com/office/drawing/2015/10/21/chartex" xmlns:cx3="http://schemas.microsoft.com/office/drawing/2016/5/9/chartex" xmlns:cx4="http://schemas.microsoft.com/office/drawing/2016/5/10/chartex" xmlns:cx5="http://schemas.microsoft.com/office/drawing/2016/5/11/chartex" xmlns:cx6="http://schemas.microsoft.com/office/drawing/2016/5/12/chartex" xmlns:cx7="http://schemas.microsoft.com/office/drawing/2016/5/13/chartex" xmlns:cx8="http://schemas.microsoft.com/office/drawing/2016/5/14/chartex" xmlns:mc="http://schemas.openxmlformats.org/markup-compatibility/2006" xmlns:aink="http://schemas.microsoft.com/office/drawing/2016/ink" xmlns:am3d="http://schemas.microsoft.com/office/drawing/2017/model3d" xmlns:o="urn:schemas-microsoft-com:office:office" xmlns:r="http://schemas.openxmlformats.org/officeDocument/2006/relationships" xmlns:m="http://schemas.openxmlformats.org/officeDocument/2006/math" xmlns:v="urn:schemas-microsoft-com:vml" xmlns:wp14="http://schemas.microsoft.com/office/word/2010/wordprocessingDrawing" xmlns:wp="http://schemas.openxmlformats.org/drawingml/2006/wordprocessingDrawing" xmlns:w10="urn:schemas-microsoft-com:office:word" xmlns:w="http://schemas.openxmlformats.org/wordprocessingml/2006/main" xmlns:w14="http://schemas.microsoft.com/office/word/2010/wordml" xmlns:w15="http://schemas.microsoft.com/office/word/2012/wordml" xmlns:w16cex="http://schemas.microsoft.com/office/word/2018/wordml/cex" xmlns:w16cid="http://schemas.microsoft.com/office/word/2016/wordml/cid" xmlns:w16="http://schemas.microsoft.com/office/word/2018/wordml" xmlns:w16sdtdh="http://schemas.microsoft.com/office/word/2020/wordml/sdtdatahash" xmlns:w16se="http://schemas.microsoft.com/office/word/2015/wordml/symex" xmlns:wpg="http://schemas.microsoft.com/office/word/2010/wordprocessingGroup" xmlns:wpi="http://schemas.microsoft.com/office/word/2010/wordprocessingInk" xmlns:wne="http://schemas.microsoft.com/office/word/2006/wordml" xmlns:wps="http://schemas.microsoft.com/office/word/2010/wordprocessingShape" mc:Ignorable="w14 w15 w16se w16cid w16 w16cex w16sdtdh wp14">
+<w:document xmlns:wpc="http://schemas.microsoft.com/office/word/2010/wordprocessingCanvas" xmlns:cx="http://schemas.microsoft.com/office/drawing/2014/chartex" xmlns:cx1="http://schemas.microsoft.com/office/drawing/2015/9/8/chartex" xmlns:cx2="http://schemas.microsoft.com/office/drawing/2015/10/21/chartex" xmlns:cx3="http://schemas.microsoft.com/office/drawing/2016/5/9/chartex" xmlns:cx4="http://schemas.microsoft.com/office/drawing/2016/5/10/chartex" xmlns:cx5="http://schemas.microsoft.com/office/drawing/2016/5/11/chartex" xmlns:cx6="http://schemas.microsoft.com/office/drawing/2016/5/12/chartex" xmlns:cx7="http://schemas.microsoft.com/office/drawing/2016/5/13/chartex" xmlns:cx8="http://schemas.microsoft.com/office/drawing/2016/5/14/chartex" xmlns:mc="http://schemas.openxmlformats.org/markup-compatibility/2006" xmlns:aink="http://schemas.microsoft.com/office/drawing/2016/ink" xmlns:am3d="http://schemas.microsoft.com/office/drawing/2017/model3d" xmlns:o="urn:schemas-microsoft-com:office:office" xmlns:oel="http://schemas.microsoft.com/office/2019/extlst" xmlns:r="http://schemas.openxmlformats.org/officeDocument/2006/relationships" xmlns:m="http://schemas.openxmlformats.org/officeDocument/2006/math" xmlns:v="urn:schemas-microsoft-com:vml" xmlns:wp14="http://schemas.microsoft.com/office/word/2010/wordprocessingDrawing" xmlns:wp="http://schemas.openxmlformats.org/drawingml/2006/wordprocessingDrawing" xmlns:w10="urn:schemas-microsoft-com:office:word" xmlns:w="http://schemas.openxmlformats.org/wordprocessingml/2006/main" xmlns:w14="http://schemas.microsoft.com/office/word/2010/wordml" xmlns:w15="http://schemas.microsoft.com/office/word/2012/wordml" xmlns:w16cex="http://schemas.microsoft.com/office/word/2018/wordml/cex" xmlns:w16cid="http://schemas.microsoft.com/office/word/2016/wordml/cid" xmlns:w16="http://schemas.microsoft.com/office/word/2018/wordml" xmlns:w16du="http://schemas.microsoft.com/office/word/2023/wordml/word16du" xmlns:w16sdtdh="http://schemas.microsoft.com/office/word/2020/wordml/sdtdatahash" xmlns:w16sdtfl="http://schemas.microsoft.com/office/word/2024/wordml/sdtformatlock" xmlns:w16se="http://schemas.microsoft.com/office/word/2015/wordml/symex" xmlns:wpg="http://schemas.microsoft.com/office/word/2010/wordprocessingGroup" xmlns:wpi="http://schemas.microsoft.com/office/word/2010/wordprocessingInk" xmlns:wne="http://schemas.microsoft.com/office/word/2006/wordml" xmlns:wps="http://schemas.microsoft.com/office/word/2010/wordprocessingShape" mc:Ignorable="w14 w15 w16se w16cid w16 w16cex w16sdtdh w16sdtfl w16du wp14">
   <w:body>
     <w:p>
       <w:pPr>
         <w:rPr>
-          <w:rFonts w:ascii="微軟正黑體" w:eastAsia="微軟正黑體" w:hAnsi="微軟正黑體"/>
+          <w:rFonts w:ascii="Microsoft JhengHei" w:eastAsia="Microsoft JhengHei" w:hAnsi="Microsoft JhengHei"/>
           <w:shd w:val="clear" w:color="auto" w:fill="FFF2CC"/>
         </w:rPr>
       </w:pPr>
       <w:bookmarkStart w:id="0" w:name="_Hlk231264806"/>
       <w:r>
         <w:rPr>
-          <w:rFonts w:ascii="微軟正黑體" w:eastAsia="微軟正黑體" w:hAnsi="微軟正黑體" w:hint="eastAsia"/>
+          <w:rFonts w:ascii="Microsoft JhengHei" w:eastAsia="Microsoft JhengHei" w:hAnsi="Microsoft JhengHei" w:hint="eastAsia"/>
           <w:sz w:val="32"/>
           <w:szCs w:val="32"/>
         </w:rPr>
@@ -29,55 +29,55 @@
         <w:snapToGrid w:val="0"/>
         <w:jc w:val="both"/>
         <w:rPr>
-          <w:rFonts w:ascii="Times New Roman" w:eastAsia="標楷體" w:hAnsi="Times New Roman" w:hint="default"/>
-          <w:sz w:val="28"/>
-        </w:rPr>
-      </w:pPr>
-      <w:r>
-        <w:rPr>
-          <w:rFonts w:ascii="Times New Roman" w:eastAsia="標楷體" w:hAnsi="Times New Roman"/>
+          <w:rFonts w:ascii="Times New Roman" w:eastAsia="DFKai-SB" w:hAnsi="Times New Roman" w:hint="default"/>
+          <w:sz w:val="28"/>
+        </w:rPr>
+      </w:pPr>
+      <w:r>
+        <w:rPr>
+          <w:rFonts w:ascii="Times New Roman" w:eastAsia="DFKai-SB" w:hAnsi="Times New Roman"/>
           <w:sz w:val="28"/>
         </w:rPr>
         <w:t>組</w:t>
       </w:r>
       <w:r>
         <w:rPr>
-          <w:rFonts w:ascii="Times New Roman" w:eastAsia="標楷體" w:hAnsi="Times New Roman"/>
+          <w:rFonts w:ascii="Times New Roman" w:eastAsia="DFKai-SB" w:hAnsi="Times New Roman"/>
           <w:sz w:val="28"/>
         </w:rPr>
         <w:t xml:space="preserve">    </w:t>
       </w:r>
       <w:r>
         <w:rPr>
-          <w:rFonts w:ascii="Times New Roman" w:eastAsia="標楷體" w:hAnsi="Times New Roman"/>
+          <w:rFonts w:ascii="Times New Roman" w:eastAsia="DFKai-SB" w:hAnsi="Times New Roman"/>
           <w:sz w:val="28"/>
         </w:rPr>
         <w:t>別：第</w:t>
       </w:r>
       <w:r>
         <w:rPr>
-          <w:rFonts w:ascii="Times New Roman" w:eastAsia="標楷體" w:hAnsi="Times New Roman"/>
-          <w:sz w:val="28"/>
-        </w:rPr>
-        <w:t xml:space="preserve"> 111550</w:t>
-      </w:r>
-      <w:r>
-        <w:rPr>
-          <w:rFonts w:ascii="Times New Roman" w:eastAsia="標楷體" w:hAnsi="Times New Roman"/>
+          <w:rFonts w:ascii="Times New Roman" w:eastAsia="DFKai-SB" w:hAnsi="Times New Roman"/>
+          <w:sz w:val="28"/>
+        </w:rPr>
+        <w:t xml:space="preserve"> 11550</w:t>
+      </w:r>
+      <w:r>
+        <w:rPr>
+          <w:rFonts w:ascii="Times New Roman" w:eastAsia="DFKai-SB" w:hAnsi="Times New Roman"/>
           <w:sz w:val="28"/>
         </w:rPr>
         <w:t>2</w:t>
       </w:r>
       <w:r>
         <w:rPr>
-          <w:rFonts w:ascii="Times New Roman" w:eastAsia="標楷體" w:hAnsi="Times New Roman"/>
+          <w:rFonts w:ascii="Times New Roman" w:eastAsia="DFKai-SB" w:hAnsi="Times New Roman"/>
           <w:sz w:val="28"/>
         </w:rPr>
         <w:t xml:space="preserve"> </w:t>
       </w:r>
       <w:r>
         <w:rPr>
-          <w:rFonts w:ascii="Times New Roman" w:eastAsia="標楷體" w:hAnsi="Times New Roman"/>
+          <w:rFonts w:ascii="Times New Roman" w:eastAsia="DFKai-SB" w:hAnsi="Times New Roman"/>
           <w:sz w:val="28"/>
         </w:rPr>
         <w:t>組</w:t>
@@ -93,27 +93,27 @@
         <w:snapToGrid w:val="0"/>
         <w:jc w:val="both"/>
         <w:rPr>
-          <w:rFonts w:ascii="Times New Roman" w:eastAsia="標楷體" w:hAnsi="Times New Roman" w:hint="default"/>
-          <w:sz w:val="28"/>
-        </w:rPr>
-      </w:pPr>
-      <w:r>
-        <w:rPr>
-          <w:rFonts w:ascii="Times New Roman" w:eastAsia="標楷體" w:hAnsi="Times New Roman"/>
+          <w:rFonts w:ascii="Times New Roman" w:eastAsia="DFKai-SB" w:hAnsi="Times New Roman" w:hint="default"/>
+          <w:sz w:val="28"/>
+        </w:rPr>
+      </w:pPr>
+      <w:r>
+        <w:rPr>
+          <w:rFonts w:ascii="Times New Roman" w:eastAsia="DFKai-SB" w:hAnsi="Times New Roman"/>
           <w:sz w:val="28"/>
         </w:rPr>
         <w:t>專題名稱：</w:t>
       </w:r>
       <w:r>
         <w:rPr>
-          <w:rFonts w:ascii="Times New Roman" w:eastAsia="標楷體" w:hAnsi="Times New Roman"/>
+          <w:rFonts w:ascii="Times New Roman" w:eastAsia="DFKai-SB" w:hAnsi="Times New Roman"/>
           <w:sz w:val="28"/>
         </w:rPr>
         <w:t>Sn</w:t>
       </w:r>
       <w:r>
         <w:rPr>
-          <w:rFonts w:ascii="Times New Roman" w:eastAsia="標楷體" w:hAnsi="Times New Roman" w:hint="default"/>
+          <w:rFonts w:ascii="Times New Roman" w:eastAsia="DFKai-SB" w:hAnsi="Times New Roman" w:hint="default"/>
           <w:sz w:val="28"/>
         </w:rPr>
         <w:t>ap to Learn</w:t>
@@ -129,20 +129,20 @@
         <w:snapToGrid w:val="0"/>
         <w:jc w:val="both"/>
         <w:rPr>
-          <w:rFonts w:ascii="Times New Roman" w:eastAsia="標楷體" w:hAnsi="Times New Roman" w:hint="default"/>
-          <w:sz w:val="28"/>
-        </w:rPr>
-      </w:pPr>
-      <w:r>
-        <w:rPr>
-          <w:rFonts w:ascii="Times New Roman" w:eastAsia="標楷體" w:hAnsi="Times New Roman"/>
+          <w:rFonts w:ascii="Times New Roman" w:eastAsia="DFKai-SB" w:hAnsi="Times New Roman" w:hint="default"/>
+          <w:sz w:val="28"/>
+        </w:rPr>
+      </w:pPr>
+      <w:r>
+        <w:rPr>
+          <w:rFonts w:ascii="Times New Roman" w:eastAsia="DFKai-SB" w:hAnsi="Times New Roman"/>
           <w:sz w:val="28"/>
         </w:rPr>
         <w:t>指導教師：</w:t>
       </w:r>
       <w:r>
         <w:rPr>
-          <w:rFonts w:ascii="Times New Roman" w:eastAsia="標楷體" w:hAnsi="Times New Roman"/>
+          <w:rFonts w:ascii="Times New Roman" w:eastAsia="DFKai-SB" w:hAnsi="Times New Roman"/>
           <w:sz w:val="28"/>
         </w:rPr>
         <w:t>林育志老師</w:t>
@@ -158,69 +158,69 @@
         <w:snapToGrid w:val="0"/>
         <w:jc w:val="both"/>
         <w:rPr>
-          <w:rFonts w:ascii="Times New Roman" w:eastAsia="標楷體" w:hAnsi="Times New Roman" w:hint="default"/>
-          <w:sz w:val="28"/>
-        </w:rPr>
-      </w:pPr>
-      <w:r>
-        <w:rPr>
-          <w:rFonts w:ascii="Times New Roman" w:eastAsia="標楷體" w:hAnsi="Times New Roman"/>
+          <w:rFonts w:ascii="Times New Roman" w:eastAsia="DFKai-SB" w:hAnsi="Times New Roman" w:hint="default"/>
+          <w:sz w:val="28"/>
+        </w:rPr>
+      </w:pPr>
+      <w:r>
+        <w:rPr>
+          <w:rFonts w:ascii="Times New Roman" w:eastAsia="DFKai-SB" w:hAnsi="Times New Roman"/>
           <w:sz w:val="28"/>
         </w:rPr>
         <w:t>專題學生：</w:t>
       </w:r>
       <w:r>
         <w:rPr>
-          <w:rFonts w:ascii="Times New Roman" w:eastAsia="標楷體" w:hAnsi="Times New Roman"/>
+          <w:rFonts w:ascii="Times New Roman" w:eastAsia="DFKai-SB" w:hAnsi="Times New Roman"/>
           <w:sz w:val="28"/>
         </w:rPr>
         <w:t xml:space="preserve">11156002 </w:t>
       </w:r>
       <w:r>
         <w:rPr>
-          <w:rFonts w:ascii="Times New Roman" w:eastAsia="標楷體" w:hAnsi="Times New Roman"/>
+          <w:rFonts w:ascii="Times New Roman" w:eastAsia="DFKai-SB" w:hAnsi="Times New Roman"/>
           <w:sz w:val="28"/>
         </w:rPr>
         <w:t>彭婧奕、</w:t>
       </w:r>
       <w:r>
         <w:rPr>
-          <w:rFonts w:ascii="Times New Roman" w:eastAsia="標楷體" w:hAnsi="Times New Roman"/>
+          <w:rFonts w:ascii="Times New Roman" w:eastAsia="DFKai-SB" w:hAnsi="Times New Roman"/>
           <w:sz w:val="28"/>
         </w:rPr>
         <w:t>1</w:t>
       </w:r>
       <w:r>
         <w:rPr>
-          <w:rFonts w:ascii="Times New Roman" w:eastAsia="標楷體" w:hAnsi="Times New Roman" w:hint="default"/>
+          <w:rFonts w:ascii="Times New Roman" w:eastAsia="DFKai-SB" w:hAnsi="Times New Roman" w:hint="default"/>
           <w:sz w:val="28"/>
         </w:rPr>
         <w:t>1156006</w:t>
       </w:r>
       <w:r>
         <w:rPr>
-          <w:rFonts w:ascii="Times New Roman" w:eastAsia="標楷體" w:hAnsi="Times New Roman"/>
+          <w:rFonts w:ascii="Times New Roman" w:eastAsia="DFKai-SB" w:hAnsi="Times New Roman"/>
           <w:sz w:val="28"/>
         </w:rPr>
         <w:t>丁泳瑄、</w:t>
       </w:r>
       <w:r>
         <w:rPr>
-          <w:rFonts w:ascii="Times New Roman" w:eastAsia="標楷體" w:hAnsi="Times New Roman"/>
+          <w:rFonts w:ascii="Times New Roman" w:eastAsia="DFKai-SB" w:hAnsi="Times New Roman"/>
           <w:sz w:val="28"/>
         </w:rPr>
         <w:t>1</w:t>
       </w:r>
       <w:r>
         <w:rPr>
-          <w:rFonts w:ascii="Times New Roman" w:eastAsia="標楷體" w:hAnsi="Times New Roman" w:hint="default"/>
+          <w:rFonts w:ascii="Times New Roman" w:eastAsia="DFKai-SB" w:hAnsi="Times New Roman" w:hint="default"/>
           <w:sz w:val="28"/>
         </w:rPr>
         <w:t>1156015</w:t>
       </w:r>
       <w:r>
         <w:rPr>
-          <w:rFonts w:ascii="Times New Roman" w:eastAsia="標楷體" w:hAnsi="Times New Roman"/>
+          <w:rFonts w:ascii="Times New Roman" w:eastAsia="DFKai-SB" w:hAnsi="Times New Roman"/>
           <w:sz w:val="28"/>
         </w:rPr>
         <w:t>蘇品</w:t>
@@ -228,7 +228,7 @@
       <w:proofErr w:type="gramStart"/>
       <w:r>
         <w:rPr>
-          <w:rFonts w:ascii="Times New Roman" w:eastAsia="標楷體" w:hAnsi="Times New Roman"/>
+          <w:rFonts w:ascii="Times New Roman" w:eastAsia="DFKai-SB" w:hAnsi="Times New Roman"/>
           <w:sz w:val="28"/>
         </w:rPr>
         <w:t>璇</w:t>
@@ -236,49 +236,49 @@
       <w:proofErr w:type="gramEnd"/>
       <w:r>
         <w:rPr>
-          <w:rFonts w:ascii="Times New Roman" w:eastAsia="標楷體" w:hAnsi="Times New Roman"/>
+          <w:rFonts w:ascii="Times New Roman" w:eastAsia="DFKai-SB" w:hAnsi="Times New Roman"/>
           <w:sz w:val="28"/>
         </w:rPr>
         <w:t>、</w:t>
       </w:r>
       <w:r>
         <w:rPr>
-          <w:rFonts w:ascii="Times New Roman" w:eastAsia="標楷體" w:hAnsi="Times New Roman"/>
+          <w:rFonts w:ascii="Times New Roman" w:eastAsia="DFKai-SB" w:hAnsi="Times New Roman"/>
           <w:sz w:val="28"/>
         </w:rPr>
         <w:t>1</w:t>
       </w:r>
       <w:r>
         <w:rPr>
-          <w:rFonts w:ascii="Times New Roman" w:eastAsia="標楷體" w:hAnsi="Times New Roman" w:hint="default"/>
+          <w:rFonts w:ascii="Times New Roman" w:eastAsia="DFKai-SB" w:hAnsi="Times New Roman" w:hint="default"/>
           <w:sz w:val="28"/>
         </w:rPr>
         <w:t>1156039</w:t>
       </w:r>
       <w:r>
         <w:rPr>
-          <w:rFonts w:ascii="Times New Roman" w:eastAsia="標楷體" w:hAnsi="Times New Roman"/>
+          <w:rFonts w:ascii="Times New Roman" w:eastAsia="DFKai-SB" w:hAnsi="Times New Roman"/>
           <w:sz w:val="28"/>
         </w:rPr>
         <w:t>廖唯岑、</w:t>
       </w:r>
       <w:r>
         <w:rPr>
-          <w:rFonts w:ascii="Times New Roman" w:eastAsia="標楷體" w:hAnsi="Times New Roman"/>
+          <w:rFonts w:ascii="Times New Roman" w:eastAsia="DFKai-SB" w:hAnsi="Times New Roman"/>
           <w:sz w:val="28"/>
         </w:rPr>
         <w:t>1</w:t>
       </w:r>
       <w:r>
         <w:rPr>
-          <w:rFonts w:ascii="Times New Roman" w:eastAsia="標楷體" w:hAnsi="Times New Roman" w:hint="default"/>
+          <w:rFonts w:ascii="Times New Roman" w:eastAsia="DFKai-SB" w:hAnsi="Times New Roman" w:hint="default"/>
           <w:sz w:val="28"/>
         </w:rPr>
         <w:t>1156047</w:t>
       </w:r>
       <w:r>
         <w:rPr>
-          <w:rFonts w:ascii="Times New Roman" w:eastAsia="標楷體" w:hAnsi="Times New Roman"/>
+          <w:rFonts w:ascii="Times New Roman" w:eastAsia="DFKai-SB" w:hAnsi="Times New Roman"/>
           <w:sz w:val="28"/>
         </w:rPr>
         <w:t>施品妤</w:t>
@@ -299,14 +299,14 @@
         <w:spacing w:line="360" w:lineRule="auto"/>
         <w:ind w:left="482" w:hanging="482"/>
         <w:rPr>
-          <w:rFonts w:eastAsia="標楷體"/>
-          <w:b/>
-          <w:sz w:val="28"/>
-        </w:rPr>
-      </w:pPr>
-      <w:r>
-        <w:rPr>
-          <w:rFonts w:eastAsia="標楷體" w:hint="eastAsia"/>
+          <w:rFonts w:eastAsia="DFKai-SB"/>
+          <w:b/>
+          <w:sz w:val="28"/>
+        </w:rPr>
+      </w:pPr>
+      <w:r>
+        <w:rPr>
+          <w:rFonts w:eastAsia="DFKai-SB" w:hint="eastAsia"/>
           <w:b/>
           <w:sz w:val="28"/>
         </w:rPr>
@@ -320,7 +320,7 @@
       </w:pPr>
       <w:r>
         <w:rPr>
-          <w:rFonts w:ascii="標楷體" w:eastAsia="標楷體" w:hAnsi="標楷體"/>
+          <w:rFonts w:ascii="DFKai-SB" w:eastAsia="DFKai-SB" w:hAnsi="DFKai-SB"/>
         </w:rPr>
         <w:t>近年來日本文化在台灣相當受歡迎，越來越多人想要學習日語。然而傳統的學習方式大多依賴課本和背單字，和真實生活脫節，導致學習效果有限、容易放棄。本系統以「生活即教材」為出發點，讓使用者用手機拍下生活中的日文，透過 AI 即時辨識並學習相關單字；同時提供 AI 情境對話練習，幫助使用者在沒有壓力的環境下練習日文。</w:t>
       </w:r>
@@ -331,7 +331,7 @@
       </w:pPr>
       <w:r>
         <w:rPr>
-          <w:rFonts w:ascii="標楷體" w:eastAsia="標楷體" w:hAnsi="標楷體"/>
+          <w:rFonts w:ascii="DFKai-SB" w:eastAsia="DFKai-SB" w:hAnsi="DFKai-SB"/>
           <w:b/>
           <w:sz w:val="26"/>
         </w:rPr>
@@ -346,28 +346,28 @@
       <w:bookmarkStart w:id="1" w:name="_Hlk231264845"/>
       <w:r>
         <w:rPr>
-          <w:rFonts w:ascii="標楷體" w:eastAsia="標楷體" w:hAnsi="標楷體"/>
+          <w:rFonts w:ascii="DFKai-SB" w:eastAsia="DFKai-SB" w:hAnsi="DFKai-SB"/>
           <w:b/>
         </w:rPr>
         <w:t>1. 拍照學習：</w:t>
       </w:r>
       <w:r>
         <w:rPr>
-          <w:rFonts w:ascii="標楷體" w:eastAsia="標楷體" w:hAnsi="標楷體"/>
+          <w:rFonts w:ascii="DFKai-SB" w:eastAsia="DFKai-SB" w:hAnsi="DFKai-SB"/>
         </w:rPr>
         <w:t>透過 Google Gemini AI 辨識場景圖片，自動生成日文單字、假名與分級例句，實現「</w:t>
       </w:r>
       <w:proofErr w:type="gramStart"/>
       <w:r>
         <w:rPr>
-          <w:rFonts w:ascii="標楷體" w:eastAsia="標楷體" w:hAnsi="標楷體"/>
+          <w:rFonts w:ascii="DFKai-SB" w:eastAsia="DFKai-SB" w:hAnsi="DFKai-SB"/>
         </w:rPr>
         <w:t>即拍即</w:t>
       </w:r>
       <w:proofErr w:type="gramEnd"/>
       <w:r>
         <w:rPr>
-          <w:rFonts w:ascii="標楷體" w:eastAsia="標楷體" w:hAnsi="標楷體"/>
+          <w:rFonts w:ascii="DFKai-SB" w:eastAsia="DFKai-SB" w:hAnsi="DFKai-SB"/>
         </w:rPr>
         <w:t>學」</w:t>
       </w:r>
@@ -379,14 +379,14 @@
       </w:pPr>
       <w:r>
         <w:rPr>
-          <w:rFonts w:ascii="標楷體" w:eastAsia="標楷體" w:hAnsi="標楷體"/>
+          <w:rFonts w:ascii="DFKai-SB" w:eastAsia="DFKai-SB" w:hAnsi="DFKai-SB"/>
           <w:b/>
         </w:rPr>
         <w:t>2. AI 情境對話：</w:t>
       </w:r>
       <w:r>
         <w:rPr>
-          <w:rFonts w:ascii="標楷體" w:eastAsia="標楷體" w:hAnsi="標楷體"/>
+          <w:rFonts w:ascii="DFKai-SB" w:eastAsia="DFKai-SB" w:hAnsi="DFKai-SB"/>
         </w:rPr>
         <w:t>提供 AI 家教與角色扮演模式，選擇場景與 AI 進行日文對話，即時獲得糾正與建議</w:t>
       </w:r>
@@ -398,35 +398,35 @@
       </w:pPr>
       <w:r>
         <w:rPr>
-          <w:rFonts w:ascii="標楷體" w:eastAsia="標楷體" w:hAnsi="標楷體"/>
+          <w:rFonts w:ascii="DFKai-SB" w:eastAsia="DFKai-SB" w:hAnsi="DFKai-SB"/>
           <w:b/>
         </w:rPr>
         <w:t>3. 單字收藏管理：</w:t>
       </w:r>
       <w:r>
         <w:rPr>
-          <w:rFonts w:ascii="標楷體" w:eastAsia="標楷體" w:hAnsi="標楷體"/>
+          <w:rFonts w:ascii="DFKai-SB" w:eastAsia="DFKai-SB" w:hAnsi="DFKai-SB"/>
         </w:rPr>
         <w:t xml:space="preserve">支援單字收藏、自訂資料夾分類與搜尋，預設上限 50 </w:t>
       </w:r>
       <w:proofErr w:type="gramStart"/>
       <w:r>
         <w:rPr>
-          <w:rFonts w:ascii="標楷體" w:eastAsia="標楷體" w:hAnsi="標楷體"/>
+          <w:rFonts w:ascii="DFKai-SB" w:eastAsia="DFKai-SB" w:hAnsi="DFKai-SB"/>
         </w:rPr>
         <w:t>個</w:t>
       </w:r>
       <w:proofErr w:type="gramEnd"/>
       <w:r>
         <w:rPr>
-          <w:rFonts w:ascii="標楷體" w:eastAsia="標楷體" w:hAnsi="標楷體"/>
+          <w:rFonts w:ascii="DFKai-SB" w:eastAsia="DFKai-SB" w:hAnsi="DFKai-SB"/>
         </w:rPr>
         <w:t xml:space="preserve">，可透過點數擴充至 1,000 </w:t>
       </w:r>
       <w:proofErr w:type="gramStart"/>
       <w:r>
         <w:rPr>
-          <w:rFonts w:ascii="標楷體" w:eastAsia="標楷體" w:hAnsi="標楷體"/>
+          <w:rFonts w:ascii="DFKai-SB" w:eastAsia="DFKai-SB" w:hAnsi="DFKai-SB"/>
         </w:rPr>
         <w:t>個</w:t>
       </w:r>
@@ -439,14 +439,14 @@
       </w:pPr>
       <w:r>
         <w:rPr>
-          <w:rFonts w:ascii="標楷體" w:eastAsia="標楷體" w:hAnsi="標楷體"/>
+          <w:rFonts w:ascii="DFKai-SB" w:eastAsia="DFKai-SB" w:hAnsi="DFKai-SB"/>
           <w:b/>
         </w:rPr>
         <w:t>4. 個人學習中心：</w:t>
       </w:r>
       <w:r>
         <w:rPr>
-          <w:rFonts w:ascii="標楷體" w:eastAsia="標楷體" w:hAnsi="標楷體"/>
+          <w:rFonts w:ascii="DFKai-SB" w:eastAsia="DFKai-SB" w:hAnsi="DFKai-SB"/>
         </w:rPr>
         <w:t>顯示成就徽章，根據學習行為（連續登入、累積拍照等）自動解鎖徽章</w:t>
       </w:r>
@@ -458,14 +458,14 @@
       </w:pPr>
       <w:r>
         <w:rPr>
-          <w:rFonts w:ascii="標楷體" w:eastAsia="標楷體" w:hAnsi="標楷體"/>
+          <w:rFonts w:ascii="DFKai-SB" w:eastAsia="DFKai-SB" w:hAnsi="DFKai-SB"/>
           <w:b/>
         </w:rPr>
         <w:t>5. 社群互動與學習小組：</w:t>
       </w:r>
       <w:r>
         <w:rPr>
-          <w:rFonts w:ascii="標楷體" w:eastAsia="標楷體" w:hAnsi="標楷體"/>
+          <w:rFonts w:ascii="DFKai-SB" w:eastAsia="DFKai-SB" w:hAnsi="DFKai-SB"/>
         </w:rPr>
         <w:t>好友系統與學習小組功能，設定共同目標並追蹤進度，每週自動結算並發放點數獎勵</w:t>
       </w:r>
@@ -477,14 +477,14 @@
       </w:pPr>
       <w:r>
         <w:rPr>
-          <w:rFonts w:ascii="標楷體" w:eastAsia="標楷體" w:hAnsi="標楷體"/>
+          <w:rFonts w:ascii="DFKai-SB" w:eastAsia="DFKai-SB" w:hAnsi="DFKai-SB"/>
           <w:b/>
         </w:rPr>
         <w:t>6. 訂閱與點數系統：</w:t>
       </w:r>
       <w:r>
         <w:rPr>
-          <w:rFonts w:ascii="標楷體" w:eastAsia="標楷體" w:hAnsi="標楷體"/>
+          <w:rFonts w:ascii="DFKai-SB" w:eastAsia="DFKai-SB" w:hAnsi="DFKai-SB"/>
         </w:rPr>
         <w:t>Freemium 模式，提供免費版、月訂閱（NT$149）及年訂閱（NT$1,290），支援信用卡與 Google Pay</w:t>
       </w:r>
@@ -496,14 +496,14 @@
       </w:pPr>
       <w:r>
         <w:rPr>
-          <w:rFonts w:ascii="標楷體" w:eastAsia="標楷體" w:hAnsi="標楷體"/>
+          <w:rFonts w:ascii="DFKai-SB" w:eastAsia="DFKai-SB" w:hAnsi="DFKai-SB"/>
           <w:b/>
         </w:rPr>
         <w:t>7. 管理者後台：</w:t>
       </w:r>
       <w:r>
         <w:rPr>
-          <w:rFonts w:ascii="標楷體" w:eastAsia="標楷體" w:hAnsi="標楷體"/>
+          <w:rFonts w:ascii="DFKai-SB" w:eastAsia="DFKai-SB" w:hAnsi="DFKai-SB"/>
         </w:rPr>
         <w:t>提供使用者管理、點數方案、訂閱查看、單字管理、題目管理及意見回饋回覆等功能</w:t>
       </w:r>
@@ -515,7 +515,7 @@
       </w:pPr>
       <w:r>
         <w:rPr>
-          <w:rFonts w:ascii="標楷體" w:eastAsia="標楷體" w:hAnsi="標楷體"/>
+          <w:rFonts w:ascii="DFKai-SB" w:eastAsia="DFKai-SB" w:hAnsi="DFKai-SB"/>
           <w:b/>
           <w:sz w:val="26"/>
         </w:rPr>
@@ -530,13 +530,13 @@
       <w:bookmarkStart w:id="2" w:name="_Hlk231264890"/>
       <w:r>
         <w:rPr>
-          <w:rFonts w:ascii="標楷體" w:eastAsia="標楷體" w:hAnsi="標楷體"/>
+          <w:rFonts w:ascii="DFKai-SB" w:eastAsia="DFKai-SB" w:hAnsi="DFKai-SB"/>
         </w:rPr>
         <w:t xml:space="preserve">1. </w:t>
       </w:r>
       <w:r>
         <w:rPr>
-          <w:rFonts w:ascii="標楷體" w:eastAsia="標楷體" w:hAnsi="標楷體" w:hint="eastAsia"/>
+          <w:rFonts w:ascii="DFKai-SB" w:eastAsia="DFKai-SB" w:hAnsi="DFKai-SB" w:hint="eastAsia"/>
         </w:rPr>
         <w:t>希望透過 AI 文字對話練習日語表達，尋找低壓力練習環境的初至高階日語自學者</w:t>
       </w:r>
@@ -548,7 +548,7 @@
       </w:pPr>
       <w:r>
         <w:rPr>
-          <w:rFonts w:ascii="標楷體" w:eastAsia="標楷體" w:hAnsi="標楷體"/>
+          <w:rFonts w:ascii="DFKai-SB" w:eastAsia="DFKai-SB" w:hAnsi="DFKai-SB"/>
         </w:rPr>
         <w:t>2. 計畫前往日本旅遊，需要行前快速累積實用會話能力並進行場景模擬的旅客</w:t>
       </w:r>
@@ -560,21 +560,21 @@
       </w:pPr>
       <w:r>
         <w:rPr>
-          <w:rFonts w:ascii="標楷體" w:eastAsia="標楷體" w:hAnsi="標楷體"/>
+          <w:rFonts w:ascii="DFKai-SB" w:eastAsia="DFKai-SB" w:hAnsi="DFKai-SB"/>
         </w:rPr>
         <w:t>3. 熱愛</w:t>
       </w:r>
       <w:proofErr w:type="gramStart"/>
       <w:r>
         <w:rPr>
-          <w:rFonts w:ascii="標楷體" w:eastAsia="標楷體" w:hAnsi="標楷體"/>
+          <w:rFonts w:ascii="DFKai-SB" w:eastAsia="DFKai-SB" w:hAnsi="DFKai-SB"/>
         </w:rPr>
         <w:t>日本動漫</w:t>
       </w:r>
       <w:proofErr w:type="gramEnd"/>
       <w:r>
         <w:rPr>
-          <w:rFonts w:ascii="標楷體" w:eastAsia="標楷體" w:hAnsi="標楷體"/>
+          <w:rFonts w:ascii="DFKai-SB" w:eastAsia="DFKai-SB" w:hAnsi="DFKai-SB"/>
         </w:rPr>
         <w:t>、影視或音樂，希望理解原文內容並透過 AI 角色扮演練習的 ACG 愛好者</w:t>
       </w:r>
@@ -586,7 +586,7 @@
       </w:pPr>
       <w:r>
         <w:rPr>
-          <w:rFonts w:ascii="標楷體" w:eastAsia="標楷體" w:hAnsi="標楷體"/>
+          <w:rFonts w:ascii="DFKai-SB" w:eastAsia="DFKai-SB" w:hAnsi="DFKai-SB"/>
         </w:rPr>
         <w:t>4. 偏好從生活環境中學習，習慣透過拍照將身邊事物即時轉化為個人學習教材的使用者</w:t>
       </w:r>
@@ -598,7 +598,7 @@
       </w:pPr>
       <w:r>
         <w:rPr>
-          <w:rFonts w:ascii="標楷體" w:eastAsia="標楷體" w:hAnsi="標楷體"/>
+          <w:rFonts w:ascii="DFKai-SB" w:eastAsia="DFKai-SB" w:hAnsi="DFKai-SB"/>
           <w:b/>
           <w:sz w:val="26"/>
         </w:rPr>
@@ -612,7 +612,7 @@
       </w:pPr>
       <w:r>
         <w:rPr>
-          <w:rFonts w:ascii="標楷體" w:eastAsia="標楷體" w:hAnsi="標楷體"/>
+          <w:rFonts w:ascii="DFKai-SB" w:eastAsia="DFKai-SB" w:hAnsi="DFKai-SB"/>
           <w:b/>
         </w:rPr>
         <w:t xml:space="preserve">1. </w:t>
@@ -620,7 +620,7 @@
       <w:proofErr w:type="gramStart"/>
       <w:r>
         <w:rPr>
-          <w:rFonts w:ascii="標楷體" w:eastAsia="標楷體" w:hAnsi="標楷體"/>
+          <w:rFonts w:ascii="DFKai-SB" w:eastAsia="DFKai-SB" w:hAnsi="DFKai-SB"/>
           <w:b/>
         </w:rPr>
         <w:t>即拍即</w:t>
@@ -628,14 +628,14 @@
       <w:proofErr w:type="gramEnd"/>
       <w:r>
         <w:rPr>
-          <w:rFonts w:ascii="標楷體" w:eastAsia="標楷體" w:hAnsi="標楷體"/>
+          <w:rFonts w:ascii="DFKai-SB" w:eastAsia="DFKai-SB" w:hAnsi="DFKai-SB"/>
           <w:b/>
         </w:rPr>
         <w:t>學：</w:t>
       </w:r>
       <w:r>
         <w:rPr>
-          <w:rFonts w:ascii="標楷體" w:eastAsia="標楷體" w:hAnsi="標楷體"/>
+          <w:rFonts w:ascii="DFKai-SB" w:eastAsia="DFKai-SB" w:hAnsi="DFKai-SB"/>
         </w:rPr>
         <w:t>用手機拍下生活中的日文場景，AI 自動辨識並生成單字與例句，隨時隨地都能學</w:t>
       </w:r>
@@ -647,20 +647,20 @@
       </w:pPr>
       <w:r>
         <w:rPr>
-          <w:rFonts w:ascii="標楷體" w:eastAsia="標楷體" w:hAnsi="標楷體"/>
+          <w:rFonts w:ascii="DFKai-SB" w:eastAsia="DFKai-SB" w:hAnsi="DFKai-SB"/>
           <w:b/>
         </w:rPr>
         <w:t>2. AI 對話練習：</w:t>
       </w:r>
       <w:r>
         <w:rPr>
-          <w:rFonts w:ascii="標楷體" w:eastAsia="標楷體" w:hAnsi="標楷體"/>
+          <w:rFonts w:ascii="DFKai-SB" w:eastAsia="DFKai-SB" w:hAnsi="DFKai-SB"/>
         </w:rPr>
         <w:t>提供多種情境讓使用者和 AI 用日文對話，每次回覆都會給出文法建議，練習沒</w:t>
       </w:r>
       <w:r>
         <w:rPr>
-          <w:rFonts w:ascii="標楷體" w:eastAsia="標楷體" w:hAnsi="標楷體"/>
+          <w:rFonts w:ascii="DFKai-SB" w:eastAsia="DFKai-SB" w:hAnsi="DFKai-SB"/>
         </w:rPr>
         <w:lastRenderedPageBreak/>
         <w:t>有壓力</w:t>
@@ -673,14 +673,14 @@
       </w:pPr>
       <w:r>
         <w:rPr>
-          <w:rFonts w:ascii="標楷體" w:eastAsia="標楷體" w:hAnsi="標楷體"/>
+          <w:rFonts w:ascii="DFKai-SB" w:eastAsia="DFKai-SB" w:hAnsi="DFKai-SB"/>
           <w:b/>
         </w:rPr>
         <w:t>3. 成就系統與學習獎勵：</w:t>
       </w:r>
       <w:r>
         <w:rPr>
-          <w:rFonts w:ascii="標楷體" w:eastAsia="標楷體" w:hAnsi="標楷體"/>
+          <w:rFonts w:ascii="DFKai-SB" w:eastAsia="DFKai-SB" w:hAnsi="DFKai-SB"/>
         </w:rPr>
         <w:t>根據連續登入天數、累積拍照次數等行為自動解鎖成就徽章，讓學習更有成就感</w:t>
       </w:r>
@@ -692,14 +692,14 @@
       </w:pPr>
       <w:r>
         <w:rPr>
-          <w:rFonts w:ascii="標楷體" w:eastAsia="標楷體" w:hAnsi="標楷體"/>
+          <w:rFonts w:ascii="DFKai-SB" w:eastAsia="DFKai-SB" w:hAnsi="DFKai-SB"/>
           <w:b/>
         </w:rPr>
         <w:t>4. 好友與學習小組：</w:t>
       </w:r>
       <w:r>
         <w:rPr>
-          <w:rFonts w:ascii="標楷體" w:eastAsia="標楷體" w:hAnsi="標楷體"/>
+          <w:rFonts w:ascii="DFKai-SB" w:eastAsia="DFKai-SB" w:hAnsi="DFKai-SB"/>
         </w:rPr>
         <w:t>可以邀請好友一起組隊設定學習目標，週期結束時系統自動判斷是否達標並發放點數獎勵</w:t>
       </w:r>
@@ -711,14 +711,14 @@
       </w:pPr>
       <w:r>
         <w:rPr>
-          <w:rFonts w:ascii="標楷體" w:eastAsia="標楷體" w:hAnsi="標楷體"/>
+          <w:rFonts w:ascii="DFKai-SB" w:eastAsia="DFKai-SB" w:hAnsi="DFKai-SB"/>
           <w:b/>
         </w:rPr>
         <w:t>5. 彈性付費方式：</w:t>
       </w:r>
       <w:r>
         <w:rPr>
-          <w:rFonts w:ascii="標楷體" w:eastAsia="標楷體" w:hAnsi="標楷體"/>
+          <w:rFonts w:ascii="DFKai-SB" w:eastAsia="DFKai-SB" w:hAnsi="DFKai-SB"/>
         </w:rPr>
         <w:t>提供免費版、點數加購與訂閱方案三種選擇，使用者可依需求自由選擇</w:t>
       </w:r>
@@ -730,14 +730,14 @@
       </w:pPr>
       <w:r>
         <w:rPr>
-          <w:rFonts w:ascii="標楷體" w:eastAsia="標楷體" w:hAnsi="標楷體"/>
+          <w:rFonts w:ascii="DFKai-SB" w:eastAsia="DFKai-SB" w:hAnsi="DFKai-SB"/>
           <w:b/>
         </w:rPr>
         <w:t>6. 完整管理後台：</w:t>
       </w:r>
       <w:r>
         <w:rPr>
-          <w:rFonts w:ascii="標楷體" w:eastAsia="標楷體" w:hAnsi="標楷體"/>
+          <w:rFonts w:ascii="DFKai-SB" w:eastAsia="DFKai-SB" w:hAnsi="DFKai-SB"/>
         </w:rPr>
         <w:t>管理者可透過後台統一管理使用者、方案內容與回饋意見，方便維護與調整</w:t>
       </w:r>
@@ -748,7 +748,7 @@
       </w:pPr>
       <w:r>
         <w:rPr>
-          <w:rFonts w:ascii="標楷體" w:eastAsia="標楷體" w:hAnsi="標楷體"/>
+          <w:rFonts w:ascii="DFKai-SB" w:eastAsia="DFKai-SB" w:hAnsi="DFKai-SB"/>
           <w:b/>
           <w:sz w:val="26"/>
         </w:rPr>
@@ -763,14 +763,14 @@
       <w:proofErr w:type="gramStart"/>
       <w:r>
         <w:rPr>
-          <w:rFonts w:ascii="標楷體" w:eastAsia="標楷體" w:hAnsi="標楷體"/>
+          <w:rFonts w:ascii="DFKai-SB" w:eastAsia="DFKai-SB" w:hAnsi="DFKai-SB"/>
         </w:rPr>
         <w:t>•</w:t>
       </w:r>
       <w:proofErr w:type="gramEnd"/>
       <w:r>
         <w:rPr>
-          <w:rFonts w:ascii="標楷體" w:eastAsia="標楷體" w:hAnsi="標楷體"/>
+          <w:rFonts w:ascii="DFKai-SB" w:eastAsia="DFKai-SB" w:hAnsi="DFKai-SB"/>
         </w:rPr>
         <w:t xml:space="preserve"> 前端：Flutter SDK（Dart）、Android Studio</w:t>
       </w:r>
@@ -783,14 +783,14 @@
       <w:proofErr w:type="gramStart"/>
       <w:r>
         <w:rPr>
-          <w:rFonts w:ascii="標楷體" w:eastAsia="標楷體" w:hAnsi="標楷體"/>
+          <w:rFonts w:ascii="DFKai-SB" w:eastAsia="DFKai-SB" w:hAnsi="DFKai-SB"/>
         </w:rPr>
         <w:t>•</w:t>
       </w:r>
       <w:proofErr w:type="gramEnd"/>
       <w:r>
         <w:rPr>
-          <w:rFonts w:ascii="標楷體" w:eastAsia="標楷體" w:hAnsi="標楷體"/>
+          <w:rFonts w:ascii="DFKai-SB" w:eastAsia="DFKai-SB" w:hAnsi="DFKai-SB"/>
         </w:rPr>
         <w:t xml:space="preserve"> 後端：Python、Flask 框架</w:t>
       </w:r>
@@ -803,14 +803,14 @@
       <w:proofErr w:type="gramStart"/>
       <w:r>
         <w:rPr>
-          <w:rFonts w:ascii="標楷體" w:eastAsia="標楷體" w:hAnsi="標楷體"/>
+          <w:rFonts w:ascii="DFKai-SB" w:eastAsia="DFKai-SB" w:hAnsi="DFKai-SB"/>
         </w:rPr>
         <w:t>•</w:t>
       </w:r>
       <w:proofErr w:type="gramEnd"/>
       <w:r>
         <w:rPr>
-          <w:rFonts w:ascii="標楷體" w:eastAsia="標楷體" w:hAnsi="標楷體"/>
+          <w:rFonts w:ascii="DFKai-SB" w:eastAsia="DFKai-SB" w:hAnsi="DFKai-SB"/>
         </w:rPr>
         <w:t xml:space="preserve"> 資料庫：SQLite</w:t>
       </w:r>
@@ -823,14 +823,14 @@
       <w:proofErr w:type="gramStart"/>
       <w:r>
         <w:rPr>
-          <w:rFonts w:ascii="標楷體" w:eastAsia="標楷體" w:hAnsi="標楷體"/>
+          <w:rFonts w:ascii="DFKai-SB" w:eastAsia="DFKai-SB" w:hAnsi="DFKai-SB"/>
         </w:rPr>
         <w:t>•</w:t>
       </w:r>
       <w:proofErr w:type="gramEnd"/>
       <w:r>
         <w:rPr>
-          <w:rFonts w:ascii="標楷體" w:eastAsia="標楷體" w:hAnsi="標楷體"/>
+          <w:rFonts w:ascii="DFKai-SB" w:eastAsia="DFKai-SB" w:hAnsi="DFKai-SB"/>
         </w:rPr>
         <w:t xml:space="preserve"> AI 模型：Google Gemini API（gemini-2.5-flash，影像辨識與 AI 對話）</w:t>
       </w:r>
@@ -843,14 +843,14 @@
       <w:proofErr w:type="gramStart"/>
       <w:r>
         <w:rPr>
-          <w:rFonts w:ascii="標楷體" w:eastAsia="標楷體" w:hAnsi="標楷體"/>
+          <w:rFonts w:ascii="DFKai-SB" w:eastAsia="DFKai-SB" w:hAnsi="DFKai-SB"/>
         </w:rPr>
         <w:t>•</w:t>
       </w:r>
       <w:proofErr w:type="gramEnd"/>
       <w:r>
         <w:rPr>
-          <w:rFonts w:ascii="標楷體" w:eastAsia="標楷體" w:hAnsi="標楷體"/>
+          <w:rFonts w:ascii="DFKai-SB" w:eastAsia="DFKai-SB" w:hAnsi="DFKai-SB"/>
         </w:rPr>
         <w:t xml:space="preserve"> 身份驗證：Firebase Authentication（Google 第三方登入）</w:t>
       </w:r>
@@ -861,7 +861,7 @@
       </w:pPr>
       <w:r>
         <w:rPr>
-          <w:rFonts w:ascii="標楷體" w:eastAsia="標楷體" w:hAnsi="標楷體"/>
+          <w:rFonts w:ascii="DFKai-SB" w:eastAsia="DFKai-SB" w:hAnsi="DFKai-SB"/>
           <w:b/>
           <w:sz w:val="26"/>
         </w:rPr>
@@ -876,14 +876,14 @@
       <w:proofErr w:type="gramStart"/>
       <w:r>
         <w:rPr>
-          <w:rFonts w:ascii="標楷體" w:eastAsia="標楷體" w:hAnsi="標楷體"/>
+          <w:rFonts w:ascii="DFKai-SB" w:eastAsia="DFKai-SB" w:hAnsi="DFKai-SB"/>
         </w:rPr>
         <w:t>•</w:t>
       </w:r>
       <w:proofErr w:type="gramEnd"/>
       <w:r>
         <w:rPr>
-          <w:rFonts w:ascii="標楷體" w:eastAsia="標楷體" w:hAnsi="標楷體"/>
+          <w:rFonts w:ascii="DFKai-SB" w:eastAsia="DFKai-SB" w:hAnsi="DFKai-SB"/>
         </w:rPr>
         <w:t xml:space="preserve"> 適用平台：Android 8.0 以上</w:t>
       </w:r>
@@ -896,14 +896,14 @@
       <w:proofErr w:type="gramStart"/>
       <w:r>
         <w:rPr>
-          <w:rFonts w:ascii="標楷體" w:eastAsia="標楷體" w:hAnsi="標楷體"/>
+          <w:rFonts w:ascii="DFKai-SB" w:eastAsia="DFKai-SB" w:hAnsi="DFKai-SB"/>
         </w:rPr>
         <w:t>•</w:t>
       </w:r>
       <w:proofErr w:type="gramEnd"/>
       <w:r>
         <w:rPr>
-          <w:rFonts w:ascii="標楷體" w:eastAsia="標楷體" w:hAnsi="標楷體"/>
+          <w:rFonts w:ascii="DFKai-SB" w:eastAsia="DFKai-SB" w:hAnsi="DFKai-SB"/>
         </w:rPr>
         <w:t xml:space="preserve"> 使用者設備：具備網路連線與相機功能的智慧型手機</w:t>
       </w:r>
@@ -916,14 +916,14 @@
       <w:proofErr w:type="gramStart"/>
       <w:r>
         <w:rPr>
-          <w:rFonts w:ascii="標楷體" w:eastAsia="標楷體" w:hAnsi="標楷體"/>
+          <w:rFonts w:ascii="DFKai-SB" w:eastAsia="DFKai-SB" w:hAnsi="DFKai-SB"/>
         </w:rPr>
         <w:t>•</w:t>
       </w:r>
       <w:proofErr w:type="gramEnd"/>
       <w:r>
         <w:rPr>
-          <w:rFonts w:ascii="標楷體" w:eastAsia="標楷體" w:hAnsi="標楷體"/>
+          <w:rFonts w:ascii="DFKai-SB" w:eastAsia="DFKai-SB" w:hAnsi="DFKai-SB"/>
         </w:rPr>
         <w:t xml:space="preserve"> 開發環境：Windows 10/11，建議 RAM 8GB 以上、SSD 50GB 以上可用空間</w:t>
       </w:r>
@@ -936,14 +936,14 @@
       <w:proofErr w:type="gramStart"/>
       <w:r>
         <w:rPr>
-          <w:rFonts w:ascii="標楷體" w:eastAsia="標楷體" w:hAnsi="標楷體"/>
+          <w:rFonts w:ascii="DFKai-SB" w:eastAsia="DFKai-SB" w:hAnsi="DFKai-SB"/>
         </w:rPr>
         <w:t>•</w:t>
       </w:r>
       <w:proofErr w:type="gramEnd"/>
       <w:r>
         <w:rPr>
-          <w:rFonts w:ascii="標楷體" w:eastAsia="標楷體" w:hAnsi="標楷體"/>
+          <w:rFonts w:ascii="DFKai-SB" w:eastAsia="DFKai-SB" w:hAnsi="DFKai-SB"/>
         </w:rPr>
         <w:t xml:space="preserve"> 資料安全：使用者密碼加密儲存，信用卡等敏感資料不保存於本系統</w:t>
       </w:r>
@@ -954,7 +954,7 @@
       </w:pPr>
       <w:r>
         <w:rPr>
-          <w:rFonts w:ascii="標楷體" w:eastAsia="標楷體" w:hAnsi="標楷體"/>
+          <w:rFonts w:ascii="DFKai-SB" w:eastAsia="DFKai-SB" w:hAnsi="DFKai-SB"/>
           <w:b/>
           <w:sz w:val="26"/>
         </w:rPr>
@@ -968,21 +968,21 @@
       </w:pPr>
       <w:r>
         <w:rPr>
-          <w:rFonts w:ascii="標楷體" w:eastAsia="標楷體" w:hAnsi="標楷體"/>
+          <w:rFonts w:ascii="DFKai-SB" w:eastAsia="DFKai-SB" w:hAnsi="DFKai-SB"/>
         </w:rPr>
         <w:t>Snap to Learn 結合拍照學習與 AI 對話兩大核心功能，讓使用者在日常生活中就能累積日文實力，不需要特別找時間</w:t>
       </w:r>
       <w:proofErr w:type="gramStart"/>
       <w:r>
         <w:rPr>
-          <w:rFonts w:ascii="標楷體" w:eastAsia="標楷體" w:hAnsi="標楷體"/>
+          <w:rFonts w:ascii="DFKai-SB" w:eastAsia="DFKai-SB" w:hAnsi="DFKai-SB"/>
         </w:rPr>
         <w:t>坐下來背單字</w:t>
       </w:r>
       <w:proofErr w:type="gramEnd"/>
       <w:r>
         <w:rPr>
-          <w:rFonts w:ascii="標楷體" w:eastAsia="標楷體" w:hAnsi="標楷體"/>
+          <w:rFonts w:ascii="DFKai-SB" w:eastAsia="DFKai-SB" w:hAnsi="DFKai-SB"/>
         </w:rPr>
         <w:t>。透過成就系統與學習小組，使用者也能在朋友的陪伴下持續學習，不容易半途而廢。這個專題讓我們從頭到尾完整做了一個包含前端、後端、資料庫與 AI 串接的系統，累積了許多實際的開發經驗。未來希望能持續改善 AI 辨識的準確度，並加入更多對話場景，讓系統變得更完整實用。</w:t>
       </w:r>
@@ -995,9 +995,6 @@
         <w:snapToGrid w:val="0"/>
         <w:spacing w:line="360" w:lineRule="auto"/>
         <w:ind w:left="482"/>
-        <w:rPr>
-          <w:rFonts w:hint="eastAsia"/>
-        </w:rPr>
       </w:pPr>
     </w:p>
     <w:sectPr>
@@ -1012,7 +1009,7 @@
 </file>
 
 <file path=word/endnotes.xml><?xml version="1.0" encoding="utf-8"?>
-<w:endnotes xmlns:wpc="http://schemas.microsoft.com/office/word/2010/wordprocessingCanvas" xmlns:cx="http://schemas.microsoft.com/office/drawing/2014/chartex" xmlns:cx1="http://schemas.microsoft.com/office/drawing/2015/9/8/chartex" xmlns:cx2="http://schemas.microsoft.com/office/drawing/2015/10/21/chartex" xmlns:cx3="http://schemas.microsoft.com/office/drawing/2016/5/9/chartex" xmlns:cx4="http://schemas.microsoft.com/office/drawing/2016/5/10/chartex" xmlns:cx5="http://schemas.microsoft.com/office/drawing/2016/5/11/chartex" xmlns:cx6="http://schemas.microsoft.com/office/drawing/2016/5/12/chartex" xmlns:cx7="http://schemas.microsoft.com/office/drawing/2016/5/13/chartex" xmlns:cx8="http://schemas.microsoft.com/office/drawing/2016/5/14/chartex" xmlns:mc="http://schemas.openxmlformats.org/markup-compatibility/2006" xmlns:aink="http://schemas.microsoft.com/office/drawing/2016/ink" xmlns:am3d="http://schemas.microsoft.com/office/drawing/2017/model3d" xmlns:o="urn:schemas-microsoft-com:office:office" xmlns:r="http://schemas.openxmlformats.org/officeDocument/2006/relationships" xmlns:m="http://schemas.openxmlformats.org/officeDocument/2006/math" xmlns:v="urn:schemas-microsoft-com:vml" xmlns:wp14="http://schemas.microsoft.com/office/word/2010/wordprocessingDrawing" xmlns:wp="http://schemas.openxmlformats.org/drawingml/2006/wordprocessingDrawing" xmlns:w10="urn:schemas-microsoft-com:office:word" xmlns:w="http://schemas.openxmlformats.org/wordprocessingml/2006/main" xmlns:w14="http://schemas.microsoft.com/office/word/2010/wordml" xmlns:w15="http://schemas.microsoft.com/office/word/2012/wordml" xmlns:w16cex="http://schemas.microsoft.com/office/word/2018/wordml/cex" xmlns:w16cid="http://schemas.microsoft.com/office/word/2016/wordml/cid" xmlns:w16="http://schemas.microsoft.com/office/word/2018/wordml" xmlns:w16sdtdh="http://schemas.microsoft.com/office/word/2020/wordml/sdtdatahash" xmlns:w16se="http://schemas.microsoft.com/office/word/2015/wordml/symex" xmlns:wpg="http://schemas.microsoft.com/office/word/2010/wordprocessingGroup" xmlns:wpi="http://schemas.microsoft.com/office/word/2010/wordprocessingInk" xmlns:wne="http://schemas.microsoft.com/office/word/2006/wordml" xmlns:wps="http://schemas.microsoft.com/office/word/2010/wordprocessingShape" mc:Ignorable="w14 w15 w16se w16cid w16 w16cex w16sdtdh wp14">
+<w:endnotes xmlns:wpc="http://schemas.microsoft.com/office/word/2010/wordprocessingCanvas" xmlns:cx="http://schemas.microsoft.com/office/drawing/2014/chartex" xmlns:cx1="http://schemas.microsoft.com/office/drawing/2015/9/8/chartex" xmlns:cx2="http://schemas.microsoft.com/office/drawing/2015/10/21/chartex" xmlns:cx3="http://schemas.microsoft.com/office/drawing/2016/5/9/chartex" xmlns:cx4="http://schemas.microsoft.com/office/drawing/2016/5/10/chartex" xmlns:cx5="http://schemas.microsoft.com/office/drawing/2016/5/11/chartex" xmlns:cx6="http://schemas.microsoft.com/office/drawing/2016/5/12/chartex" xmlns:cx7="http://schemas.microsoft.com/office/drawing/2016/5/13/chartex" xmlns:cx8="http://schemas.microsoft.com/office/drawing/2016/5/14/chartex" xmlns:mc="http://schemas.openxmlformats.org/markup-compatibility/2006" xmlns:aink="http://schemas.microsoft.com/office/drawing/2016/ink" xmlns:am3d="http://schemas.microsoft.com/office/drawing/2017/model3d" xmlns:o="urn:schemas-microsoft-com:office:office" xmlns:oel="http://schemas.microsoft.com/office/2019/extlst" xmlns:r="http://schemas.openxmlformats.org/officeDocument/2006/relationships" xmlns:m="http://schemas.openxmlformats.org/officeDocument/2006/math" xmlns:v="urn:schemas-microsoft-com:vml" xmlns:wp14="http://schemas.microsoft.com/office/word/2010/wordprocessingDrawing" xmlns:wp="http://schemas.openxmlformats.org/drawingml/2006/wordprocessingDrawing" xmlns:w10="urn:schemas-microsoft-com:office:word" xmlns:w="http://schemas.openxmlformats.org/wordprocessingml/2006/main" xmlns:w14="http://schemas.microsoft.com/office/word/2010/wordml" xmlns:w15="http://schemas.microsoft.com/office/word/2012/wordml" xmlns:w16cex="http://schemas.microsoft.com/office/word/2018/wordml/cex" xmlns:w16cid="http://schemas.microsoft.com/office/word/2016/wordml/cid" xmlns:w16="http://schemas.microsoft.com/office/word/2018/wordml" xmlns:w16du="http://schemas.microsoft.com/office/word/2023/wordml/word16du" xmlns:w16sdtdh="http://schemas.microsoft.com/office/word/2020/wordml/sdtdatahash" xmlns:w16sdtfl="http://schemas.microsoft.com/office/word/2024/wordml/sdtformatlock" xmlns:w16se="http://schemas.microsoft.com/office/word/2015/wordml/symex" xmlns:wpg="http://schemas.microsoft.com/office/word/2010/wordprocessingGroup" xmlns:wpi="http://schemas.microsoft.com/office/word/2010/wordprocessingInk" xmlns:wne="http://schemas.microsoft.com/office/word/2006/wordml" xmlns:wps="http://schemas.microsoft.com/office/word/2010/wordprocessingShape" mc:Ignorable="w14 w15 w16se w16cid w16 w16cex w16sdtdh w16sdtfl w16du wp14">
   <w:endnote w:type="separator" w:id="-1">
     <w:p>
       <w:r>
@@ -1031,7 +1028,7 @@
 </file>
 
 <file path=word/footer1.xml><?xml version="1.0" encoding="utf-8"?>
-<w:ftr xmlns:wpc="http://schemas.microsoft.com/office/word/2010/wordprocessingCanvas" xmlns:cx="http://schemas.microsoft.com/office/drawing/2014/chartex" xmlns:cx1="http://schemas.microsoft.com/office/drawing/2015/9/8/chartex" xmlns:cx2="http://schemas.microsoft.com/office/drawing/2015/10/21/chartex" xmlns:cx3="http://schemas.microsoft.com/office/drawing/2016/5/9/chartex" xmlns:cx4="http://schemas.microsoft.com/office/drawing/2016/5/10/chartex" xmlns:cx5="http://schemas.microsoft.com/office/drawing/2016/5/11/chartex" xmlns:cx6="http://schemas.microsoft.com/office/drawing/2016/5/12/chartex" xmlns:cx7="http://schemas.microsoft.com/office/drawing/2016/5/13/chartex" xmlns:cx8="http://schemas.microsoft.com/office/drawing/2016/5/14/chartex" xmlns:mc="http://schemas.openxmlformats.org/markup-compatibility/2006" xmlns:aink="http://schemas.microsoft.com/office/drawing/2016/ink" xmlns:am3d="http://schemas.microsoft.com/office/drawing/2017/model3d" xmlns:o="urn:schemas-microsoft-com:office:office" xmlns:r="http://schemas.openxmlformats.org/officeDocument/2006/relationships" xmlns:m="http://schemas.openxmlformats.org/officeDocument/2006/math" xmlns:v="urn:schemas-microsoft-com:vml" xmlns:wp14="http://schemas.microsoft.com/office/word/2010/wordprocessingDrawing" xmlns:wp="http://schemas.openxmlformats.org/drawingml/2006/wordprocessingDrawing" xmlns:w10="urn:schemas-microsoft-com:office:word" xmlns:w="http://schemas.openxmlformats.org/wordprocessingml/2006/main" xmlns:w14="http://schemas.microsoft.com/office/word/2010/wordml" xmlns:w15="http://schemas.microsoft.com/office/word/2012/wordml" xmlns:w16cex="http://schemas.microsoft.com/office/word/2018/wordml/cex" xmlns:w16cid="http://schemas.microsoft.com/office/word/2016/wordml/cid" xmlns:w16="http://schemas.microsoft.com/office/word/2018/wordml" xmlns:w16sdtdh="http://schemas.microsoft.com/office/word/2020/wordml/sdtdatahash" xmlns:w16se="http://schemas.microsoft.com/office/word/2015/wordml/symex" xmlns:wpg="http://schemas.microsoft.com/office/word/2010/wordprocessingGroup" xmlns:wpi="http://schemas.microsoft.com/office/word/2010/wordprocessingInk" xmlns:wne="http://schemas.microsoft.com/office/word/2006/wordml" xmlns:wps="http://schemas.microsoft.com/office/word/2010/wordprocessingShape" mc:Ignorable="w14 w15 w16se w16cid w16 w16cex w16sdtdh wp14">
+<w:ftr xmlns:wpc="http://schemas.microsoft.com/office/word/2010/wordprocessingCanvas" xmlns:cx="http://schemas.microsoft.com/office/drawing/2014/chartex" xmlns:cx1="http://schemas.microsoft.com/office/drawing/2015/9/8/chartex" xmlns:cx2="http://schemas.microsoft.com/office/drawing/2015/10/21/chartex" xmlns:cx3="http://schemas.microsoft.com/office/drawing/2016/5/9/chartex" xmlns:cx4="http://schemas.microsoft.com/office/drawing/2016/5/10/chartex" xmlns:cx5="http://schemas.microsoft.com/office/drawing/2016/5/11/chartex" xmlns:cx6="http://schemas.microsoft.com/office/drawing/2016/5/12/chartex" xmlns:cx7="http://schemas.microsoft.com/office/drawing/2016/5/13/chartex" xmlns:cx8="http://schemas.microsoft.com/office/drawing/2016/5/14/chartex" xmlns:mc="http://schemas.openxmlformats.org/markup-compatibility/2006" xmlns:aink="http://schemas.microsoft.com/office/drawing/2016/ink" xmlns:am3d="http://schemas.microsoft.com/office/drawing/2017/model3d" xmlns:o="urn:schemas-microsoft-com:office:office" xmlns:oel="http://schemas.microsoft.com/office/2019/extlst" xmlns:r="http://schemas.openxmlformats.org/officeDocument/2006/relationships" xmlns:m="http://schemas.openxmlformats.org/officeDocument/2006/math" xmlns:v="urn:schemas-microsoft-com:vml" xmlns:wp14="http://schemas.microsoft.com/office/word/2010/wordprocessingDrawing" xmlns:wp="http://schemas.openxmlformats.org/drawingml/2006/wordprocessingDrawing" xmlns:w10="urn:schemas-microsoft-com:office:word" xmlns:w="http://schemas.openxmlformats.org/wordprocessingml/2006/main" xmlns:w14="http://schemas.microsoft.com/office/word/2010/wordml" xmlns:w15="http://schemas.microsoft.com/office/word/2012/wordml" xmlns:w16cex="http://schemas.microsoft.com/office/word/2018/wordml/cex" xmlns:w16cid="http://schemas.microsoft.com/office/word/2016/wordml/cid" xmlns:w16="http://schemas.microsoft.com/office/word/2018/wordml" xmlns:w16du="http://schemas.microsoft.com/office/word/2023/wordml/word16du" xmlns:w16sdtdh="http://schemas.microsoft.com/office/word/2020/wordml/sdtdatahash" xmlns:w16sdtfl="http://schemas.microsoft.com/office/word/2024/wordml/sdtformatlock" xmlns:w16se="http://schemas.microsoft.com/office/word/2015/wordml/symex" xmlns:wpg="http://schemas.microsoft.com/office/word/2010/wordprocessingGroup" xmlns:wpi="http://schemas.microsoft.com/office/word/2010/wordprocessingInk" xmlns:wne="http://schemas.microsoft.com/office/word/2006/wordml" xmlns:wps="http://schemas.microsoft.com/office/word/2010/wordprocessingShape" mc:Ignorable="w14 w15 w16se w16cid w16 w16cex w16sdtdh w16sdtfl w16du wp14">
   <w:p>
     <w:pPr>
       <w:pStyle w:val="a5"/>
@@ -1090,7 +1087,7 @@
 </file>
 
 <file path=word/footnotes.xml><?xml version="1.0" encoding="utf-8"?>
-<w:footnotes xmlns:wpc="http://schemas.microsoft.com/office/word/2010/wordprocessingCanvas" xmlns:cx="http://schemas.microsoft.com/office/drawing/2014/chartex" xmlns:cx1="http://schemas.microsoft.com/office/drawing/2015/9/8/chartex" xmlns:cx2="http://schemas.microsoft.com/office/drawing/2015/10/21/chartex" xmlns:cx3="http://schemas.microsoft.com/office/drawing/2016/5/9/chartex" xmlns:cx4="http://schemas.microsoft.com/office/drawing/2016/5/10/chartex" xmlns:cx5="http://schemas.microsoft.com/office/drawing/2016/5/11/chartex" xmlns:cx6="http://schemas.microsoft.com/office/drawing/2016/5/12/chartex" xmlns:cx7="http://schemas.microsoft.com/office/drawing/2016/5/13/chartex" xmlns:cx8="http://schemas.microsoft.com/office/drawing/2016/5/14/chartex" xmlns:mc="http://schemas.openxmlformats.org/markup-compatibility/2006" xmlns:aink="http://schemas.microsoft.com/office/drawing/2016/ink" xmlns:am3d="http://schemas.microsoft.com/office/drawing/2017/model3d" xmlns:o="urn:schemas-microsoft-com:office:office" xmlns:r="http://schemas.openxmlformats.org/officeDocument/2006/relationships" xmlns:m="http://schemas.openxmlformats.org/officeDocument/2006/math" xmlns:v="urn:schemas-microsoft-com:vml" xmlns:wp14="http://schemas.microsoft.com/office/word/2010/wordprocessingDrawing" xmlns:wp="http://schemas.openxmlformats.org/drawingml/2006/wordprocessingDrawing" xmlns:w10="urn:schemas-microsoft-com:office:word" xmlns:w="http://schemas.openxmlformats.org/wordprocessingml/2006/main" xmlns:w14="http://schemas.microsoft.com/office/word/2010/wordml" xmlns:w15="http://schemas.microsoft.com/office/word/2012/wordml" xmlns:w16cex="http://schemas.microsoft.com/office/word/2018/wordml/cex" xmlns:w16cid="http://schemas.microsoft.com/office/word/2016/wordml/cid" xmlns:w16="http://schemas.microsoft.com/office/word/2018/wordml" xmlns:w16sdtdh="http://schemas.microsoft.com/office/word/2020/wordml/sdtdatahash" xmlns:w16se="http://schemas.microsoft.com/office/word/2015/wordml/symex" xmlns:wpg="http://schemas.microsoft.com/office/word/2010/wordprocessingGroup" xmlns:wpi="http://schemas.microsoft.com/office/word/2010/wordprocessingInk" xmlns:wne="http://schemas.microsoft.com/office/word/2006/wordml" xmlns:wps="http://schemas.microsoft.com/office/word/2010/wordprocessingShape" mc:Ignorable="w14 w15 w16se w16cid w16 w16cex w16sdtdh wp14">
+<w:footnotes xmlns:wpc="http://schemas.microsoft.com/office/word/2010/wordprocessingCanvas" xmlns:cx="http://schemas.microsoft.com/office/drawing/2014/chartex" xmlns:cx1="http://schemas.microsoft.com/office/drawing/2015/9/8/chartex" xmlns:cx2="http://schemas.microsoft.com/office/drawing/2015/10/21/chartex" xmlns:cx3="http://schemas.microsoft.com/office/drawing/2016/5/9/chartex" xmlns:cx4="http://schemas.microsoft.com/office/drawing/2016/5/10/chartex" xmlns:cx5="http://schemas.microsoft.com/office/drawing/2016/5/11/chartex" xmlns:cx6="http://schemas.microsoft.com/office/drawing/2016/5/12/chartex" xmlns:cx7="http://schemas.microsoft.com/office/drawing/2016/5/13/chartex" xmlns:cx8="http://schemas.microsoft.com/office/drawing/2016/5/14/chartex" xmlns:mc="http://schemas.openxmlformats.org/markup-compatibility/2006" xmlns:aink="http://schemas.microsoft.com/office/drawing/2016/ink" xmlns:am3d="http://schemas.microsoft.com/office/drawing/2017/model3d" xmlns:o="urn:schemas-microsoft-com:office:office" xmlns:oel="http://schemas.microsoft.com/office/2019/extlst" xmlns:r="http://schemas.openxmlformats.org/officeDocument/2006/relationships" xmlns:m="http://schemas.openxmlformats.org/officeDocument/2006/math" xmlns:v="urn:schemas-microsoft-com:vml" xmlns:wp14="http://schemas.microsoft.com/office/word/2010/wordprocessingDrawing" xmlns:wp="http://schemas.openxmlformats.org/drawingml/2006/wordprocessingDrawing" xmlns:w10="urn:schemas-microsoft-com:office:word" xmlns:w="http://schemas.openxmlformats.org/wordprocessingml/2006/main" xmlns:w14="http://schemas.microsoft.com/office/word/2010/wordml" xmlns:w15="http://schemas.microsoft.com/office/word/2012/wordml" xmlns:w16cex="http://schemas.microsoft.com/office/word/2018/wordml/cex" xmlns:w16cid="http://schemas.microsoft.com/office/word/2016/wordml/cid" xmlns:w16="http://schemas.microsoft.com/office/word/2018/wordml" xmlns:w16du="http://schemas.microsoft.com/office/word/2023/wordml/word16du" xmlns:w16sdtdh="http://schemas.microsoft.com/office/word/2020/wordml/sdtdatahash" xmlns:w16sdtfl="http://schemas.microsoft.com/office/word/2024/wordml/sdtformatlock" xmlns:w16se="http://schemas.microsoft.com/office/word/2015/wordml/symex" xmlns:wpg="http://schemas.microsoft.com/office/word/2010/wordprocessingGroup" xmlns:wpi="http://schemas.microsoft.com/office/word/2010/wordprocessingInk" xmlns:wne="http://schemas.microsoft.com/office/word/2006/wordml" xmlns:wps="http://schemas.microsoft.com/office/word/2010/wordprocessingShape" mc:Ignorable="w14 w15 w16se w16cid w16 w16cex w16sdtdh w16sdtfl w16du wp14">
   <w:footnote w:type="separator" w:id="-1">
     <w:p>
       <w:r>
@@ -1109,7 +1106,7 @@
 </file>
 
 <file path=word/numbering.xml><?xml version="1.0" encoding="utf-8"?>
-<w:numbering xmlns:wpc="http://schemas.microsoft.com/office/word/2010/wordprocessingCanvas" xmlns:cx="http://schemas.microsoft.com/office/drawing/2014/chartex" xmlns:cx1="http://schemas.microsoft.com/office/drawing/2015/9/8/chartex" xmlns:cx2="http://schemas.microsoft.com/office/drawing/2015/10/21/chartex" xmlns:cx3="http://schemas.microsoft.com/office/drawing/2016/5/9/chartex" xmlns:cx4="http://schemas.microsoft.com/office/drawing/2016/5/10/chartex" xmlns:cx5="http://schemas.microsoft.com/office/drawing/2016/5/11/chartex" xmlns:cx6="http://schemas.microsoft.com/office/drawing/2016/5/12/chartex" xmlns:cx7="http://schemas.microsoft.com/office/drawing/2016/5/13/chartex" xmlns:cx8="http://schemas.microsoft.com/office/drawing/2016/5/14/chartex" xmlns:mc="http://schemas.openxmlformats.org/markup-compatibility/2006" xmlns:aink="http://schemas.microsoft.com/office/drawing/2016/ink" xmlns:am3d="http://schemas.microsoft.com/office/drawing/2017/model3d" xmlns:o="urn:schemas-microsoft-com:office:office" xmlns:r="http://schemas.openxmlformats.org/officeDocument/2006/relationships" xmlns:m="http://schemas.openxmlformats.org/officeDocument/2006/math" xmlns:v="urn:schemas-microsoft-com:vml" xmlns:wp14="http://schemas.microsoft.com/office/word/2010/wordprocessingDrawing" xmlns:wp="http://schemas.openxmlformats.org/drawingml/2006/wordprocessingDrawing" xmlns:w10="urn:schemas-microsoft-com:office:word" xmlns:w="http://schemas.openxmlformats.org/wordprocessingml/2006/main" xmlns:w14="http://schemas.microsoft.com/office/word/2010/wordml" xmlns:w15="http://schemas.microsoft.com/office/word/2012/wordml" xmlns:w16cex="http://schemas.microsoft.com/office/word/2018/wordml/cex" xmlns:w16cid="http://schemas.microsoft.com/office/word/2016/wordml/cid" xmlns:w16="http://schemas.microsoft.com/office/word/2018/wordml" xmlns:w16sdtdh="http://schemas.microsoft.com/office/word/2020/wordml/sdtdatahash" xmlns:w16se="http://schemas.microsoft.com/office/word/2015/wordml/symex" xmlns:wpg="http://schemas.microsoft.com/office/word/2010/wordprocessingGroup" xmlns:wpi="http://schemas.microsoft.com/office/word/2010/wordprocessingInk" xmlns:wne="http://schemas.microsoft.com/office/word/2006/wordml" xmlns:wps="http://schemas.microsoft.com/office/word/2010/wordprocessingShape" mc:Ignorable="w14 w15 w16se w16cid w16 w16cex w16sdtdh wp14">
+<w:numbering xmlns:wpc="http://schemas.microsoft.com/office/word/2010/wordprocessingCanvas" xmlns:cx="http://schemas.microsoft.com/office/drawing/2014/chartex" xmlns:cx1="http://schemas.microsoft.com/office/drawing/2015/9/8/chartex" xmlns:cx2="http://schemas.microsoft.com/office/drawing/2015/10/21/chartex" xmlns:cx3="http://schemas.microsoft.com/office/drawing/2016/5/9/chartex" xmlns:cx4="http://schemas.microsoft.com/office/drawing/2016/5/10/chartex" xmlns:cx5="http://schemas.microsoft.com/office/drawing/2016/5/11/chartex" xmlns:cx6="http://schemas.microsoft.com/office/drawing/2016/5/12/chartex" xmlns:cx7="http://schemas.microsoft.com/office/drawing/2016/5/13/chartex" xmlns:cx8="http://schemas.microsoft.com/office/drawing/2016/5/14/chartex" xmlns:mc="http://schemas.openxmlformats.org/markup-compatibility/2006" xmlns:aink="http://schemas.microsoft.com/office/drawing/2016/ink" xmlns:am3d="http://schemas.microsoft.com/office/drawing/2017/model3d" xmlns:o="urn:schemas-microsoft-com:office:office" xmlns:oel="http://schemas.microsoft.com/office/2019/extlst" xmlns:r="http://schemas.openxmlformats.org/officeDocument/2006/relationships" xmlns:m="http://schemas.openxmlformats.org/officeDocument/2006/math" xmlns:v="urn:schemas-microsoft-com:vml" xmlns:wp14="http://schemas.microsoft.com/office/word/2010/wordprocessingDrawing" xmlns:wp="http://schemas.openxmlformats.org/drawingml/2006/wordprocessingDrawing" xmlns:w10="urn:schemas-microsoft-com:office:word" xmlns:w="http://schemas.openxmlformats.org/wordprocessingml/2006/main" xmlns:w14="http://schemas.microsoft.com/office/word/2010/wordml" xmlns:w15="http://schemas.microsoft.com/office/word/2012/wordml" xmlns:w16cex="http://schemas.microsoft.com/office/word/2018/wordml/cex" xmlns:w16cid="http://schemas.microsoft.com/office/word/2016/wordml/cid" xmlns:w16="http://schemas.microsoft.com/office/word/2018/wordml" xmlns:w16du="http://schemas.microsoft.com/office/word/2023/wordml/word16du" xmlns:w16sdtdh="http://schemas.microsoft.com/office/word/2020/wordml/sdtdatahash" xmlns:w16sdtfl="http://schemas.microsoft.com/office/word/2024/wordml/sdtformatlock" xmlns:w16se="http://schemas.microsoft.com/office/word/2015/wordml/symex" xmlns:wpg="http://schemas.microsoft.com/office/word/2010/wordprocessingGroup" xmlns:wpi="http://schemas.microsoft.com/office/word/2010/wordprocessingInk" xmlns:wne="http://schemas.microsoft.com/office/word/2006/wordml" xmlns:wps="http://schemas.microsoft.com/office/word/2010/wordprocessingShape" mc:Ignorable="w14 w15 w16se w16cid w16 w16cex w16sdtdh w16sdtfl w16du wp14">
   <w:abstractNum w:abstractNumId="0" w15:restartNumberingAfterBreak="0">
     <w:nsid w:val="38CE6309"/>
     <w:multiLevelType w:val="singleLevel"/>
@@ -1131,14 +1128,14 @@
       </w:rPr>
     </w:lvl>
   </w:abstractNum>
-  <w:num w:numId="1">
+  <w:num w:numId="1" w16cid:durableId="2022270039">
     <w:abstractNumId w:val="0"/>
   </w:num>
 </w:numbering>
 </file>
 
 <file path=word/styles.xml><?xml version="1.0" encoding="utf-8"?>
-<w:styles xmlns:mc="http://schemas.openxmlformats.org/markup-compatibility/2006" xmlns:r="http://schemas.openxmlformats.org/officeDocument/2006/relationships" xmlns:w="http://schemas.openxmlformats.org/wordprocessingml/2006/main" xmlns:w14="http://schemas.microsoft.com/office/word/2010/wordml" xmlns:w15="http://schemas.microsoft.com/office/word/2012/wordml" xmlns:w16cex="http://schemas.microsoft.com/office/word/2018/wordml/cex" xmlns:w16cid="http://schemas.microsoft.com/office/word/2016/wordml/cid" xmlns:w16="http://schemas.microsoft.com/office/word/2018/wordml" xmlns:w16sdtdh="http://schemas.microsoft.com/office/word/2020/wordml/sdtdatahash" xmlns:w16se="http://schemas.microsoft.com/office/word/2015/wordml/symex" mc:Ignorable="w14 w15 w16se w16cid w16 w16cex w16sdtdh">
+<w:styles xmlns:mc="http://schemas.openxmlformats.org/markup-compatibility/2006" xmlns:r="http://schemas.openxmlformats.org/officeDocument/2006/relationships" xmlns:w="http://schemas.openxmlformats.org/wordprocessingml/2006/main" xmlns:w14="http://schemas.microsoft.com/office/word/2010/wordml" xmlns:w15="http://schemas.microsoft.com/office/word/2012/wordml" xmlns:w16cex="http://schemas.microsoft.com/office/word/2018/wordml/cex" xmlns:w16cid="http://schemas.microsoft.com/office/word/2016/wordml/cid" xmlns:w16="http://schemas.microsoft.com/office/word/2018/wordml" xmlns:w16du="http://schemas.microsoft.com/office/word/2023/wordml/word16du" xmlns:w16sdtdh="http://schemas.microsoft.com/office/word/2020/wordml/sdtdatahash" xmlns:w16sdtfl="http://schemas.microsoft.com/office/word/2024/wordml/sdtformatlock" xmlns:w16se="http://schemas.microsoft.com/office/word/2015/wordml/symex" mc:Ignorable="w14 w15 w16se w16cid w16 w16cex w16sdtdh w16sdtfl w16du">
   <w:docDefaults>
     <w:rPrDefault>
       <w:rPr>
@@ -1537,7 +1534,7 @@
       <w:widowControl w:val="0"/>
     </w:pPr>
     <w:rPr>
-      <w:rFonts w:ascii="Times New Roman" w:eastAsia="新細明體" w:hAnsi="Times New Roman" w:cs="Times New Roman"/>
+      <w:rFonts w:ascii="Times New Roman" w:eastAsia="PMingLiU" w:hAnsi="Times New Roman" w:cs="Times New Roman"/>
       <w:szCs w:val="24"/>
     </w:rPr>
   </w:style>
@@ -1634,7 +1631,7 @@
     <w:link w:val="a8"/>
     <w:rsid w:val="00E90E16"/>
     <w:rPr>
-      <w:rFonts w:ascii="細明體" w:eastAsia="細明體" w:hAnsi="Courier New" w:hint="eastAsia"/>
+      <w:rFonts w:ascii="MingLiU" w:eastAsia="MingLiU" w:hAnsi="Courier New" w:hint="eastAsia"/>
     </w:rPr>
   </w:style>
   <w:style w:type="character" w:customStyle="1" w:styleId="a8">
@@ -1643,7 +1640,7 @@
     <w:link w:val="a7"/>
     <w:rsid w:val="00E90E16"/>
     <w:rPr>
-      <w:rFonts w:ascii="細明體" w:eastAsia="細明體" w:hAnsi="Courier New" w:cs="Times New Roman"/>
+      <w:rFonts w:ascii="MingLiU" w:eastAsia="MingLiU" w:hAnsi="Courier New" w:cs="Times New Roman"/>
       <w:szCs w:val="24"/>
     </w:rPr>
   </w:style>

--- a/系統文件/五專第 115502 組-snap to learn-系統簡介.docx
+++ b/系統文件/五專第 115502 組-snap to learn-系統簡介.docx
@@ -1,18 +1,18 @@
 
 <file path=word/document.xml><?xml version="1.0" encoding="utf-8"?>
-<w:document xmlns:wpc="http://schemas.microsoft.com/office/word/2010/wordprocessingCanvas" xmlns:cx="http://schemas.microsoft.com/office/drawing/2014/chartex" xmlns:cx1="http://schemas.microsoft.com/office/drawing/2015/9/8/chartex" xmlns:cx2="http://schemas.microsoft.com/office/drawing/2015/10/21/chartex" xmlns:cx3="http://schemas.microsoft.com/office/drawing/2016/5/9/chartex" xmlns:cx4="http://schemas.microsoft.com/office/drawing/2016/5/10/chartex" xmlns:cx5="http://schemas.microsoft.com/office/drawing/2016/5/11/chartex" xmlns:cx6="http://schemas.microsoft.com/office/drawing/2016/5/12/chartex" xmlns:cx7="http://schemas.microsoft.com/office/drawing/2016/5/13/chartex" xmlns:cx8="http://schemas.microsoft.com/office/drawing/2016/5/14/chartex" xmlns:mc="http://schemas.openxmlformats.org/markup-compatibility/2006" xmlns:aink="http://schemas.microsoft.com/office/drawing/2016/ink" xmlns:am3d="http://schemas.microsoft.com/office/drawing/2017/model3d" xmlns:o="urn:schemas-microsoft-com:office:office" xmlns:oel="http://schemas.microsoft.com/office/2019/extlst" xmlns:r="http://schemas.openxmlformats.org/officeDocument/2006/relationships" xmlns:m="http://schemas.openxmlformats.org/officeDocument/2006/math" xmlns:v="urn:schemas-microsoft-com:vml" xmlns:wp14="http://schemas.microsoft.com/office/word/2010/wordprocessingDrawing" xmlns:wp="http://schemas.openxmlformats.org/drawingml/2006/wordprocessingDrawing" xmlns:w10="urn:schemas-microsoft-com:office:word" xmlns:w="http://schemas.openxmlformats.org/wordprocessingml/2006/main" xmlns:w14="http://schemas.microsoft.com/office/word/2010/wordml" xmlns:w15="http://schemas.microsoft.com/office/word/2012/wordml" xmlns:w16cex="http://schemas.microsoft.com/office/word/2018/wordml/cex" xmlns:w16cid="http://schemas.microsoft.com/office/word/2016/wordml/cid" xmlns:w16="http://schemas.microsoft.com/office/word/2018/wordml" xmlns:w16du="http://schemas.microsoft.com/office/word/2023/wordml/word16du" xmlns:w16sdtdh="http://schemas.microsoft.com/office/word/2020/wordml/sdtdatahash" xmlns:w16sdtfl="http://schemas.microsoft.com/office/word/2024/wordml/sdtformatlock" xmlns:w16se="http://schemas.microsoft.com/office/word/2015/wordml/symex" xmlns:wpg="http://schemas.microsoft.com/office/word/2010/wordprocessingGroup" xmlns:wpi="http://schemas.microsoft.com/office/word/2010/wordprocessingInk" xmlns:wne="http://schemas.microsoft.com/office/word/2006/wordml" xmlns:wps="http://schemas.microsoft.com/office/word/2010/wordprocessingShape" mc:Ignorable="w14 w15 w16se w16cid w16 w16cex w16sdtdh w16sdtfl w16du wp14">
+<w:document xmlns:wpc="http://schemas.microsoft.com/office/word/2010/wordprocessingCanvas" xmlns:cx="http://schemas.microsoft.com/office/drawing/2014/chartex" xmlns:cx1="http://schemas.microsoft.com/office/drawing/2015/9/8/chartex" xmlns:cx2="http://schemas.microsoft.com/office/drawing/2015/10/21/chartex" xmlns:cx3="http://schemas.microsoft.com/office/drawing/2016/5/9/chartex" xmlns:cx4="http://schemas.microsoft.com/office/drawing/2016/5/10/chartex" xmlns:cx5="http://schemas.microsoft.com/office/drawing/2016/5/11/chartex" xmlns:cx6="http://schemas.microsoft.com/office/drawing/2016/5/12/chartex" xmlns:cx7="http://schemas.microsoft.com/office/drawing/2016/5/13/chartex" xmlns:cx8="http://schemas.microsoft.com/office/drawing/2016/5/14/chartex" xmlns:mc="http://schemas.openxmlformats.org/markup-compatibility/2006" xmlns:aink="http://schemas.microsoft.com/office/drawing/2016/ink" xmlns:am3d="http://schemas.microsoft.com/office/drawing/2017/model3d" xmlns:o="urn:schemas-microsoft-com:office:office" xmlns:oel="http://schemas.microsoft.com/office/2019/extlst" xmlns:r="http://schemas.openxmlformats.org/officeDocument/2006/relationships" xmlns:m="http://schemas.openxmlformats.org/officeDocument/2006/math" xmlns:v="urn:schemas-microsoft-com:vml" xmlns:wp14="http://schemas.microsoft.com/office/word/2010/wordprocessingDrawing" xmlns:wp="http://schemas.openxmlformats.org/drawingml/2006/wordprocessingDrawing" xmlns:w10="urn:schemas-microsoft-com:office:word" xmlns:w="http://schemas.openxmlformats.org/wordprocessingml/2006/main" xmlns:w14="http://schemas.microsoft.com/office/word/2010/wordml" xmlns:w15="http://schemas.microsoft.com/office/word/2012/wordml" xmlns:w16cex="http://schemas.microsoft.com/office/word/2018/wordml/cex" xmlns:w16cid="http://schemas.microsoft.com/office/word/2016/wordml/cid" xmlns:w16="http://schemas.microsoft.com/office/word/2018/wordml" xmlns:w16sdtdh="http://schemas.microsoft.com/office/word/2020/wordml/sdtdatahash" xmlns:w16se="http://schemas.microsoft.com/office/word/2015/wordml/symex" xmlns:wpg="http://schemas.microsoft.com/office/word/2010/wordprocessingGroup" xmlns:wpi="http://schemas.microsoft.com/office/word/2010/wordprocessingInk" xmlns:wne="http://schemas.microsoft.com/office/word/2006/wordml" xmlns:wps="http://schemas.microsoft.com/office/word/2010/wordprocessingShape" mc:Ignorable="w14 w15 w16se w16cid w16 w16cex w16sdtdh wp14">
   <w:body>
     <w:p>
       <w:pPr>
         <w:rPr>
-          <w:rFonts w:ascii="Microsoft JhengHei" w:eastAsia="Microsoft JhengHei" w:hAnsi="Microsoft JhengHei"/>
+          <w:rFonts w:eastAsia="標楷體"/>
           <w:shd w:val="clear" w:color="auto" w:fill="FFF2CC"/>
         </w:rPr>
       </w:pPr>
       <w:bookmarkStart w:id="0" w:name="_Hlk231264806"/>
       <w:r>
         <w:rPr>
-          <w:rFonts w:ascii="Microsoft JhengHei" w:eastAsia="Microsoft JhengHei" w:hAnsi="Microsoft JhengHei" w:hint="eastAsia"/>
+          <w:rFonts w:eastAsia="標楷體" w:hint="eastAsia"/>
           <w:sz w:val="32"/>
           <w:szCs w:val="32"/>
         </w:rPr>
@@ -29,55 +29,55 @@
         <w:snapToGrid w:val="0"/>
         <w:jc w:val="both"/>
         <w:rPr>
-          <w:rFonts w:ascii="Times New Roman" w:eastAsia="DFKai-SB" w:hAnsi="Times New Roman" w:hint="default"/>
-          <w:sz w:val="28"/>
-        </w:rPr>
-      </w:pPr>
-      <w:r>
-        <w:rPr>
-          <w:rFonts w:ascii="Times New Roman" w:eastAsia="DFKai-SB" w:hAnsi="Times New Roman"/>
+          <w:rFonts w:ascii="Times New Roman" w:eastAsia="標楷體" w:hAnsi="Times New Roman" w:hint="default"/>
+          <w:sz w:val="28"/>
+        </w:rPr>
+      </w:pPr>
+      <w:r>
+        <w:rPr>
+          <w:rFonts w:ascii="Times New Roman" w:eastAsia="標楷體" w:hAnsi="Times New Roman"/>
           <w:sz w:val="28"/>
         </w:rPr>
         <w:t>組</w:t>
       </w:r>
       <w:r>
         <w:rPr>
-          <w:rFonts w:ascii="Times New Roman" w:eastAsia="DFKai-SB" w:hAnsi="Times New Roman"/>
+          <w:rFonts w:ascii="Times New Roman" w:eastAsia="標楷體" w:hAnsi="Times New Roman"/>
           <w:sz w:val="28"/>
         </w:rPr>
         <w:t xml:space="preserve">    </w:t>
       </w:r>
       <w:r>
         <w:rPr>
-          <w:rFonts w:ascii="Times New Roman" w:eastAsia="DFKai-SB" w:hAnsi="Times New Roman"/>
+          <w:rFonts w:ascii="Times New Roman" w:eastAsia="標楷體" w:hAnsi="Times New Roman"/>
           <w:sz w:val="28"/>
         </w:rPr>
         <w:t>別：第</w:t>
       </w:r>
       <w:r>
         <w:rPr>
-          <w:rFonts w:ascii="Times New Roman" w:eastAsia="DFKai-SB" w:hAnsi="Times New Roman"/>
+          <w:rFonts w:ascii="Times New Roman" w:eastAsia="標楷體" w:hAnsi="Times New Roman"/>
           <w:sz w:val="28"/>
         </w:rPr>
         <w:t xml:space="preserve"> 11550</w:t>
       </w:r>
       <w:r>
         <w:rPr>
-          <w:rFonts w:ascii="Times New Roman" w:eastAsia="DFKai-SB" w:hAnsi="Times New Roman"/>
+          <w:rFonts w:ascii="Times New Roman" w:eastAsia="標楷體" w:hAnsi="Times New Roman"/>
           <w:sz w:val="28"/>
         </w:rPr>
         <w:t>2</w:t>
       </w:r>
       <w:r>
         <w:rPr>
-          <w:rFonts w:ascii="Times New Roman" w:eastAsia="DFKai-SB" w:hAnsi="Times New Roman"/>
+          <w:rFonts w:ascii="Times New Roman" w:eastAsia="標楷體" w:hAnsi="Times New Roman"/>
           <w:sz w:val="28"/>
         </w:rPr>
         <w:t xml:space="preserve"> </w:t>
       </w:r>
       <w:r>
         <w:rPr>
-          <w:rFonts w:ascii="Times New Roman" w:eastAsia="DFKai-SB" w:hAnsi="Times New Roman"/>
+          <w:rFonts w:ascii="Times New Roman" w:eastAsia="標楷體" w:hAnsi="Times New Roman"/>
           <w:sz w:val="28"/>
         </w:rPr>
         <w:t>組</w:t>
@@ -93,27 +93,27 @@
         <w:snapToGrid w:val="0"/>
         <w:jc w:val="both"/>
         <w:rPr>
-          <w:rFonts w:ascii="Times New Roman" w:eastAsia="DFKai-SB" w:hAnsi="Times New Roman" w:hint="default"/>
-          <w:sz w:val="28"/>
-        </w:rPr>
-      </w:pPr>
-      <w:r>
-        <w:rPr>
-          <w:rFonts w:ascii="Times New Roman" w:eastAsia="DFKai-SB" w:hAnsi="Times New Roman"/>
+          <w:rFonts w:ascii="Times New Roman" w:eastAsia="標楷體" w:hAnsi="Times New Roman" w:hint="default"/>
+          <w:sz w:val="28"/>
+        </w:rPr>
+      </w:pPr>
+      <w:r>
+        <w:rPr>
+          <w:rFonts w:ascii="Times New Roman" w:eastAsia="標楷體" w:hAnsi="Times New Roman"/>
           <w:sz w:val="28"/>
         </w:rPr>
         <w:t>專題名稱：</w:t>
       </w:r>
       <w:r>
         <w:rPr>
-          <w:rFonts w:ascii="Times New Roman" w:eastAsia="DFKai-SB" w:hAnsi="Times New Roman"/>
+          <w:rFonts w:ascii="Times New Roman" w:eastAsia="標楷體" w:hAnsi="Times New Roman"/>
           <w:sz w:val="28"/>
         </w:rPr>
         <w:t>Sn</w:t>
       </w:r>
       <w:r>
         <w:rPr>
-          <w:rFonts w:ascii="Times New Roman" w:eastAsia="DFKai-SB" w:hAnsi="Times New Roman" w:hint="default"/>
+          <w:rFonts w:ascii="Times New Roman" w:eastAsia="標楷體" w:hAnsi="Times New Roman" w:hint="default"/>
           <w:sz w:val="28"/>
         </w:rPr>
         <w:t>ap to Learn</w:t>
@@ -129,20 +129,20 @@
         <w:snapToGrid w:val="0"/>
         <w:jc w:val="both"/>
         <w:rPr>
-          <w:rFonts w:ascii="Times New Roman" w:eastAsia="DFKai-SB" w:hAnsi="Times New Roman" w:hint="default"/>
-          <w:sz w:val="28"/>
-        </w:rPr>
-      </w:pPr>
-      <w:r>
-        <w:rPr>
-          <w:rFonts w:ascii="Times New Roman" w:eastAsia="DFKai-SB" w:hAnsi="Times New Roman"/>
+          <w:rFonts w:ascii="Times New Roman" w:eastAsia="標楷體" w:hAnsi="Times New Roman" w:hint="default"/>
+          <w:sz w:val="28"/>
+        </w:rPr>
+      </w:pPr>
+      <w:r>
+        <w:rPr>
+          <w:rFonts w:ascii="Times New Roman" w:eastAsia="標楷體" w:hAnsi="Times New Roman"/>
           <w:sz w:val="28"/>
         </w:rPr>
         <w:t>指導教師：</w:t>
       </w:r>
       <w:r>
         <w:rPr>
-          <w:rFonts w:ascii="Times New Roman" w:eastAsia="DFKai-SB" w:hAnsi="Times New Roman"/>
+          <w:rFonts w:ascii="Times New Roman" w:eastAsia="標楷體" w:hAnsi="Times New Roman"/>
           <w:sz w:val="28"/>
         </w:rPr>
         <w:t>林育志老師</w:t>
@@ -158,69 +158,69 @@
         <w:snapToGrid w:val="0"/>
         <w:jc w:val="both"/>
         <w:rPr>
-          <w:rFonts w:ascii="Times New Roman" w:eastAsia="DFKai-SB" w:hAnsi="Times New Roman" w:hint="default"/>
-          <w:sz w:val="28"/>
-        </w:rPr>
-      </w:pPr>
-      <w:r>
-        <w:rPr>
-          <w:rFonts w:ascii="Times New Roman" w:eastAsia="DFKai-SB" w:hAnsi="Times New Roman"/>
+          <w:rFonts w:ascii="Times New Roman" w:eastAsia="標楷體" w:hAnsi="Times New Roman" w:hint="default"/>
+          <w:sz w:val="28"/>
+        </w:rPr>
+      </w:pPr>
+      <w:r>
+        <w:rPr>
+          <w:rFonts w:ascii="Times New Roman" w:eastAsia="標楷體" w:hAnsi="Times New Roman"/>
           <w:sz w:val="28"/>
         </w:rPr>
         <w:t>專題學生：</w:t>
       </w:r>
       <w:r>
         <w:rPr>
-          <w:rFonts w:ascii="Times New Roman" w:eastAsia="DFKai-SB" w:hAnsi="Times New Roman"/>
+          <w:rFonts w:ascii="Times New Roman" w:eastAsia="標楷體" w:hAnsi="Times New Roman"/>
           <w:sz w:val="28"/>
         </w:rPr>
         <w:t xml:space="preserve">11156002 </w:t>
       </w:r>
       <w:r>
         <w:rPr>
-          <w:rFonts w:ascii="Times New Roman" w:eastAsia="DFKai-SB" w:hAnsi="Times New Roman"/>
+          <w:rFonts w:ascii="Times New Roman" w:eastAsia="標楷體" w:hAnsi="Times New Roman"/>
           <w:sz w:val="28"/>
         </w:rPr>
         <w:t>彭婧奕、</w:t>
       </w:r>
       <w:r>
         <w:rPr>
-          <w:rFonts w:ascii="Times New Roman" w:eastAsia="DFKai-SB" w:hAnsi="Times New Roman"/>
+          <w:rFonts w:ascii="Times New Roman" w:eastAsia="標楷體" w:hAnsi="Times New Roman"/>
           <w:sz w:val="28"/>
         </w:rPr>
         <w:t>1</w:t>
       </w:r>
       <w:r>
         <w:rPr>
-          <w:rFonts w:ascii="Times New Roman" w:eastAsia="DFKai-SB" w:hAnsi="Times New Roman" w:hint="default"/>
+          <w:rFonts w:ascii="Times New Roman" w:eastAsia="標楷體" w:hAnsi="Times New Roman" w:hint="default"/>
           <w:sz w:val="28"/>
         </w:rPr>
         <w:t>1156006</w:t>
       </w:r>
       <w:r>
         <w:rPr>
-          <w:rFonts w:ascii="Times New Roman" w:eastAsia="DFKai-SB" w:hAnsi="Times New Roman"/>
+          <w:rFonts w:ascii="Times New Roman" w:eastAsia="標楷體" w:hAnsi="Times New Roman"/>
           <w:sz w:val="28"/>
         </w:rPr>
         <w:t>丁泳瑄、</w:t>
       </w:r>
       <w:r>
         <w:rPr>
-          <w:rFonts w:ascii="Times New Roman" w:eastAsia="DFKai-SB" w:hAnsi="Times New Roman"/>
+          <w:rFonts w:ascii="Times New Roman" w:eastAsia="標楷體" w:hAnsi="Times New Roman"/>
           <w:sz w:val="28"/>
         </w:rPr>
         <w:t>1</w:t>
       </w:r>
       <w:r>
         <w:rPr>
-          <w:rFonts w:ascii="Times New Roman" w:eastAsia="DFKai-SB" w:hAnsi="Times New Roman" w:hint="default"/>
+          <w:rFonts w:ascii="Times New Roman" w:eastAsia="標楷體" w:hAnsi="Times New Roman" w:hint="default"/>
           <w:sz w:val="28"/>
         </w:rPr>
         <w:t>1156015</w:t>
       </w:r>
       <w:r>
         <w:rPr>
-          <w:rFonts w:ascii="Times New Roman" w:eastAsia="DFKai-SB" w:hAnsi="Times New Roman"/>
+          <w:rFonts w:ascii="Times New Roman" w:eastAsia="標楷體" w:hAnsi="Times New Roman"/>
           <w:sz w:val="28"/>
         </w:rPr>
         <w:t>蘇品</w:t>
@@ -228,7 +228,7 @@
       <w:proofErr w:type="gramStart"/>
       <w:r>
         <w:rPr>
-          <w:rFonts w:ascii="Times New Roman" w:eastAsia="DFKai-SB" w:hAnsi="Times New Roman"/>
+          <w:rFonts w:ascii="Times New Roman" w:eastAsia="標楷體" w:hAnsi="Times New Roman"/>
           <w:sz w:val="28"/>
         </w:rPr>
         <w:t>璇</w:t>
@@ -236,49 +236,49 @@
       <w:proofErr w:type="gramEnd"/>
       <w:r>
         <w:rPr>
-          <w:rFonts w:ascii="Times New Roman" w:eastAsia="DFKai-SB" w:hAnsi="Times New Roman"/>
+          <w:rFonts w:ascii="Times New Roman" w:eastAsia="標楷體" w:hAnsi="Times New Roman"/>
           <w:sz w:val="28"/>
         </w:rPr>
         <w:t>、</w:t>
       </w:r>
       <w:r>
         <w:rPr>
-          <w:rFonts w:ascii="Times New Roman" w:eastAsia="DFKai-SB" w:hAnsi="Times New Roman"/>
+          <w:rFonts w:ascii="Times New Roman" w:eastAsia="標楷體" w:hAnsi="Times New Roman"/>
           <w:sz w:val="28"/>
         </w:rPr>
         <w:t>1</w:t>
       </w:r>
       <w:r>
         <w:rPr>
-          <w:rFonts w:ascii="Times New Roman" w:eastAsia="DFKai-SB" w:hAnsi="Times New Roman" w:hint="default"/>
+          <w:rFonts w:ascii="Times New Roman" w:eastAsia="標楷體" w:hAnsi="Times New Roman" w:hint="default"/>
           <w:sz w:val="28"/>
         </w:rPr>
         <w:t>1156039</w:t>
       </w:r>
       <w:r>
         <w:rPr>
-          <w:rFonts w:ascii="Times New Roman" w:eastAsia="DFKai-SB" w:hAnsi="Times New Roman"/>
+          <w:rFonts w:ascii="Times New Roman" w:eastAsia="標楷體" w:hAnsi="Times New Roman"/>
           <w:sz w:val="28"/>
         </w:rPr>
         <w:t>廖唯岑、</w:t>
       </w:r>
       <w:r>
         <w:rPr>
-          <w:rFonts w:ascii="Times New Roman" w:eastAsia="DFKai-SB" w:hAnsi="Times New Roman"/>
+          <w:rFonts w:ascii="Times New Roman" w:eastAsia="標楷體" w:hAnsi="Times New Roman"/>
           <w:sz w:val="28"/>
         </w:rPr>
         <w:t>1</w:t>
       </w:r>
       <w:r>
         <w:rPr>
-          <w:rFonts w:ascii="Times New Roman" w:eastAsia="DFKai-SB" w:hAnsi="Times New Roman" w:hint="default"/>
+          <w:rFonts w:ascii="Times New Roman" w:eastAsia="標楷體" w:hAnsi="Times New Roman" w:hint="default"/>
           <w:sz w:val="28"/>
         </w:rPr>
         <w:t>1156047</w:t>
       </w:r>
       <w:r>
         <w:rPr>
-          <w:rFonts w:ascii="Times New Roman" w:eastAsia="DFKai-SB" w:hAnsi="Times New Roman"/>
+          <w:rFonts w:ascii="Times New Roman" w:eastAsia="標楷體" w:hAnsi="Times New Roman"/>
           <w:sz w:val="28"/>
         </w:rPr>
         <w:t>施品妤</w:t>
@@ -299,14 +299,14 @@
         <w:spacing w:line="360" w:lineRule="auto"/>
         <w:ind w:left="482" w:hanging="482"/>
         <w:rPr>
-          <w:rFonts w:eastAsia="DFKai-SB"/>
-          <w:b/>
-          <w:sz w:val="28"/>
-        </w:rPr>
-      </w:pPr>
-      <w:r>
-        <w:rPr>
-          <w:rFonts w:eastAsia="DFKai-SB" w:hint="eastAsia"/>
+          <w:rFonts w:eastAsia="標楷體"/>
+          <w:b/>
+          <w:sz w:val="28"/>
+        </w:rPr>
+      </w:pPr>
+      <w:r>
+        <w:rPr>
+          <w:rFonts w:eastAsia="標楷體" w:hint="eastAsia"/>
           <w:b/>
           <w:sz w:val="28"/>
         </w:rPr>
@@ -317,21 +317,51 @@
       <w:pPr>
         <w:spacing w:before="60" w:after="60" w:line="400" w:lineRule="exact"/>
         <w:ind w:firstLine="482"/>
-      </w:pPr>
-      <w:r>
-        <w:rPr>
-          <w:rFonts w:ascii="DFKai-SB" w:eastAsia="DFKai-SB" w:hAnsi="DFKai-SB"/>
-        </w:rPr>
-        <w:t>近年來日本文化在台灣相當受歡迎，越來越多人想要學習日語。然而傳統的學習方式大多依賴課本和背單字，和真實生活脫節，導致學習效果有限、容易放棄。本系統以「生活即教材」為出發點，讓使用者用手機拍下生活中的日文，透過 AI 即時辨識並學習相關單字；同時提供 AI 情境對話練習，幫助使用者在沒有壓力的環境下練習日文。</w:t>
+        <w:rPr>
+          <w:rFonts w:eastAsia="標楷體"/>
+        </w:rPr>
+      </w:pPr>
+      <w:r>
+        <w:rPr>
+          <w:rFonts w:eastAsia="標楷體"/>
+        </w:rPr>
+        <w:t>近年來日本文化在台灣相當受歡迎，越來越多人想要學習日語。然而傳統的學習方式大多依賴課本和背單字，和真實生活脫節，導致學習效果有限、容易放棄。本系統以「生活即教材」為出發點，讓使用者用手機拍下生活中的日文，透過</w:t>
+      </w:r>
+      <w:r>
+        <w:rPr>
+          <w:rFonts w:eastAsia="標楷體"/>
+        </w:rPr>
+        <w:t xml:space="preserve"> AI </w:t>
+      </w:r>
+      <w:r>
+        <w:rPr>
+          <w:rFonts w:eastAsia="標楷體"/>
+        </w:rPr>
+        <w:t>即時辨識並學習相關單字；同時提供</w:t>
+      </w:r>
+      <w:r>
+        <w:rPr>
+          <w:rFonts w:eastAsia="標楷體"/>
+        </w:rPr>
+        <w:t xml:space="preserve"> AI </w:t>
+      </w:r>
+      <w:r>
+        <w:rPr>
+          <w:rFonts w:eastAsia="標楷體"/>
+        </w:rPr>
+        <w:t>情境對話練習，幫助使用者在沒有壓力的環境下練習日文。</w:t>
       </w:r>
     </w:p>
     <w:p>
       <w:pPr>
         <w:spacing w:before="160" w:after="60"/>
-      </w:pPr>
-      <w:r>
-        <w:rPr>
-          <w:rFonts w:ascii="DFKai-SB" w:eastAsia="DFKai-SB" w:hAnsi="DFKai-SB"/>
+        <w:rPr>
+          <w:rFonts w:eastAsia="標楷體"/>
+        </w:rPr>
+      </w:pPr>
+      <w:r>
+        <w:rPr>
+          <w:rFonts w:eastAsia="標楷體"/>
           <w:b/>
           <w:sz w:val="26"/>
         </w:rPr>
@@ -342,32 +372,54 @@
       <w:pPr>
         <w:spacing w:before="40" w:after="40" w:line="400" w:lineRule="exact"/>
         <w:ind w:left="340" w:hanging="340"/>
+        <w:rPr>
+          <w:rFonts w:eastAsia="標楷體"/>
+        </w:rPr>
       </w:pPr>
       <w:bookmarkStart w:id="1" w:name="_Hlk231264845"/>
       <w:r>
         <w:rPr>
-          <w:rFonts w:ascii="DFKai-SB" w:eastAsia="DFKai-SB" w:hAnsi="DFKai-SB"/>
-          <w:b/>
-        </w:rPr>
-        <w:t>1. 拍照學習：</w:t>
-      </w:r>
-      <w:r>
-        <w:rPr>
-          <w:rFonts w:ascii="DFKai-SB" w:eastAsia="DFKai-SB" w:hAnsi="DFKai-SB"/>
-        </w:rPr>
-        <w:t>透過 Google Gemini AI 辨識場景圖片，自動生成日文單字、假名與分級例句，實現「</w:t>
+          <w:rFonts w:eastAsia="標楷體"/>
+          <w:b/>
+        </w:rPr>
+        <w:t xml:space="preserve">1. </w:t>
+      </w:r>
+      <w:r>
+        <w:rPr>
+          <w:rFonts w:eastAsia="標楷體"/>
+          <w:b/>
+        </w:rPr>
+        <w:t>拍照學習：</w:t>
+      </w:r>
+      <w:r>
+        <w:rPr>
+          <w:rFonts w:eastAsia="標楷體"/>
+        </w:rPr>
+        <w:t>透過</w:t>
+      </w:r>
+      <w:r>
+        <w:rPr>
+          <w:rFonts w:eastAsia="標楷體"/>
+        </w:rPr>
+        <w:t xml:space="preserve"> Google Gemini AI </w:t>
+      </w:r>
+      <w:r>
+        <w:rPr>
+          <w:rFonts w:eastAsia="標楷體"/>
+        </w:rPr>
+        <w:t>辨識場景圖片，自動生成日文單字、假名與分級例句，實現「</w:t>
       </w:r>
       <w:proofErr w:type="gramStart"/>
       <w:r>
         <w:rPr>
-          <w:rFonts w:ascii="DFKai-SB" w:eastAsia="DFKai-SB" w:hAnsi="DFKai-SB"/>
+          <w:rFonts w:eastAsia="標楷體"/>
         </w:rPr>
         <w:t>即拍即</w:t>
       </w:r>
       <w:proofErr w:type="gramEnd"/>
       <w:r>
         <w:rPr>
-          <w:rFonts w:ascii="DFKai-SB" w:eastAsia="DFKai-SB" w:hAnsi="DFKai-SB"/>
+          <w:rFonts w:eastAsia="標楷體"/>
         </w:rPr>
         <w:t>學」</w:t>
       </w:r>
@@ -376,57 +428,113 @@
       <w:pPr>
         <w:spacing w:before="40" w:after="40" w:line="400" w:lineRule="exact"/>
         <w:ind w:left="340" w:hanging="340"/>
-      </w:pPr>
-      <w:r>
-        <w:rPr>
-          <w:rFonts w:ascii="DFKai-SB" w:eastAsia="DFKai-SB" w:hAnsi="DFKai-SB"/>
-          <w:b/>
-        </w:rPr>
-        <w:t>2. AI 情境對話：</w:t>
-      </w:r>
-      <w:r>
-        <w:rPr>
-          <w:rFonts w:ascii="DFKai-SB" w:eastAsia="DFKai-SB" w:hAnsi="DFKai-SB"/>
-        </w:rPr>
-        <w:t>提供 AI 家教與角色扮演模式，選擇場景與 AI 進行日文對話，即時獲得糾正與建議</w:t>
+        <w:rPr>
+          <w:rFonts w:eastAsia="標楷體"/>
+        </w:rPr>
+      </w:pPr>
+      <w:r>
+        <w:rPr>
+          <w:rFonts w:eastAsia="標楷體"/>
+          <w:b/>
+        </w:rPr>
+        <w:t xml:space="preserve">2. AI </w:t>
+      </w:r>
+      <w:r>
+        <w:rPr>
+          <w:rFonts w:eastAsia="標楷體"/>
+          <w:b/>
+        </w:rPr>
+        <w:t>情境對話：</w:t>
+      </w:r>
+      <w:r>
+        <w:rPr>
+          <w:rFonts w:eastAsia="標楷體"/>
+        </w:rPr>
+        <w:t>提供</w:t>
+      </w:r>
+      <w:r>
+        <w:rPr>
+          <w:rFonts w:eastAsia="標楷體"/>
+        </w:rPr>
+        <w:t xml:space="preserve"> AI </w:t>
+      </w:r>
+      <w:r>
+        <w:rPr>
+          <w:rFonts w:eastAsia="標楷體"/>
+        </w:rPr>
+        <w:t>家教與角色扮演模式，選擇場景與</w:t>
+      </w:r>
+      <w:r>
+        <w:rPr>
+          <w:rFonts w:eastAsia="標楷體"/>
+        </w:rPr>
+        <w:t xml:space="preserve"> AI </w:t>
+      </w:r>
+      <w:r>
+        <w:rPr>
+          <w:rFonts w:eastAsia="標楷體"/>
+        </w:rPr>
+        <w:t>進行日文對話，即時獲得糾正與建議</w:t>
       </w:r>
     </w:p>
     <w:p>
       <w:pPr>
         <w:spacing w:before="40" w:after="40" w:line="400" w:lineRule="exact"/>
         <w:ind w:left="340" w:hanging="340"/>
-      </w:pPr>
-      <w:r>
-        <w:rPr>
-          <w:rFonts w:ascii="DFKai-SB" w:eastAsia="DFKai-SB" w:hAnsi="DFKai-SB"/>
-          <w:b/>
-        </w:rPr>
-        <w:t>3. 單字收藏管理：</w:t>
-      </w:r>
-      <w:r>
-        <w:rPr>
-          <w:rFonts w:ascii="DFKai-SB" w:eastAsia="DFKai-SB" w:hAnsi="DFKai-SB"/>
-        </w:rPr>
-        <w:t xml:space="preserve">支援單字收藏、自訂資料夾分類與搜尋，預設上限 50 </w:t>
+        <w:rPr>
+          <w:rFonts w:eastAsia="標楷體"/>
+        </w:rPr>
+      </w:pPr>
+      <w:r>
+        <w:rPr>
+          <w:rFonts w:eastAsia="標楷體"/>
+          <w:b/>
+        </w:rPr>
+        <w:t xml:space="preserve">3. </w:t>
+      </w:r>
+      <w:r>
+        <w:rPr>
+          <w:rFonts w:eastAsia="標楷體"/>
+          <w:b/>
+        </w:rPr>
+        <w:t>單字收藏管理：</w:t>
+      </w:r>
+      <w:r>
+        <w:rPr>
+          <w:rFonts w:eastAsia="標楷體"/>
+        </w:rPr>
+        <w:t>支援單字收藏、自訂資料夾分類與搜尋，預設上限</w:t>
+      </w:r>
+      <w:r>
+        <w:rPr>
+          <w:rFonts w:eastAsia="標楷體"/>
+        </w:rPr>
+        <w:t xml:space="preserve"> 50 </w:t>
       </w:r>
       <w:proofErr w:type="gramStart"/>
       <w:r>
         <w:rPr>
-          <w:rFonts w:ascii="DFKai-SB" w:eastAsia="DFKai-SB" w:hAnsi="DFKai-SB"/>
+          <w:rFonts w:eastAsia="標楷體"/>
         </w:rPr>
         <w:t>個</w:t>
       </w:r>
       <w:proofErr w:type="gramEnd"/>
       <w:r>
         <w:rPr>
-          <w:rFonts w:ascii="DFKai-SB" w:eastAsia="DFKai-SB" w:hAnsi="DFKai-SB"/>
-        </w:rPr>
-        <w:t xml:space="preserve">，可透過點數擴充至 1,000 </w:t>
+          <w:rFonts w:eastAsia="標楷體"/>
+        </w:rPr>
+        <w:t>，可透過點數擴充至</w:t>
+      </w:r>
+      <w:r>
+        <w:rPr>
+          <w:rFonts w:eastAsia="標楷體"/>
+        </w:rPr>
+        <w:t xml:space="preserve"> 1,000 </w:t>
       </w:r>
       <w:proofErr w:type="gramStart"/>
       <w:r>
         <w:rPr>
-          <w:rFonts w:ascii="DFKai-SB" w:eastAsia="DFKai-SB" w:hAnsi="DFKai-SB"/>
+          <w:rFonts w:eastAsia="標楷體"/>
         </w:rPr>
         <w:t>個</w:t>
       </w:r>
@@ -436,17 +544,27 @@
       <w:pPr>
         <w:spacing w:before="40" w:after="40" w:line="400" w:lineRule="exact"/>
         <w:ind w:left="340" w:hanging="340"/>
-      </w:pPr>
-      <w:r>
-        <w:rPr>
-          <w:rFonts w:ascii="DFKai-SB" w:eastAsia="DFKai-SB" w:hAnsi="DFKai-SB"/>
-          <w:b/>
-        </w:rPr>
-        <w:t>4. 個人學習中心：</w:t>
-      </w:r>
-      <w:r>
-        <w:rPr>
-          <w:rFonts w:ascii="DFKai-SB" w:eastAsia="DFKai-SB" w:hAnsi="DFKai-SB"/>
+        <w:rPr>
+          <w:rFonts w:eastAsia="標楷體"/>
+        </w:rPr>
+      </w:pPr>
+      <w:r>
+        <w:rPr>
+          <w:rFonts w:eastAsia="標楷體"/>
+          <w:b/>
+        </w:rPr>
+        <w:t xml:space="preserve">4. </w:t>
+      </w:r>
+      <w:r>
+        <w:rPr>
+          <w:rFonts w:eastAsia="標楷體"/>
+          <w:b/>
+        </w:rPr>
+        <w:t>個人學習中心：</w:t>
+      </w:r>
+      <w:r>
+        <w:rPr>
+          <w:rFonts w:eastAsia="標楷體"/>
         </w:rPr>
         <w:t>顯示成就徽章，根據學習行為（連續登入、累積拍照等）自動解鎖徽章</w:t>
       </w:r>
@@ -455,17 +573,27 @@
       <w:pPr>
         <w:spacing w:before="40" w:after="40" w:line="400" w:lineRule="exact"/>
         <w:ind w:left="340" w:hanging="340"/>
-      </w:pPr>
-      <w:r>
-        <w:rPr>
-          <w:rFonts w:ascii="DFKai-SB" w:eastAsia="DFKai-SB" w:hAnsi="DFKai-SB"/>
-          <w:b/>
-        </w:rPr>
-        <w:t>5. 社群互動與學習小組：</w:t>
-      </w:r>
-      <w:r>
-        <w:rPr>
-          <w:rFonts w:ascii="DFKai-SB" w:eastAsia="DFKai-SB" w:hAnsi="DFKai-SB"/>
+        <w:rPr>
+          <w:rFonts w:eastAsia="標楷體"/>
+        </w:rPr>
+      </w:pPr>
+      <w:r>
+        <w:rPr>
+          <w:rFonts w:eastAsia="標楷體"/>
+          <w:b/>
+        </w:rPr>
+        <w:t xml:space="preserve">5. </w:t>
+      </w:r>
+      <w:r>
+        <w:rPr>
+          <w:rFonts w:eastAsia="標楷體"/>
+          <w:b/>
+        </w:rPr>
+        <w:t>社群互動與學習小組：</w:t>
+      </w:r>
+      <w:r>
+        <w:rPr>
+          <w:rFonts w:eastAsia="標楷體"/>
         </w:rPr>
         <w:t>好友系統與學習小組功能，設定共同目標並追蹤進度，每週自動結算並發放點數獎勵</w:t>
       </w:r>
@@ -474,36 +602,92 @@
       <w:pPr>
         <w:spacing w:before="40" w:after="40" w:line="400" w:lineRule="exact"/>
         <w:ind w:left="340" w:hanging="340"/>
-      </w:pPr>
-      <w:r>
-        <w:rPr>
-          <w:rFonts w:ascii="DFKai-SB" w:eastAsia="DFKai-SB" w:hAnsi="DFKai-SB"/>
-          <w:b/>
-        </w:rPr>
-        <w:t>6. 訂閱與點數系統：</w:t>
-      </w:r>
-      <w:r>
-        <w:rPr>
-          <w:rFonts w:ascii="DFKai-SB" w:eastAsia="DFKai-SB" w:hAnsi="DFKai-SB"/>
-        </w:rPr>
-        <w:t>Freemium 模式，提供免費版、月訂閱（NT$149）及年訂閱（NT$1,290），支援信用卡與 Google Pay</w:t>
+        <w:rPr>
+          <w:rFonts w:eastAsia="標楷體"/>
+        </w:rPr>
+      </w:pPr>
+      <w:r>
+        <w:rPr>
+          <w:rFonts w:eastAsia="標楷體"/>
+          <w:b/>
+        </w:rPr>
+        <w:t xml:space="preserve">6. </w:t>
+      </w:r>
+      <w:r>
+        <w:rPr>
+          <w:rFonts w:eastAsia="標楷體"/>
+          <w:b/>
+        </w:rPr>
+        <w:t>訂閱與點數系統：</w:t>
+      </w:r>
+      <w:r>
+        <w:rPr>
+          <w:rFonts w:eastAsia="標楷體"/>
+        </w:rPr>
+        <w:t xml:space="preserve">Freemium </w:t>
+      </w:r>
+      <w:r>
+        <w:rPr>
+          <w:rFonts w:eastAsia="標楷體"/>
+        </w:rPr>
+        <w:t>模式，提供免費版、月訂閱（</w:t>
+      </w:r>
+      <w:r>
+        <w:rPr>
+          <w:rFonts w:eastAsia="標楷體"/>
+        </w:rPr>
+        <w:t>NT$149</w:t>
+      </w:r>
+      <w:r>
+        <w:rPr>
+          <w:rFonts w:eastAsia="標楷體"/>
+        </w:rPr>
+        <w:t>）及年訂閱（</w:t>
+      </w:r>
+      <w:r>
+        <w:rPr>
+          <w:rFonts w:eastAsia="標楷體"/>
+        </w:rPr>
+        <w:t>NT$1,290</w:t>
+      </w:r>
+      <w:r>
+        <w:rPr>
+          <w:rFonts w:eastAsia="標楷體"/>
+        </w:rPr>
+        <w:t>），支援信用卡與</w:t>
+      </w:r>
+      <w:r>
+        <w:rPr>
+          <w:rFonts w:eastAsia="標楷體"/>
+        </w:rPr>
+        <w:t xml:space="preserve"> Google Pay</w:t>
       </w:r>
     </w:p>
     <w:p>
       <w:pPr>
         <w:spacing w:before="40" w:after="40" w:line="400" w:lineRule="exact"/>
         <w:ind w:left="340" w:hanging="340"/>
-      </w:pPr>
-      <w:r>
-        <w:rPr>
-          <w:rFonts w:ascii="DFKai-SB" w:eastAsia="DFKai-SB" w:hAnsi="DFKai-SB"/>
-          <w:b/>
-        </w:rPr>
-        <w:t>7. 管理者後台：</w:t>
-      </w:r>
-      <w:r>
-        <w:rPr>
-          <w:rFonts w:ascii="DFKai-SB" w:eastAsia="DFKai-SB" w:hAnsi="DFKai-SB"/>
+        <w:rPr>
+          <w:rFonts w:eastAsia="標楷體"/>
+        </w:rPr>
+      </w:pPr>
+      <w:r>
+        <w:rPr>
+          <w:rFonts w:eastAsia="標楷體"/>
+          <w:b/>
+        </w:rPr>
+        <w:t xml:space="preserve">7. </w:t>
+      </w:r>
+      <w:r>
+        <w:rPr>
+          <w:rFonts w:eastAsia="標楷體"/>
+          <w:b/>
+        </w:rPr>
+        <w:t>管理者後台：</w:t>
+      </w:r>
+      <w:r>
+        <w:rPr>
+          <w:rFonts w:eastAsia="標楷體"/>
         </w:rPr>
         <w:t>提供使用者管理、點數方案、訂閱查看、單字管理、題目管理及意見回饋回覆等功能</w:t>
       </w:r>
@@ -512,10 +696,13 @@
     <w:p>
       <w:pPr>
         <w:spacing w:before="160" w:after="60"/>
-      </w:pPr>
-      <w:r>
-        <w:rPr>
-          <w:rFonts w:ascii="DFKai-SB" w:eastAsia="DFKai-SB" w:hAnsi="DFKai-SB"/>
+        <w:rPr>
+          <w:rFonts w:eastAsia="標楷體"/>
+        </w:rPr>
+      </w:pPr>
+      <w:r>
+        <w:rPr>
+          <w:rFonts w:eastAsia="標楷體"/>
           <w:b/>
           <w:sz w:val="26"/>
         </w:rPr>
@@ -526,79 +713,148 @@
       <w:pPr>
         <w:spacing w:before="40" w:after="40" w:line="400" w:lineRule="exact"/>
         <w:ind w:left="340" w:hanging="340"/>
+        <w:rPr>
+          <w:rFonts w:eastAsia="標楷體"/>
+        </w:rPr>
       </w:pPr>
       <w:bookmarkStart w:id="2" w:name="_Hlk231264890"/>
       <w:r>
         <w:rPr>
-          <w:rFonts w:ascii="DFKai-SB" w:eastAsia="DFKai-SB" w:hAnsi="DFKai-SB"/>
+          <w:rFonts w:eastAsia="標楷體"/>
         </w:rPr>
         <w:t xml:space="preserve">1. </w:t>
       </w:r>
       <w:r>
         <w:rPr>
-          <w:rFonts w:ascii="DFKai-SB" w:eastAsia="DFKai-SB" w:hAnsi="DFKai-SB" w:hint="eastAsia"/>
-        </w:rPr>
-        <w:t>希望透過 AI 文字對話練習日語表達，尋找低壓力練習環境的初至高階日語自學者</w:t>
+          <w:rFonts w:eastAsia="標楷體" w:hint="eastAsia"/>
+        </w:rPr>
+        <w:t>希望透過</w:t>
+      </w:r>
+      <w:r>
+        <w:rPr>
+          <w:rFonts w:eastAsia="標楷體" w:hint="eastAsia"/>
+        </w:rPr>
+        <w:t xml:space="preserve"> AI </w:t>
+      </w:r>
+      <w:r>
+        <w:rPr>
+          <w:rFonts w:eastAsia="標楷體" w:hint="eastAsia"/>
+        </w:rPr>
+        <w:t>文字對話練習日語表達，尋找低壓力練習環境的初至高階日語自學者</w:t>
       </w:r>
     </w:p>
     <w:p>
       <w:pPr>
         <w:spacing w:before="40" w:after="40" w:line="400" w:lineRule="exact"/>
         <w:ind w:left="340" w:hanging="340"/>
-      </w:pPr>
-      <w:r>
-        <w:rPr>
-          <w:rFonts w:ascii="DFKai-SB" w:eastAsia="DFKai-SB" w:hAnsi="DFKai-SB"/>
-        </w:rPr>
-        <w:t>2. 計畫前往日本旅遊，需要行前快速累積實用會話能力並進行場景模擬的旅客</w:t>
+        <w:rPr>
+          <w:rFonts w:eastAsia="標楷體"/>
+        </w:rPr>
+      </w:pPr>
+      <w:r>
+        <w:rPr>
+          <w:rFonts w:eastAsia="標楷體"/>
+        </w:rPr>
+        <w:t xml:space="preserve">2. </w:t>
+      </w:r>
+      <w:r>
+        <w:rPr>
+          <w:rFonts w:eastAsia="標楷體"/>
+        </w:rPr>
+        <w:t>計畫前往日本旅遊，需要行前快速累積實用會話能力並進行場景模擬的旅客</w:t>
       </w:r>
     </w:p>
     <w:p>
       <w:pPr>
         <w:spacing w:before="40" w:after="40" w:line="400" w:lineRule="exact"/>
         <w:ind w:left="340" w:hanging="340"/>
-      </w:pPr>
-      <w:r>
-        <w:rPr>
-          <w:rFonts w:ascii="DFKai-SB" w:eastAsia="DFKai-SB" w:hAnsi="DFKai-SB"/>
-        </w:rPr>
-        <w:t>3. 熱愛</w:t>
+        <w:rPr>
+          <w:rFonts w:eastAsia="標楷體"/>
+        </w:rPr>
+      </w:pPr>
+      <w:r>
+        <w:rPr>
+          <w:rFonts w:eastAsia="標楷體"/>
+        </w:rPr>
+        <w:t xml:space="preserve">3. </w:t>
+      </w:r>
+      <w:r>
+        <w:rPr>
+          <w:rFonts w:eastAsia="標楷體"/>
+        </w:rPr>
+        <w:t>熱愛</w:t>
       </w:r>
       <w:proofErr w:type="gramStart"/>
       <w:r>
         <w:rPr>
-          <w:rFonts w:ascii="DFKai-SB" w:eastAsia="DFKai-SB" w:hAnsi="DFKai-SB"/>
+          <w:rFonts w:eastAsia="標楷體"/>
         </w:rPr>
         <w:t>日本動漫</w:t>
       </w:r>
       <w:proofErr w:type="gramEnd"/>
       <w:r>
         <w:rPr>
-          <w:rFonts w:ascii="DFKai-SB" w:eastAsia="DFKai-SB" w:hAnsi="DFKai-SB"/>
-        </w:rPr>
-        <w:t>、影視或音樂，希望理解原文內容並透過 AI 角色扮演練習的 ACG 愛好者</w:t>
+          <w:rFonts w:eastAsia="標楷體"/>
+        </w:rPr>
+        <w:t>、影視或音樂，希望理解原文內容並透過</w:t>
+      </w:r>
+      <w:r>
+        <w:rPr>
+          <w:rFonts w:eastAsia="標楷體"/>
+        </w:rPr>
+        <w:t xml:space="preserve"> AI </w:t>
+      </w:r>
+      <w:r>
+        <w:rPr>
+          <w:rFonts w:eastAsia="標楷體"/>
+        </w:rPr>
+        <w:t>角色扮演練習的</w:t>
+      </w:r>
+      <w:r>
+        <w:rPr>
+          <w:rFonts w:eastAsia="標楷體"/>
+        </w:rPr>
+        <w:t xml:space="preserve"> ACG </w:t>
+      </w:r>
+      <w:r>
+        <w:rPr>
+          <w:rFonts w:eastAsia="標楷體"/>
+        </w:rPr>
+        <w:t>愛好者</w:t>
       </w:r>
     </w:p>
     <w:p>
       <w:pPr>
         <w:spacing w:before="40" w:after="40" w:line="400" w:lineRule="exact"/>
         <w:ind w:left="340" w:hanging="340"/>
-      </w:pPr>
-      <w:r>
-        <w:rPr>
-          <w:rFonts w:ascii="DFKai-SB" w:eastAsia="DFKai-SB" w:hAnsi="DFKai-SB"/>
-        </w:rPr>
-        <w:t>4. 偏好從生活環境中學習，習慣透過拍照將身邊事物即時轉化為個人學習教材的使用者</w:t>
+        <w:rPr>
+          <w:rFonts w:eastAsia="標楷體"/>
+        </w:rPr>
+      </w:pPr>
+      <w:r>
+        <w:rPr>
+          <w:rFonts w:eastAsia="標楷體"/>
+        </w:rPr>
+        <w:t xml:space="preserve">4. </w:t>
+      </w:r>
+      <w:r>
+        <w:rPr>
+          <w:rFonts w:eastAsia="標楷體"/>
+        </w:rPr>
+        <w:t>偏好從生活環境中學習，習慣透過拍照將身邊事物即時轉化為個人學習教材的使用者</w:t>
       </w:r>
     </w:p>
     <w:bookmarkEnd w:id="2"/>
     <w:p>
       <w:pPr>
         <w:spacing w:before="160" w:after="60"/>
-      </w:pPr>
-      <w:r>
-        <w:rPr>
-          <w:rFonts w:ascii="DFKai-SB" w:eastAsia="DFKai-SB" w:hAnsi="DFKai-SB"/>
+        <w:rPr>
+          <w:rFonts w:eastAsia="標楷體"/>
+        </w:rPr>
+      </w:pPr>
+      <w:r>
+        <w:rPr>
+          <w:rFonts w:eastAsia="標楷體"/>
           <w:b/>
           <w:sz w:val="26"/>
         </w:rPr>
@@ -609,10 +865,13 @@
       <w:pPr>
         <w:spacing w:before="40" w:after="40" w:line="400" w:lineRule="exact"/>
         <w:ind w:left="340" w:hanging="340"/>
-      </w:pPr>
-      <w:r>
-        <w:rPr>
-          <w:rFonts w:ascii="DFKai-SB" w:eastAsia="DFKai-SB" w:hAnsi="DFKai-SB"/>
+        <w:rPr>
+          <w:rFonts w:eastAsia="標楷體"/>
+        </w:rPr>
+      </w:pPr>
+      <w:r>
+        <w:rPr>
+          <w:rFonts w:eastAsia="標楷體"/>
           <w:b/>
         </w:rPr>
         <w:t xml:space="preserve">1. </w:t>
@@ -620,7 +879,7 @@
       <w:proofErr w:type="gramStart"/>
       <w:r>
         <w:rPr>
-          <w:rFonts w:ascii="DFKai-SB" w:eastAsia="DFKai-SB" w:hAnsi="DFKai-SB"/>
+          <w:rFonts w:eastAsia="標楷體"/>
           <w:b/>
         </w:rPr>
         <w:t>即拍即</w:t>
@@ -628,39 +887,73 @@
       <w:proofErr w:type="gramEnd"/>
       <w:r>
         <w:rPr>
-          <w:rFonts w:ascii="DFKai-SB" w:eastAsia="DFKai-SB" w:hAnsi="DFKai-SB"/>
+          <w:rFonts w:eastAsia="標楷體"/>
           <w:b/>
         </w:rPr>
         <w:t>學：</w:t>
       </w:r>
       <w:r>
         <w:rPr>
-          <w:rFonts w:ascii="DFKai-SB" w:eastAsia="DFKai-SB" w:hAnsi="DFKai-SB"/>
-        </w:rPr>
-        <w:t>用手機拍下生活中的日文場景，AI 自動辨識並生成單字與例句，隨時隨地都能學</w:t>
+          <w:rFonts w:eastAsia="標楷體"/>
+        </w:rPr>
+        <w:t>用手機拍下生活中的日文場景，</w:t>
+      </w:r>
+      <w:r>
+        <w:rPr>
+          <w:rFonts w:eastAsia="標楷體"/>
+        </w:rPr>
+        <w:t xml:space="preserve">AI </w:t>
+      </w:r>
+      <w:r>
+        <w:rPr>
+          <w:rFonts w:eastAsia="標楷體"/>
+        </w:rPr>
+        <w:t>自動辨識並生成單字與例句，隨時隨地都能學</w:t>
       </w:r>
     </w:p>
     <w:p>
       <w:pPr>
         <w:spacing w:before="40" w:after="40" w:line="400" w:lineRule="exact"/>
         <w:ind w:left="340" w:hanging="340"/>
-      </w:pPr>
-      <w:r>
-        <w:rPr>
-          <w:rFonts w:ascii="DFKai-SB" w:eastAsia="DFKai-SB" w:hAnsi="DFKai-SB"/>
-          <w:b/>
-        </w:rPr>
-        <w:t>2. AI 對話練習：</w:t>
-      </w:r>
-      <w:r>
-        <w:rPr>
-          <w:rFonts w:ascii="DFKai-SB" w:eastAsia="DFKai-SB" w:hAnsi="DFKai-SB"/>
-        </w:rPr>
-        <w:t>提供多種情境讓使用者和 AI 用日文對話，每次回覆都會給出文法建議，練習沒</w:t>
-      </w:r>
-      <w:r>
-        <w:rPr>
-          <w:rFonts w:ascii="DFKai-SB" w:eastAsia="DFKai-SB" w:hAnsi="DFKai-SB"/>
+        <w:rPr>
+          <w:rFonts w:eastAsia="標楷體"/>
+        </w:rPr>
+      </w:pPr>
+      <w:r>
+        <w:rPr>
+          <w:rFonts w:eastAsia="標楷體"/>
+          <w:b/>
+        </w:rPr>
+        <w:t xml:space="preserve">2. AI </w:t>
+      </w:r>
+      <w:r>
+        <w:rPr>
+          <w:rFonts w:eastAsia="標楷體"/>
+          <w:b/>
+        </w:rPr>
+        <w:t>對話練習：</w:t>
+      </w:r>
+      <w:r>
+        <w:rPr>
+          <w:rFonts w:eastAsia="標楷體"/>
+        </w:rPr>
+        <w:t>提供多種情境讓使用者和</w:t>
+      </w:r>
+      <w:r>
+        <w:rPr>
+          <w:rFonts w:eastAsia="標楷體"/>
+        </w:rPr>
+        <w:t xml:space="preserve"> AI </w:t>
+      </w:r>
+      <w:r>
+        <w:rPr>
+          <w:rFonts w:eastAsia="標楷體"/>
+        </w:rPr>
+        <w:t>用日文對話，每次回覆都會給出文法建議，練習沒</w:t>
+      </w:r>
+      <w:r>
+        <w:rPr>
+          <w:rFonts w:eastAsia="標楷體"/>
         </w:rPr>
         <w:lastRenderedPageBreak/>
         <w:t>有壓力</w:t>
@@ -670,17 +963,27 @@
       <w:pPr>
         <w:spacing w:before="40" w:after="40" w:line="400" w:lineRule="exact"/>
         <w:ind w:left="340" w:hanging="340"/>
-      </w:pPr>
-      <w:r>
-        <w:rPr>
-          <w:rFonts w:ascii="DFKai-SB" w:eastAsia="DFKai-SB" w:hAnsi="DFKai-SB"/>
-          <w:b/>
-        </w:rPr>
-        <w:t>3. 成就系統與學習獎勵：</w:t>
-      </w:r>
-      <w:r>
-        <w:rPr>
-          <w:rFonts w:ascii="DFKai-SB" w:eastAsia="DFKai-SB" w:hAnsi="DFKai-SB"/>
+        <w:rPr>
+          <w:rFonts w:eastAsia="標楷體"/>
+        </w:rPr>
+      </w:pPr>
+      <w:r>
+        <w:rPr>
+          <w:rFonts w:eastAsia="標楷體"/>
+          <w:b/>
+        </w:rPr>
+        <w:t xml:space="preserve">3. </w:t>
+      </w:r>
+      <w:r>
+        <w:rPr>
+          <w:rFonts w:eastAsia="標楷體"/>
+          <w:b/>
+        </w:rPr>
+        <w:t>成就系統與學習獎勵：</w:t>
+      </w:r>
+      <w:r>
+        <w:rPr>
+          <w:rFonts w:eastAsia="標楷體"/>
         </w:rPr>
         <w:t>根據連續登入天數、累積拍照次數等行為自動解鎖成就徽章，讓學習更有成就感</w:t>
       </w:r>
@@ -689,17 +992,27 @@
       <w:pPr>
         <w:spacing w:before="40" w:after="40" w:line="400" w:lineRule="exact"/>
         <w:ind w:left="340" w:hanging="340"/>
-      </w:pPr>
-      <w:r>
-        <w:rPr>
-          <w:rFonts w:ascii="DFKai-SB" w:eastAsia="DFKai-SB" w:hAnsi="DFKai-SB"/>
-          <w:b/>
-        </w:rPr>
-        <w:t>4. 好友與學習小組：</w:t>
-      </w:r>
-      <w:r>
-        <w:rPr>
-          <w:rFonts w:ascii="DFKai-SB" w:eastAsia="DFKai-SB" w:hAnsi="DFKai-SB"/>
+        <w:rPr>
+          <w:rFonts w:eastAsia="標楷體"/>
+        </w:rPr>
+      </w:pPr>
+      <w:r>
+        <w:rPr>
+          <w:rFonts w:eastAsia="標楷體"/>
+          <w:b/>
+        </w:rPr>
+        <w:t xml:space="preserve">4. </w:t>
+      </w:r>
+      <w:r>
+        <w:rPr>
+          <w:rFonts w:eastAsia="標楷體"/>
+          <w:b/>
+        </w:rPr>
+        <w:t>好友與學習小組：</w:t>
+      </w:r>
+      <w:r>
+        <w:rPr>
+          <w:rFonts w:eastAsia="標楷體"/>
         </w:rPr>
         <w:t>可以邀請好友一起組隊設定學習目標，週期結束時系統自動判斷是否達標並發放點數獎勵</w:t>
       </w:r>
@@ -708,17 +1021,27 @@
       <w:pPr>
         <w:spacing w:before="40" w:after="40" w:line="400" w:lineRule="exact"/>
         <w:ind w:left="340" w:hanging="340"/>
-      </w:pPr>
-      <w:r>
-        <w:rPr>
-          <w:rFonts w:ascii="DFKai-SB" w:eastAsia="DFKai-SB" w:hAnsi="DFKai-SB"/>
-          <w:b/>
-        </w:rPr>
-        <w:t>5. 彈性付費方式：</w:t>
-      </w:r>
-      <w:r>
-        <w:rPr>
-          <w:rFonts w:ascii="DFKai-SB" w:eastAsia="DFKai-SB" w:hAnsi="DFKai-SB"/>
+        <w:rPr>
+          <w:rFonts w:eastAsia="標楷體"/>
+        </w:rPr>
+      </w:pPr>
+      <w:r>
+        <w:rPr>
+          <w:rFonts w:eastAsia="標楷體"/>
+          <w:b/>
+        </w:rPr>
+        <w:t xml:space="preserve">5. </w:t>
+      </w:r>
+      <w:r>
+        <w:rPr>
+          <w:rFonts w:eastAsia="標楷體"/>
+          <w:b/>
+        </w:rPr>
+        <w:t>彈性付費方式：</w:t>
+      </w:r>
+      <w:r>
+        <w:rPr>
+          <w:rFonts w:eastAsia="標楷體"/>
         </w:rPr>
         <w:t>提供免費版、點數加購與訂閱方案三種選擇，使用者可依需求自由選擇</w:t>
       </w:r>
@@ -727,17 +1050,27 @@
       <w:pPr>
         <w:spacing w:before="40" w:after="40" w:line="400" w:lineRule="exact"/>
         <w:ind w:left="340" w:hanging="340"/>
-      </w:pPr>
-      <w:r>
-        <w:rPr>
-          <w:rFonts w:ascii="DFKai-SB" w:eastAsia="DFKai-SB" w:hAnsi="DFKai-SB"/>
-          <w:b/>
-        </w:rPr>
-        <w:t>6. 完整管理後台：</w:t>
-      </w:r>
-      <w:r>
-        <w:rPr>
-          <w:rFonts w:ascii="DFKai-SB" w:eastAsia="DFKai-SB" w:hAnsi="DFKai-SB"/>
+        <w:rPr>
+          <w:rFonts w:eastAsia="標楷體"/>
+        </w:rPr>
+      </w:pPr>
+      <w:r>
+        <w:rPr>
+          <w:rFonts w:eastAsia="標楷體"/>
+          <w:b/>
+        </w:rPr>
+        <w:t xml:space="preserve">6. </w:t>
+      </w:r>
+      <w:r>
+        <w:rPr>
+          <w:rFonts w:eastAsia="標楷體"/>
+          <w:b/>
+        </w:rPr>
+        <w:t>完整管理後台：</w:t>
+      </w:r>
+      <w:r>
+        <w:rPr>
+          <w:rFonts w:eastAsia="標楷體"/>
         </w:rPr>
         <w:t>管理者可透過後台統一管理使用者、方案內容與回饋意見，方便維護與調整</w:t>
       </w:r>
@@ -745,10 +1078,13 @@
     <w:p>
       <w:pPr>
         <w:spacing w:before="160" w:after="60"/>
-      </w:pPr>
-      <w:r>
-        <w:rPr>
-          <w:rFonts w:ascii="DFKai-SB" w:eastAsia="DFKai-SB" w:hAnsi="DFKai-SB"/>
+        <w:rPr>
+          <w:rFonts w:eastAsia="標楷體"/>
+        </w:rPr>
+      </w:pPr>
+      <w:r>
+        <w:rPr>
+          <w:rFonts w:eastAsia="標楷體"/>
           <w:b/>
           <w:sz w:val="26"/>
         </w:rPr>
@@ -759,109 +1095,277 @@
       <w:pPr>
         <w:spacing w:before="40" w:after="40" w:line="400" w:lineRule="exact"/>
         <w:ind w:left="340" w:hanging="340"/>
+        <w:rPr>
+          <w:rFonts w:eastAsia="標楷體"/>
+        </w:rPr>
       </w:pPr>
       <w:proofErr w:type="gramStart"/>
       <w:r>
         <w:rPr>
-          <w:rFonts w:ascii="DFKai-SB" w:eastAsia="DFKai-SB" w:hAnsi="DFKai-SB"/>
+          <w:rFonts w:eastAsia="標楷體"/>
         </w:rPr>
         <w:t>•</w:t>
       </w:r>
       <w:proofErr w:type="gramEnd"/>
       <w:r>
         <w:rPr>
-          <w:rFonts w:ascii="DFKai-SB" w:eastAsia="DFKai-SB" w:hAnsi="DFKai-SB"/>
-        </w:rPr>
-        <w:t xml:space="preserve"> 前端：Flutter SDK（Dart）、Android Studio</w:t>
+          <w:rFonts w:eastAsia="標楷體"/>
+        </w:rPr>
+        <w:t xml:space="preserve"> </w:t>
+      </w:r>
+      <w:r>
+        <w:rPr>
+          <w:rFonts w:eastAsia="標楷體"/>
+        </w:rPr>
+        <w:t>前端：</w:t>
+      </w:r>
+      <w:r>
+        <w:rPr>
+          <w:rFonts w:eastAsia="標楷體"/>
+        </w:rPr>
+        <w:t>Flutter SDK</w:t>
+      </w:r>
+      <w:r>
+        <w:rPr>
+          <w:rFonts w:eastAsia="標楷體"/>
+        </w:rPr>
+        <w:t>（</w:t>
+      </w:r>
+      <w:r>
+        <w:rPr>
+          <w:rFonts w:eastAsia="標楷體"/>
+        </w:rPr>
+        <w:t>Dart</w:t>
+      </w:r>
+      <w:r>
+        <w:rPr>
+          <w:rFonts w:eastAsia="標楷體"/>
+        </w:rPr>
+        <w:t>）、</w:t>
+      </w:r>
+      <w:r>
+        <w:rPr>
+          <w:rFonts w:eastAsia="標楷體"/>
+        </w:rPr>
+        <w:t>Android Studio</w:t>
       </w:r>
     </w:p>
     <w:p>
       <w:pPr>
         <w:spacing w:before="40" w:after="40" w:line="400" w:lineRule="exact"/>
         <w:ind w:left="340" w:hanging="340"/>
+        <w:rPr>
+          <w:rFonts w:eastAsia="標楷體"/>
+        </w:rPr>
       </w:pPr>
       <w:proofErr w:type="gramStart"/>
       <w:r>
         <w:rPr>
-          <w:rFonts w:ascii="DFKai-SB" w:eastAsia="DFKai-SB" w:hAnsi="DFKai-SB"/>
+          <w:rFonts w:eastAsia="標楷體"/>
         </w:rPr>
         <w:t>•</w:t>
       </w:r>
       <w:proofErr w:type="gramEnd"/>
       <w:r>
         <w:rPr>
-          <w:rFonts w:ascii="DFKai-SB" w:eastAsia="DFKai-SB" w:hAnsi="DFKai-SB"/>
-        </w:rPr>
-        <w:t xml:space="preserve"> 後端：Python、Flask 框架</w:t>
+          <w:rFonts w:eastAsia="標楷體"/>
+        </w:rPr>
+        <w:t xml:space="preserve"> </w:t>
+      </w:r>
+      <w:r>
+        <w:rPr>
+          <w:rFonts w:eastAsia="標楷體"/>
+        </w:rPr>
+        <w:t>後端：</w:t>
+      </w:r>
+      <w:r>
+        <w:rPr>
+          <w:rFonts w:eastAsia="標楷體"/>
+        </w:rPr>
+        <w:t>Python</w:t>
+      </w:r>
+      <w:r>
+        <w:rPr>
+          <w:rFonts w:eastAsia="標楷體"/>
+        </w:rPr>
+        <w:t>、</w:t>
+      </w:r>
+      <w:r>
+        <w:rPr>
+          <w:rFonts w:eastAsia="標楷體"/>
+        </w:rPr>
+        <w:t xml:space="preserve">Flask </w:t>
+      </w:r>
+      <w:r>
+        <w:rPr>
+          <w:rFonts w:eastAsia="標楷體"/>
+        </w:rPr>
+        <w:t>框架</w:t>
       </w:r>
     </w:p>
     <w:p>
       <w:pPr>
         <w:spacing w:before="40" w:after="40" w:line="400" w:lineRule="exact"/>
         <w:ind w:left="340" w:hanging="340"/>
+        <w:rPr>
+          <w:rFonts w:eastAsia="標楷體"/>
+        </w:rPr>
       </w:pPr>
       <w:proofErr w:type="gramStart"/>
       <w:r>
         <w:rPr>
-          <w:rFonts w:ascii="DFKai-SB" w:eastAsia="DFKai-SB" w:hAnsi="DFKai-SB"/>
+          <w:rFonts w:eastAsia="標楷體"/>
         </w:rPr>
         <w:t>•</w:t>
       </w:r>
       <w:proofErr w:type="gramEnd"/>
       <w:r>
         <w:rPr>
-          <w:rFonts w:ascii="DFKai-SB" w:eastAsia="DFKai-SB" w:hAnsi="DFKai-SB"/>
-        </w:rPr>
-        <w:t xml:space="preserve"> 資料庫：SQLite</w:t>
+          <w:rFonts w:eastAsia="標楷體"/>
+        </w:rPr>
+        <w:t xml:space="preserve"> </w:t>
+      </w:r>
+      <w:r>
+        <w:rPr>
+          <w:rFonts w:eastAsia="標楷體"/>
+        </w:rPr>
+        <w:t>資料庫：</w:t>
+      </w:r>
+      <w:r>
+        <w:rPr>
+          <w:rFonts w:eastAsia="標楷體"/>
+        </w:rPr>
+        <w:t>SQLite</w:t>
       </w:r>
     </w:p>
     <w:p>
       <w:pPr>
         <w:spacing w:before="40" w:after="40" w:line="400" w:lineRule="exact"/>
         <w:ind w:left="340" w:hanging="340"/>
+        <w:rPr>
+          <w:rFonts w:eastAsia="標楷體"/>
+        </w:rPr>
       </w:pPr>
       <w:proofErr w:type="gramStart"/>
       <w:r>
         <w:rPr>
-          <w:rFonts w:ascii="DFKai-SB" w:eastAsia="DFKai-SB" w:hAnsi="DFKai-SB"/>
+          <w:rFonts w:eastAsia="標楷體"/>
         </w:rPr>
         <w:t>•</w:t>
       </w:r>
       <w:proofErr w:type="gramEnd"/>
       <w:r>
         <w:rPr>
-          <w:rFonts w:ascii="DFKai-SB" w:eastAsia="DFKai-SB" w:hAnsi="DFKai-SB"/>
-        </w:rPr>
-        <w:t xml:space="preserve"> AI 模型：Google Gemini API（gemini-2.5-flash，影像辨識與 AI 對話）</w:t>
+          <w:rFonts w:eastAsia="標楷體"/>
+        </w:rPr>
+        <w:t xml:space="preserve"> AI </w:t>
+      </w:r>
+      <w:r>
+        <w:rPr>
+          <w:rFonts w:eastAsia="標楷體"/>
+        </w:rPr>
+        <w:t>模型：</w:t>
+      </w:r>
+      <w:r>
+        <w:rPr>
+          <w:rFonts w:eastAsia="標楷體"/>
+        </w:rPr>
+        <w:t>Google Gemini API</w:t>
+      </w:r>
+      <w:r>
+        <w:rPr>
+          <w:rFonts w:eastAsia="標楷體"/>
+        </w:rPr>
+        <w:t>（</w:t>
+      </w:r>
+      <w:r>
+        <w:rPr>
+          <w:rFonts w:eastAsia="標楷體"/>
+        </w:rPr>
+        <w:t>gemini-2.5-flash</w:t>
+      </w:r>
+      <w:r>
+        <w:rPr>
+          <w:rFonts w:eastAsia="標楷體"/>
+        </w:rPr>
+        <w:t>，影像辨識與</w:t>
+      </w:r>
+      <w:r>
+        <w:rPr>
+          <w:rFonts w:eastAsia="標楷體"/>
+        </w:rPr>
+        <w:t xml:space="preserve"> AI </w:t>
+      </w:r>
+      <w:r>
+        <w:rPr>
+          <w:rFonts w:eastAsia="標楷體"/>
+        </w:rPr>
+        <w:t>對話）</w:t>
       </w:r>
     </w:p>
     <w:p>
       <w:pPr>
         <w:spacing w:before="40" w:after="40" w:line="400" w:lineRule="exact"/>
         <w:ind w:left="340" w:hanging="340"/>
+        <w:rPr>
+          <w:rFonts w:eastAsia="標楷體"/>
+        </w:rPr>
       </w:pPr>
       <w:proofErr w:type="gramStart"/>
       <w:r>
         <w:rPr>
-          <w:rFonts w:ascii="DFKai-SB" w:eastAsia="DFKai-SB" w:hAnsi="DFKai-SB"/>
+          <w:rFonts w:eastAsia="標楷體"/>
         </w:rPr>
         <w:t>•</w:t>
       </w:r>
       <w:proofErr w:type="gramEnd"/>
       <w:r>
         <w:rPr>
-          <w:rFonts w:ascii="DFKai-SB" w:eastAsia="DFKai-SB" w:hAnsi="DFKai-SB"/>
-        </w:rPr>
-        <w:t xml:space="preserve"> 身份驗證：Firebase Authentication（Google 第三方登入）</w:t>
+          <w:rFonts w:eastAsia="標楷體"/>
+        </w:rPr>
+        <w:t xml:space="preserve"> </w:t>
+      </w:r>
+      <w:r>
+        <w:rPr>
+          <w:rFonts w:eastAsia="標楷體"/>
+        </w:rPr>
+        <w:t>身份驗證：</w:t>
+      </w:r>
+      <w:r>
+        <w:rPr>
+          <w:rFonts w:eastAsia="標楷體"/>
+        </w:rPr>
+        <w:t>Firebase Authentication</w:t>
+      </w:r>
+      <w:r>
+        <w:rPr>
+          <w:rFonts w:eastAsia="標楷體"/>
+        </w:rPr>
+        <w:t>（</w:t>
+      </w:r>
+      <w:r>
+        <w:rPr>
+          <w:rFonts w:eastAsia="標楷體"/>
+        </w:rPr>
+        <w:t xml:space="preserve">Google </w:t>
+      </w:r>
+      <w:r>
+        <w:rPr>
+          <w:rFonts w:eastAsia="標楷體"/>
+        </w:rPr>
+        <w:t>第三方登入）</w:t>
       </w:r>
     </w:p>
     <w:p>
       <w:pPr>
         <w:spacing w:before="160" w:after="60"/>
-      </w:pPr>
-      <w:r>
-        <w:rPr>
-          <w:rFonts w:ascii="DFKai-SB" w:eastAsia="DFKai-SB" w:hAnsi="DFKai-SB"/>
+        <w:rPr>
+          <w:rFonts w:eastAsia="標楷體"/>
+        </w:rPr>
+      </w:pPr>
+      <w:r>
+        <w:rPr>
+          <w:rFonts w:eastAsia="標楷體"/>
           <w:b/>
           <w:sz w:val="26"/>
         </w:rPr>
@@ -872,89 +1376,176 @@
       <w:pPr>
         <w:spacing w:before="40" w:after="40" w:line="400" w:lineRule="exact"/>
         <w:ind w:left="340" w:hanging="340"/>
+        <w:rPr>
+          <w:rFonts w:eastAsia="標楷體"/>
+        </w:rPr>
       </w:pPr>
       <w:proofErr w:type="gramStart"/>
       <w:r>
         <w:rPr>
-          <w:rFonts w:ascii="DFKai-SB" w:eastAsia="DFKai-SB" w:hAnsi="DFKai-SB"/>
+          <w:rFonts w:eastAsia="標楷體"/>
         </w:rPr>
         <w:t>•</w:t>
       </w:r>
       <w:proofErr w:type="gramEnd"/>
       <w:r>
         <w:rPr>
-          <w:rFonts w:ascii="DFKai-SB" w:eastAsia="DFKai-SB" w:hAnsi="DFKai-SB"/>
-        </w:rPr>
-        <w:t xml:space="preserve"> 適用平台：Android 8.0 以上</w:t>
+          <w:rFonts w:eastAsia="標楷體"/>
+        </w:rPr>
+        <w:t xml:space="preserve"> </w:t>
+      </w:r>
+      <w:r>
+        <w:rPr>
+          <w:rFonts w:eastAsia="標楷體"/>
+        </w:rPr>
+        <w:t>適用平台：</w:t>
+      </w:r>
+      <w:r>
+        <w:rPr>
+          <w:rFonts w:eastAsia="標楷體"/>
+        </w:rPr>
+        <w:t xml:space="preserve">Android 8.0 </w:t>
+      </w:r>
+      <w:r>
+        <w:rPr>
+          <w:rFonts w:eastAsia="標楷體"/>
+        </w:rPr>
+        <w:t>以上</w:t>
       </w:r>
     </w:p>
     <w:p>
       <w:pPr>
         <w:spacing w:before="40" w:after="40" w:line="400" w:lineRule="exact"/>
         <w:ind w:left="340" w:hanging="340"/>
+        <w:rPr>
+          <w:rFonts w:eastAsia="標楷體"/>
+        </w:rPr>
       </w:pPr>
       <w:proofErr w:type="gramStart"/>
       <w:r>
         <w:rPr>
-          <w:rFonts w:ascii="DFKai-SB" w:eastAsia="DFKai-SB" w:hAnsi="DFKai-SB"/>
+          <w:rFonts w:eastAsia="標楷體"/>
         </w:rPr>
         <w:t>•</w:t>
       </w:r>
       <w:proofErr w:type="gramEnd"/>
       <w:r>
         <w:rPr>
-          <w:rFonts w:ascii="DFKai-SB" w:eastAsia="DFKai-SB" w:hAnsi="DFKai-SB"/>
-        </w:rPr>
-        <w:t xml:space="preserve"> 使用者設備：具備網路連線與相機功能的智慧型手機</w:t>
+          <w:rFonts w:eastAsia="標楷體"/>
+        </w:rPr>
+        <w:t xml:space="preserve"> </w:t>
+      </w:r>
+      <w:r>
+        <w:rPr>
+          <w:rFonts w:eastAsia="標楷體"/>
+        </w:rPr>
+        <w:t>使用者設備：具備網路連線與相機功能的智慧型手機</w:t>
       </w:r>
     </w:p>
     <w:p>
       <w:pPr>
         <w:spacing w:before="40" w:after="40" w:line="400" w:lineRule="exact"/>
         <w:ind w:left="340" w:hanging="340"/>
+        <w:rPr>
+          <w:rFonts w:eastAsia="標楷體"/>
+        </w:rPr>
       </w:pPr>
       <w:proofErr w:type="gramStart"/>
       <w:r>
         <w:rPr>
-          <w:rFonts w:ascii="DFKai-SB" w:eastAsia="DFKai-SB" w:hAnsi="DFKai-SB"/>
+          <w:rFonts w:eastAsia="標楷體"/>
         </w:rPr>
         <w:t>•</w:t>
       </w:r>
       <w:proofErr w:type="gramEnd"/>
       <w:r>
         <w:rPr>
-          <w:rFonts w:ascii="DFKai-SB" w:eastAsia="DFKai-SB" w:hAnsi="DFKai-SB"/>
-        </w:rPr>
-        <w:t xml:space="preserve"> 開發環境：Windows 10/11，建議 RAM 8GB 以上、SSD 50GB 以上可用空間</w:t>
+          <w:rFonts w:eastAsia="標楷體"/>
+        </w:rPr>
+        <w:t xml:space="preserve"> </w:t>
+      </w:r>
+      <w:r>
+        <w:rPr>
+          <w:rFonts w:eastAsia="標楷體"/>
+        </w:rPr>
+        <w:t>開發環境：</w:t>
+      </w:r>
+      <w:r>
+        <w:rPr>
+          <w:rFonts w:eastAsia="標楷體"/>
+        </w:rPr>
+        <w:t>Windows 10/11</w:t>
+      </w:r>
+      <w:r>
+        <w:rPr>
+          <w:rFonts w:eastAsia="標楷體"/>
+        </w:rPr>
+        <w:t>，建議</w:t>
+      </w:r>
+      <w:r>
+        <w:rPr>
+          <w:rFonts w:eastAsia="標楷體"/>
+        </w:rPr>
+        <w:t xml:space="preserve"> RAM 8GB </w:t>
+      </w:r>
+      <w:r>
+        <w:rPr>
+          <w:rFonts w:eastAsia="標楷體"/>
+        </w:rPr>
+        <w:t>以上、</w:t>
+      </w:r>
+      <w:r>
+        <w:rPr>
+          <w:rFonts w:eastAsia="標楷體"/>
+        </w:rPr>
+        <w:t xml:space="preserve">SSD 50GB </w:t>
+      </w:r>
+      <w:r>
+        <w:rPr>
+          <w:rFonts w:eastAsia="標楷體"/>
+        </w:rPr>
+        <w:t>以上可用空間</w:t>
       </w:r>
     </w:p>
     <w:p>
       <w:pPr>
         <w:spacing w:before="40" w:after="40" w:line="400" w:lineRule="exact"/>
         <w:ind w:left="340" w:hanging="340"/>
+        <w:rPr>
+          <w:rFonts w:eastAsia="標楷體"/>
+        </w:rPr>
       </w:pPr>
       <w:proofErr w:type="gramStart"/>
       <w:r>
         <w:rPr>
-          <w:rFonts w:ascii="DFKai-SB" w:eastAsia="DFKai-SB" w:hAnsi="DFKai-SB"/>
+          <w:rFonts w:eastAsia="標楷體"/>
         </w:rPr>
         <w:t>•</w:t>
       </w:r>
       <w:proofErr w:type="gramEnd"/>
       <w:r>
         <w:rPr>
-          <w:rFonts w:ascii="DFKai-SB" w:eastAsia="DFKai-SB" w:hAnsi="DFKai-SB"/>
-        </w:rPr>
-        <w:t xml:space="preserve"> 資料安全：使用者密碼加密儲存，信用卡等敏感資料不保存於本系統</w:t>
+          <w:rFonts w:eastAsia="標楷體"/>
+        </w:rPr>
+        <w:t xml:space="preserve"> </w:t>
+      </w:r>
+      <w:r>
+        <w:rPr>
+          <w:rFonts w:eastAsia="標楷體"/>
+        </w:rPr>
+        <w:t>資料安全：使用者密碼加密儲存，信用卡等敏感資料不保存於本系統</w:t>
       </w:r>
     </w:p>
     <w:p>
       <w:pPr>
         <w:spacing w:before="160" w:after="60"/>
-      </w:pPr>
-      <w:r>
-        <w:rPr>
-          <w:rFonts w:ascii="DFKai-SB" w:eastAsia="DFKai-SB" w:hAnsi="DFKai-SB"/>
+        <w:rPr>
+          <w:rFonts w:eastAsia="標楷體"/>
+        </w:rPr>
+      </w:pPr>
+      <w:r>
+        <w:rPr>
+          <w:rFonts w:eastAsia="標楷體"/>
           <w:b/>
           <w:sz w:val="26"/>
         </w:rPr>
@@ -965,26 +1556,71 @@
       <w:pPr>
         <w:spacing w:before="60" w:after="60" w:line="400" w:lineRule="exact"/>
         <w:ind w:firstLine="482"/>
-      </w:pPr>
-      <w:r>
-        <w:rPr>
-          <w:rFonts w:ascii="DFKai-SB" w:eastAsia="DFKai-SB" w:hAnsi="DFKai-SB"/>
-        </w:rPr>
-        <w:t>Snap to Learn 結合拍照學習與 AI 對話兩大核心功能，讓使用者在日常生活中就能累積日文實力，不需要特別找時間</w:t>
+        <w:rPr>
+          <w:rFonts w:eastAsia="標楷體"/>
+        </w:rPr>
+      </w:pPr>
+      <w:r>
+        <w:rPr>
+          <w:rFonts w:eastAsia="標楷體"/>
+        </w:rPr>
+        <w:t xml:space="preserve">Snap to Learn </w:t>
+      </w:r>
+      <w:r>
+        <w:rPr>
+          <w:rFonts w:eastAsia="標楷體"/>
+        </w:rPr>
+        <w:t>結合拍照學習與</w:t>
+      </w:r>
+      <w:r>
+        <w:rPr>
+          <w:rFonts w:eastAsia="標楷體"/>
+        </w:rPr>
+        <w:t xml:space="preserve"> AI </w:t>
+      </w:r>
+      <w:r>
+        <w:rPr>
+          <w:rFonts w:eastAsia="標楷體"/>
+        </w:rPr>
+        <w:t>對話兩大核心功能，讓使用者在日常生活中就能累積日文實力，不需要特別找時間</w:t>
       </w:r>
       <w:proofErr w:type="gramStart"/>
       <w:r>
         <w:rPr>
-          <w:rFonts w:ascii="DFKai-SB" w:eastAsia="DFKai-SB" w:hAnsi="DFKai-SB"/>
+          <w:rFonts w:eastAsia="標楷體"/>
         </w:rPr>
         <w:t>坐下來背單字</w:t>
       </w:r>
       <w:proofErr w:type="gramEnd"/>
       <w:r>
         <w:rPr>
-          <w:rFonts w:ascii="DFKai-SB" w:eastAsia="DFKai-SB" w:hAnsi="DFKai-SB"/>
-        </w:rPr>
-        <w:t>。透過成就系統與學習小組，使用者也能在朋友的陪伴下持續學習，不容易半途而廢。這個專題讓我們從頭到尾完整做了一個包含前端、後端、資料庫與 AI 串接的系統，累積了許多實際的開發經驗。未來希望能持續改善 AI 辨識的準確度，並加入更多對話場景，讓系統變得更完整實用。</w:t>
+          <w:rFonts w:eastAsia="標楷體"/>
+        </w:rPr>
+        <w:t>。透過成就系統與學習小組，使用者也能在朋友的陪伴下持續學習，不容易半途而廢。這個專題讓我們從頭到尾完整做了一個包含前端、後端、資料庫與</w:t>
+      </w:r>
+      <w:r>
+        <w:rPr>
+          <w:rFonts w:eastAsia="標楷體"/>
+        </w:rPr>
+        <w:t xml:space="preserve"> AI </w:t>
+      </w:r>
+      <w:r>
+        <w:rPr>
+          <w:rFonts w:eastAsia="標楷體"/>
+        </w:rPr>
+        <w:t>串接的系統，累積了許多實際的開發經驗。未來希望能持續改善</w:t>
+      </w:r>
+      <w:r>
+        <w:rPr>
+          <w:rFonts w:eastAsia="標楷體"/>
+        </w:rPr>
+        <w:t xml:space="preserve"> AI </w:t>
+      </w:r>
+      <w:r>
+        <w:rPr>
+          <w:rFonts w:eastAsia="標楷體"/>
+        </w:rPr>
+        <w:t>辨識的準確度，並加入更多對話場景，讓系統變得更完整實用。</w:t>
       </w:r>
     </w:p>
     <w:p>
@@ -995,6 +1631,9 @@
         <w:snapToGrid w:val="0"/>
         <w:spacing w:line="360" w:lineRule="auto"/>
         <w:ind w:left="482"/>
+        <w:rPr>
+          <w:rFonts w:eastAsia="標楷體"/>
+        </w:rPr>
       </w:pPr>
     </w:p>
     <w:sectPr>
@@ -1009,7 +1648,7 @@
 </file>
 
 <file path=word/endnotes.xml><?xml version="1.0" encoding="utf-8"?>
-<w:endnotes xmlns:wpc="http://schemas.microsoft.com/office/word/2010/wordprocessingCanvas" xmlns:cx="http://schemas.microsoft.com/office/drawing/2014/chartex" xmlns:cx1="http://schemas.microsoft.com/office/drawing/2015/9/8/chartex" xmlns:cx2="http://schemas.microsoft.com/office/drawing/2015/10/21/chartex" xmlns:cx3="http://schemas.microsoft.com/office/drawing/2016/5/9/chartex" xmlns:cx4="http://schemas.microsoft.com/office/drawing/2016/5/10/chartex" xmlns:cx5="http://schemas.microsoft.com/office/drawing/2016/5/11/chartex" xmlns:cx6="http://schemas.microsoft.com/office/drawing/2016/5/12/chartex" xmlns:cx7="http://schemas.microsoft.com/office/drawing/2016/5/13/chartex" xmlns:cx8="http://schemas.microsoft.com/office/drawing/2016/5/14/chartex" xmlns:mc="http://schemas.openxmlformats.org/markup-compatibility/2006" xmlns:aink="http://schemas.microsoft.com/office/drawing/2016/ink" xmlns:am3d="http://schemas.microsoft.com/office/drawing/2017/model3d" xmlns:o="urn:schemas-microsoft-com:office:office" xmlns:oel="http://schemas.microsoft.com/office/2019/extlst" xmlns:r="http://schemas.openxmlformats.org/officeDocument/2006/relationships" xmlns:m="http://schemas.openxmlformats.org/officeDocument/2006/math" xmlns:v="urn:schemas-microsoft-com:vml" xmlns:wp14="http://schemas.microsoft.com/office/word/2010/wordprocessingDrawing" xmlns:wp="http://schemas.openxmlformats.org/drawingml/2006/wordprocessingDrawing" xmlns:w10="urn:schemas-microsoft-com:office:word" xmlns:w="http://schemas.openxmlformats.org/wordprocessingml/2006/main" xmlns:w14="http://schemas.microsoft.com/office/word/2010/wordml" xmlns:w15="http://schemas.microsoft.com/office/word/2012/wordml" xmlns:w16cex="http://schemas.microsoft.com/office/word/2018/wordml/cex" xmlns:w16cid="http://schemas.microsoft.com/office/word/2016/wordml/cid" xmlns:w16="http://schemas.microsoft.com/office/word/2018/wordml" xmlns:w16du="http://schemas.microsoft.com/office/word/2023/wordml/word16du" xmlns:w16sdtdh="http://schemas.microsoft.com/office/word/2020/wordml/sdtdatahash" xmlns:w16sdtfl="http://schemas.microsoft.com/office/word/2024/wordml/sdtformatlock" xmlns:w16se="http://schemas.microsoft.com/office/word/2015/wordml/symex" xmlns:wpg="http://schemas.microsoft.com/office/word/2010/wordprocessingGroup" xmlns:wpi="http://schemas.microsoft.com/office/word/2010/wordprocessingInk" xmlns:wne="http://schemas.microsoft.com/office/word/2006/wordml" xmlns:wps="http://schemas.microsoft.com/office/word/2010/wordprocessingShape" mc:Ignorable="w14 w15 w16se w16cid w16 w16cex w16sdtdh w16sdtfl w16du wp14">
+<w:endnotes xmlns:wpc="http://schemas.microsoft.com/office/word/2010/wordprocessingCanvas" xmlns:cx="http://schemas.microsoft.com/office/drawing/2014/chartex" xmlns:cx1="http://schemas.microsoft.com/office/drawing/2015/9/8/chartex" xmlns:cx2="http://schemas.microsoft.com/office/drawing/2015/10/21/chartex" xmlns:cx3="http://schemas.microsoft.com/office/drawing/2016/5/9/chartex" xmlns:cx4="http://schemas.microsoft.com/office/drawing/2016/5/10/chartex" xmlns:cx5="http://schemas.microsoft.com/office/drawing/2016/5/11/chartex" xmlns:cx6="http://schemas.microsoft.com/office/drawing/2016/5/12/chartex" xmlns:cx7="http://schemas.microsoft.com/office/drawing/2016/5/13/chartex" xmlns:cx8="http://schemas.microsoft.com/office/drawing/2016/5/14/chartex" xmlns:mc="http://schemas.openxmlformats.org/markup-compatibility/2006" xmlns:aink="http://schemas.microsoft.com/office/drawing/2016/ink" xmlns:am3d="http://schemas.microsoft.com/office/drawing/2017/model3d" xmlns:o="urn:schemas-microsoft-com:office:office" xmlns:oel="http://schemas.microsoft.com/office/2019/extlst" xmlns:r="http://schemas.openxmlformats.org/officeDocument/2006/relationships" xmlns:m="http://schemas.openxmlformats.org/officeDocument/2006/math" xmlns:v="urn:schemas-microsoft-com:vml" xmlns:wp14="http://schemas.microsoft.com/office/word/2010/wordprocessingDrawing" xmlns:wp="http://schemas.openxmlformats.org/drawingml/2006/wordprocessingDrawing" xmlns:w10="urn:schemas-microsoft-com:office:word" xmlns:w="http://schemas.openxmlformats.org/wordprocessingml/2006/main" xmlns:w14="http://schemas.microsoft.com/office/word/2010/wordml" xmlns:w15="http://schemas.microsoft.com/office/word/2012/wordml" xmlns:w16cex="http://schemas.microsoft.com/office/word/2018/wordml/cex" xmlns:w16cid="http://schemas.microsoft.com/office/word/2016/wordml/cid" xmlns:w16="http://schemas.microsoft.com/office/word/2018/wordml" xmlns:w16sdtdh="http://schemas.microsoft.com/office/word/2020/wordml/sdtdatahash" xmlns:w16se="http://schemas.microsoft.com/office/word/2015/wordml/symex" xmlns:wpg="http://schemas.microsoft.com/office/word/2010/wordprocessingGroup" xmlns:wpi="http://schemas.microsoft.com/office/word/2010/wordprocessingInk" xmlns:wne="http://schemas.microsoft.com/office/word/2006/wordml" xmlns:wps="http://schemas.microsoft.com/office/word/2010/wordprocessingShape" mc:Ignorable="w14 w15 w16se w16cid w16 w16cex w16sdtdh wp14">
   <w:endnote w:type="separator" w:id="-1">
     <w:p>
       <w:r>
@@ -1028,7 +1667,7 @@
 </file>
 
 <file path=word/footer1.xml><?xml version="1.0" encoding="utf-8"?>
-<w:ftr xmlns:wpc="http://schemas.microsoft.com/office/word/2010/wordprocessingCanvas" xmlns:cx="http://schemas.microsoft.com/office/drawing/2014/chartex" xmlns:cx1="http://schemas.microsoft.com/office/drawing/2015/9/8/chartex" xmlns:cx2="http://schemas.microsoft.com/office/drawing/2015/10/21/chartex" xmlns:cx3="http://schemas.microsoft.com/office/drawing/2016/5/9/chartex" xmlns:cx4="http://schemas.microsoft.com/office/drawing/2016/5/10/chartex" xmlns:cx5="http://schemas.microsoft.com/office/drawing/2016/5/11/chartex" xmlns:cx6="http://schemas.microsoft.com/office/drawing/2016/5/12/chartex" xmlns:cx7="http://schemas.microsoft.com/office/drawing/2016/5/13/chartex" xmlns:cx8="http://schemas.microsoft.com/office/drawing/2016/5/14/chartex" xmlns:mc="http://schemas.openxmlformats.org/markup-compatibility/2006" xmlns:aink="http://schemas.microsoft.com/office/drawing/2016/ink" xmlns:am3d="http://schemas.microsoft.com/office/drawing/2017/model3d" xmlns:o="urn:schemas-microsoft-com:office:office" xmlns:oel="http://schemas.microsoft.com/office/2019/extlst" xmlns:r="http://schemas.openxmlformats.org/officeDocument/2006/relationships" xmlns:m="http://schemas.openxmlformats.org/officeDocument/2006/math" xmlns:v="urn:schemas-microsoft-com:vml" xmlns:wp14="http://schemas.microsoft.com/office/word/2010/wordprocessingDrawing" xmlns:wp="http://schemas.openxmlformats.org/drawingml/2006/wordprocessingDrawing" xmlns:w10="urn:schemas-microsoft-com:office:word" xmlns:w="http://schemas.openxmlformats.org/wordprocessingml/2006/main" xmlns:w14="http://schemas.microsoft.com/office/word/2010/wordml" xmlns:w15="http://schemas.microsoft.com/office/word/2012/wordml" xmlns:w16cex="http://schemas.microsoft.com/office/word/2018/wordml/cex" xmlns:w16cid="http://schemas.microsoft.com/office/word/2016/wordml/cid" xmlns:w16="http://schemas.microsoft.com/office/word/2018/wordml" xmlns:w16du="http://schemas.microsoft.com/office/word/2023/wordml/word16du" xmlns:w16sdtdh="http://schemas.microsoft.com/office/word/2020/wordml/sdtdatahash" xmlns:w16sdtfl="http://schemas.microsoft.com/office/word/2024/wordml/sdtformatlock" xmlns:w16se="http://schemas.microsoft.com/office/word/2015/wordml/symex" xmlns:wpg="http://schemas.microsoft.com/office/word/2010/wordprocessingGroup" xmlns:wpi="http://schemas.microsoft.com/office/word/2010/wordprocessingInk" xmlns:wne="http://schemas.microsoft.com/office/word/2006/wordml" xmlns:wps="http://schemas.microsoft.com/office/word/2010/wordprocessingShape" mc:Ignorable="w14 w15 w16se w16cid w16 w16cex w16sdtdh w16sdtfl w16du wp14">
+<w:ftr xmlns:wpc="http://schemas.microsoft.com/office/word/2010/wordprocessingCanvas" xmlns:cx="http://schemas.microsoft.com/office/drawing/2014/chartex" xmlns:cx1="http://schemas.microsoft.com/office/drawing/2015/9/8/chartex" xmlns:cx2="http://schemas.microsoft.com/office/drawing/2015/10/21/chartex" xmlns:cx3="http://schemas.microsoft.com/office/drawing/2016/5/9/chartex" xmlns:cx4="http://schemas.microsoft.com/office/drawing/2016/5/10/chartex" xmlns:cx5="http://schemas.microsoft.com/office/drawing/2016/5/11/chartex" xmlns:cx6="http://schemas.microsoft.com/office/drawing/2016/5/12/chartex" xmlns:cx7="http://schemas.microsoft.com/office/drawing/2016/5/13/chartex" xmlns:cx8="http://schemas.microsoft.com/office/drawing/2016/5/14/chartex" xmlns:mc="http://schemas.openxmlformats.org/markup-compatibility/2006" xmlns:aink="http://schemas.microsoft.com/office/drawing/2016/ink" xmlns:am3d="http://schemas.microsoft.com/office/drawing/2017/model3d" xmlns:o="urn:schemas-microsoft-com:office:office" xmlns:oel="http://schemas.microsoft.com/office/2019/extlst" xmlns:r="http://schemas.openxmlformats.org/officeDocument/2006/relationships" xmlns:m="http://schemas.openxmlformats.org/officeDocument/2006/math" xmlns:v="urn:schemas-microsoft-com:vml" xmlns:wp14="http://schemas.microsoft.com/office/word/2010/wordprocessingDrawing" xmlns:wp="http://schemas.openxmlformats.org/drawingml/2006/wordprocessingDrawing" xmlns:w10="urn:schemas-microsoft-com:office:word" xmlns:w="http://schemas.openxmlformats.org/wordprocessingml/2006/main" xmlns:w14="http://schemas.microsoft.com/office/word/2010/wordml" xmlns:w15="http://schemas.microsoft.com/office/word/2012/wordml" xmlns:w16cex="http://schemas.microsoft.com/office/word/2018/wordml/cex" xmlns:w16cid="http://schemas.microsoft.com/office/word/2016/wordml/cid" xmlns:w16="http://schemas.microsoft.com/office/word/2018/wordml" xmlns:w16sdtdh="http://schemas.microsoft.com/office/word/2020/wordml/sdtdatahash" xmlns:w16se="http://schemas.microsoft.com/office/word/2015/wordml/symex" xmlns:wpg="http://schemas.microsoft.com/office/word/2010/wordprocessingGroup" xmlns:wpi="http://schemas.microsoft.com/office/word/2010/wordprocessingInk" xmlns:wne="http://schemas.microsoft.com/office/word/2006/wordml" xmlns:wps="http://schemas.microsoft.com/office/word/2010/wordprocessingShape" mc:Ignorable="w14 w15 w16se w16cid w16 w16cex w16sdtdh wp14">
   <w:p>
     <w:pPr>
       <w:pStyle w:val="a5"/>
@@ -1087,7 +1726,7 @@
 </file>
 
 <file path=word/footnotes.xml><?xml version="1.0" encoding="utf-8"?>
-<w:footnotes xmlns:wpc="http://schemas.microsoft.com/office/word/2010/wordprocessingCanvas" xmlns:cx="http://schemas.microsoft.com/office/drawing/2014/chartex" xmlns:cx1="http://schemas.microsoft.com/office/drawing/2015/9/8/chartex" xmlns:cx2="http://schemas.microsoft.com/office/drawing/2015/10/21/chartex" xmlns:cx3="http://schemas.microsoft.com/office/drawing/2016/5/9/chartex" xmlns:cx4="http://schemas.microsoft.com/office/drawing/2016/5/10/chartex" xmlns:cx5="http://schemas.microsoft.com/office/drawing/2016/5/11/chartex" xmlns:cx6="http://schemas.microsoft.com/office/drawing/2016/5/12/chartex" xmlns:cx7="http://schemas.microsoft.com/office/drawing/2016/5/13/chartex" xmlns:cx8="http://schemas.microsoft.com/office/drawing/2016/5/14/chartex" xmlns:mc="http://schemas.openxmlformats.org/markup-compatibility/2006" xmlns:aink="http://schemas.microsoft.com/office/drawing/2016/ink" xmlns:am3d="http://schemas.microsoft.com/office/drawing/2017/model3d" xmlns:o="urn:schemas-microsoft-com:office:office" xmlns:oel="http://schemas.microsoft.com/office/2019/extlst" xmlns:r="http://schemas.openxmlformats.org/officeDocument/2006/relationships" xmlns:m="http://schemas.openxmlformats.org/officeDocument/2006/math" xmlns:v="urn:schemas-microsoft-com:vml" xmlns:wp14="http://schemas.microsoft.com/office/word/2010/wordprocessingDrawing" xmlns:wp="http://schemas.openxmlformats.org/drawingml/2006/wordprocessingDrawing" xmlns:w10="urn:schemas-microsoft-com:office:word" xmlns:w="http://schemas.openxmlformats.org/wordprocessingml/2006/main" xmlns:w14="http://schemas.microsoft.com/office/word/2010/wordml" xmlns:w15="http://schemas.microsoft.com/office/word/2012/wordml" xmlns:w16cex="http://schemas.microsoft.com/office/word/2018/wordml/cex" xmlns:w16cid="http://schemas.microsoft.com/office/word/2016/wordml/cid" xmlns:w16="http://schemas.microsoft.com/office/word/2018/wordml" xmlns:w16du="http://schemas.microsoft.com/office/word/2023/wordml/word16du" xmlns:w16sdtdh="http://schemas.microsoft.com/office/word/2020/wordml/sdtdatahash" xmlns:w16sdtfl="http://schemas.microsoft.com/office/word/2024/wordml/sdtformatlock" xmlns:w16se="http://schemas.microsoft.com/office/word/2015/wordml/symex" xmlns:wpg="http://schemas.microsoft.com/office/word/2010/wordprocessingGroup" xmlns:wpi="http://schemas.microsoft.com/office/word/2010/wordprocessingInk" xmlns:wne="http://schemas.microsoft.com/office/word/2006/wordml" xmlns:wps="http://schemas.microsoft.com/office/word/2010/wordprocessingShape" mc:Ignorable="w14 w15 w16se w16cid w16 w16cex w16sdtdh w16sdtfl w16du wp14">
+<w:footnotes xmlns:wpc="http://schemas.microsoft.com/office/word/2010/wordprocessingCanvas" xmlns:cx="http://schemas.microsoft.com/office/drawing/2014/chartex" xmlns:cx1="http://schemas.microsoft.com/office/drawing/2015/9/8/chartex" xmlns:cx2="http://schemas.microsoft.com/office/drawing/2015/10/21/chartex" xmlns:cx3="http://schemas.microsoft.com/office/drawing/2016/5/9/chartex" xmlns:cx4="http://schemas.microsoft.com/office/drawing/2016/5/10/chartex" xmlns:cx5="http://schemas.microsoft.com/office/drawing/2016/5/11/chartex" xmlns:cx6="http://schemas.microsoft.com/office/drawing/2016/5/12/chartex" xmlns:cx7="http://schemas.microsoft.com/office/drawing/2016/5/13/chartex" xmlns:cx8="http://schemas.microsoft.com/office/drawing/2016/5/14/chartex" xmlns:mc="http://schemas.openxmlformats.org/markup-compatibility/2006" xmlns:aink="http://schemas.microsoft.com/office/drawing/2016/ink" xmlns:am3d="http://schemas.microsoft.com/office/drawing/2017/model3d" xmlns:o="urn:schemas-microsoft-com:office:office" xmlns:oel="http://schemas.microsoft.com/office/2019/extlst" xmlns:r="http://schemas.openxmlformats.org/officeDocument/2006/relationships" xmlns:m="http://schemas.openxmlformats.org/officeDocument/2006/math" xmlns:v="urn:schemas-microsoft-com:vml" xmlns:wp14="http://schemas.microsoft.com/office/word/2010/wordprocessingDrawing" xmlns:wp="http://schemas.openxmlformats.org/drawingml/2006/wordprocessingDrawing" xmlns:w10="urn:schemas-microsoft-com:office:word" xmlns:w="http://schemas.openxmlformats.org/wordprocessingml/2006/main" xmlns:w14="http://schemas.microsoft.com/office/word/2010/wordml" xmlns:w15="http://schemas.microsoft.com/office/word/2012/wordml" xmlns:w16cex="http://schemas.microsoft.com/office/word/2018/wordml/cex" xmlns:w16cid="http://schemas.microsoft.com/office/word/2016/wordml/cid" xmlns:w16="http://schemas.microsoft.com/office/word/2018/wordml" xmlns:w16sdtdh="http://schemas.microsoft.com/office/word/2020/wordml/sdtdatahash" xmlns:w16se="http://schemas.microsoft.com/office/word/2015/wordml/symex" xmlns:wpg="http://schemas.microsoft.com/office/word/2010/wordprocessingGroup" xmlns:wpi="http://schemas.microsoft.com/office/word/2010/wordprocessingInk" xmlns:wne="http://schemas.microsoft.com/office/word/2006/wordml" xmlns:wps="http://schemas.microsoft.com/office/word/2010/wordprocessingShape" mc:Ignorable="w14 w15 w16se w16cid w16 w16cex w16sdtdh wp14">
   <w:footnote w:type="separator" w:id="-1">
     <w:p>
       <w:r>
@@ -1106,7 +1745,7 @@
 </file>
 
 <file path=word/numbering.xml><?xml version="1.0" encoding="utf-8"?>
-<w:numbering xmlns:wpc="http://schemas.microsoft.com/office/word/2010/wordprocessingCanvas" xmlns:cx="http://schemas.microsoft.com/office/drawing/2014/chartex" xmlns:cx1="http://schemas.microsoft.com/office/drawing/2015/9/8/chartex" xmlns:cx2="http://schemas.microsoft.com/office/drawing/2015/10/21/chartex" xmlns:cx3="http://schemas.microsoft.com/office/drawing/2016/5/9/chartex" xmlns:cx4="http://schemas.microsoft.com/office/drawing/2016/5/10/chartex" xmlns:cx5="http://schemas.microsoft.com/office/drawing/2016/5/11/chartex" xmlns:cx6="http://schemas.microsoft.com/office/drawing/2016/5/12/chartex" xmlns:cx7="http://schemas.microsoft.com/office/drawing/2016/5/13/chartex" xmlns:cx8="http://schemas.microsoft.com/office/drawing/2016/5/14/chartex" xmlns:mc="http://schemas.openxmlformats.org/markup-compatibility/2006" xmlns:aink="http://schemas.microsoft.com/office/drawing/2016/ink" xmlns:am3d="http://schemas.microsoft.com/office/drawing/2017/model3d" xmlns:o="urn:schemas-microsoft-com:office:office" xmlns:oel="http://schemas.microsoft.com/office/2019/extlst" xmlns:r="http://schemas.openxmlformats.org/officeDocument/2006/relationships" xmlns:m="http://schemas.openxmlformats.org/officeDocument/2006/math" xmlns:v="urn:schemas-microsoft-com:vml" xmlns:wp14="http://schemas.microsoft.com/office/word/2010/wordprocessingDrawing" xmlns:wp="http://schemas.openxmlformats.org/drawingml/2006/wordprocessingDrawing" xmlns:w10="urn:schemas-microsoft-com:office:word" xmlns:w="http://schemas.openxmlformats.org/wordprocessingml/2006/main" xmlns:w14="http://schemas.microsoft.com/office/word/2010/wordml" xmlns:w15="http://schemas.microsoft.com/office/word/2012/wordml" xmlns:w16cex="http://schemas.microsoft.com/office/word/2018/wordml/cex" xmlns:w16cid="http://schemas.microsoft.com/office/word/2016/wordml/cid" xmlns:w16="http://schemas.microsoft.com/office/word/2018/wordml" xmlns:w16du="http://schemas.microsoft.com/office/word/2023/wordml/word16du" xmlns:w16sdtdh="http://schemas.microsoft.com/office/word/2020/wordml/sdtdatahash" xmlns:w16sdtfl="http://schemas.microsoft.com/office/word/2024/wordml/sdtformatlock" xmlns:w16se="http://schemas.microsoft.com/office/word/2015/wordml/symex" xmlns:wpg="http://schemas.microsoft.com/office/word/2010/wordprocessingGroup" xmlns:wpi="http://schemas.microsoft.com/office/word/2010/wordprocessingInk" xmlns:wne="http://schemas.microsoft.com/office/word/2006/wordml" xmlns:wps="http://schemas.microsoft.com/office/word/2010/wordprocessingShape" mc:Ignorable="w14 w15 w16se w16cid w16 w16cex w16sdtdh w16sdtfl w16du wp14">
+<w:numbering xmlns:wpc="http://schemas.microsoft.com/office/word/2010/wordprocessingCanvas" xmlns:cx="http://schemas.microsoft.com/office/drawing/2014/chartex" xmlns:cx1="http://schemas.microsoft.com/office/drawing/2015/9/8/chartex" xmlns:cx2="http://schemas.microsoft.com/office/drawing/2015/10/21/chartex" xmlns:cx3="http://schemas.microsoft.com/office/drawing/2016/5/9/chartex" xmlns:cx4="http://schemas.microsoft.com/office/drawing/2016/5/10/chartex" xmlns:cx5="http://schemas.microsoft.com/office/drawing/2016/5/11/chartex" xmlns:cx6="http://schemas.microsoft.com/office/drawing/2016/5/12/chartex" xmlns:cx7="http://schemas.microsoft.com/office/drawing/2016/5/13/chartex" xmlns:cx8="http://schemas.microsoft.com/office/drawing/2016/5/14/chartex" xmlns:mc="http://schemas.openxmlformats.org/markup-compatibility/2006" xmlns:aink="http://schemas.microsoft.com/office/drawing/2016/ink" xmlns:am3d="http://schemas.microsoft.com/office/drawing/2017/model3d" xmlns:o="urn:schemas-microsoft-com:office:office" xmlns:oel="http://schemas.microsoft.com/office/2019/extlst" xmlns:r="http://schemas.openxmlformats.org/officeDocument/2006/relationships" xmlns:m="http://schemas.openxmlformats.org/officeDocument/2006/math" xmlns:v="urn:schemas-microsoft-com:vml" xmlns:wp14="http://schemas.microsoft.com/office/word/2010/wordprocessingDrawing" xmlns:wp="http://schemas.openxmlformats.org/drawingml/2006/wordprocessingDrawing" xmlns:w10="urn:schemas-microsoft-com:office:word" xmlns:w="http://schemas.openxmlformats.org/wordprocessingml/2006/main" xmlns:w14="http://schemas.microsoft.com/office/word/2010/wordml" xmlns:w15="http://schemas.microsoft.com/office/word/2012/wordml" xmlns:w16cex="http://schemas.microsoft.com/office/word/2018/wordml/cex" xmlns:w16cid="http://schemas.microsoft.com/office/word/2016/wordml/cid" xmlns:w16="http://schemas.microsoft.com/office/word/2018/wordml" xmlns:w16sdtdh="http://schemas.microsoft.com/office/word/2020/wordml/sdtdatahash" xmlns:w16se="http://schemas.microsoft.com/office/word/2015/wordml/symex" xmlns:wpg="http://schemas.microsoft.com/office/word/2010/wordprocessingGroup" xmlns:wpi="http://schemas.microsoft.com/office/word/2010/wordprocessingInk" xmlns:wne="http://schemas.microsoft.com/office/word/2006/wordml" xmlns:wps="http://schemas.microsoft.com/office/word/2010/wordprocessingShape" mc:Ignorable="w14 w15 w16se w16cid w16 w16cex w16sdtdh wp14">
   <w:abstractNum w:abstractNumId="0" w15:restartNumberingAfterBreak="0">
     <w:nsid w:val="38CE6309"/>
     <w:multiLevelType w:val="singleLevel"/>
@@ -1135,7 +1774,7 @@
 </file>
 
 <file path=word/styles.xml><?xml version="1.0" encoding="utf-8"?>
-<w:styles xmlns:mc="http://schemas.openxmlformats.org/markup-compatibility/2006" xmlns:r="http://schemas.openxmlformats.org/officeDocument/2006/relationships" xmlns:w="http://schemas.openxmlformats.org/wordprocessingml/2006/main" xmlns:w14="http://schemas.microsoft.com/office/word/2010/wordml" xmlns:w15="http://schemas.microsoft.com/office/word/2012/wordml" xmlns:w16cex="http://schemas.microsoft.com/office/word/2018/wordml/cex" xmlns:w16cid="http://schemas.microsoft.com/office/word/2016/wordml/cid" xmlns:w16="http://schemas.microsoft.com/office/word/2018/wordml" xmlns:w16du="http://schemas.microsoft.com/office/word/2023/wordml/word16du" xmlns:w16sdtdh="http://schemas.microsoft.com/office/word/2020/wordml/sdtdatahash" xmlns:w16sdtfl="http://schemas.microsoft.com/office/word/2024/wordml/sdtformatlock" xmlns:w16se="http://schemas.microsoft.com/office/word/2015/wordml/symex" mc:Ignorable="w14 w15 w16se w16cid w16 w16cex w16sdtdh w16sdtfl w16du">
+<w:styles xmlns:mc="http://schemas.openxmlformats.org/markup-compatibility/2006" xmlns:r="http://schemas.openxmlformats.org/officeDocument/2006/relationships" xmlns:w="http://schemas.openxmlformats.org/wordprocessingml/2006/main" xmlns:w14="http://schemas.microsoft.com/office/word/2010/wordml" xmlns:w15="http://schemas.microsoft.com/office/word/2012/wordml" xmlns:w16cex="http://schemas.microsoft.com/office/word/2018/wordml/cex" xmlns:w16cid="http://schemas.microsoft.com/office/word/2016/wordml/cid" xmlns:w16="http://schemas.microsoft.com/office/word/2018/wordml" xmlns:w16sdtdh="http://schemas.microsoft.com/office/word/2020/wordml/sdtdatahash" xmlns:w16se="http://schemas.microsoft.com/office/word/2015/wordml/symex" mc:Ignorable="w14 w15 w16se w16cid w16 w16cex w16sdtdh">
   <w:docDefaults>
     <w:rPrDefault>
       <w:rPr>
@@ -1534,7 +2173,7 @@
       <w:widowControl w:val="0"/>
     </w:pPr>
     <w:rPr>
-      <w:rFonts w:ascii="Times New Roman" w:eastAsia="PMingLiU" w:hAnsi="Times New Roman" w:cs="Times New Roman"/>
+      <w:rFonts w:ascii="Times New Roman" w:eastAsia="新細明體" w:hAnsi="Times New Roman" w:cs="Times New Roman"/>
       <w:szCs w:val="24"/>
     </w:rPr>
   </w:style>
@@ -1631,7 +2270,7 @@
     <w:link w:val="a8"/>
     <w:rsid w:val="00E90E16"/>
     <w:rPr>
-      <w:rFonts w:ascii="MingLiU" w:eastAsia="MingLiU" w:hAnsi="Courier New" w:hint="eastAsia"/>
+      <w:rFonts w:ascii="細明體" w:eastAsia="細明體" w:hAnsi="Courier New" w:hint="eastAsia"/>
     </w:rPr>
   </w:style>
   <w:style w:type="character" w:customStyle="1" w:styleId="a8">
@@ -1640,7 +2279,7 @@
     <w:link w:val="a7"/>
     <w:rsid w:val="00E90E16"/>
     <w:rPr>
-      <w:rFonts w:ascii="MingLiU" w:eastAsia="MingLiU" w:hAnsi="Courier New" w:cs="Times New Roman"/>
+      <w:rFonts w:ascii="細明體" w:eastAsia="細明體" w:hAnsi="Courier New" w:cs="Times New Roman"/>
       <w:szCs w:val="24"/>
     </w:rPr>
   </w:style>

--- a/系統文件/五專第 115502 組-snap to learn-系統簡介.docx
+++ b/系統文件/五專第 115502 組-snap to learn-系統簡介.docx
@@ -301,14 +301,16 @@
         <w:rPr>
           <w:rFonts w:eastAsia="標楷體"/>
           <w:b/>
-          <w:sz w:val="28"/>
+          <w:sz w:val="26"/>
+          <w:szCs w:val="26"/>
         </w:rPr>
       </w:pPr>
       <w:r>
         <w:rPr>
           <w:rFonts w:eastAsia="標楷體" w:hint="eastAsia"/>
           <w:b/>
-          <w:sz w:val="28"/>
+          <w:sz w:val="26"/>
+          <w:szCs w:val="26"/>
         </w:rPr>
         <w:t>前言</w:t>
       </w:r>
@@ -949,14 +951,7 @@
         <w:rPr>
           <w:rFonts w:eastAsia="標楷體"/>
         </w:rPr>
-        <w:t>用日文對話，每次回覆都會給出文法建議，練習沒</w:t>
-      </w:r>
-      <w:r>
-        <w:rPr>
-          <w:rFonts w:eastAsia="標楷體"/>
-        </w:rPr>
-        <w:lastRenderedPageBreak/>
-        <w:t>有壓力</w:t>
+        <w:t>用日文對話，每次回覆都會給出文法建議，練習沒有壓力</w:t>
       </w:r>
     </w:p>
     <w:p>
@@ -972,6 +967,7 @@
           <w:rFonts w:eastAsia="標楷體"/>
           <w:b/>
         </w:rPr>
+        <w:lastRenderedPageBreak/>
         <w:t xml:space="preserve">3. </w:t>
       </w:r>
       <w:r>
@@ -1749,7 +1745,7 @@
   <w:abstractNum w:abstractNumId="0" w15:restartNumberingAfterBreak="0">
     <w:nsid w:val="38CE6309"/>
     <w:multiLevelType w:val="singleLevel"/>
-    <w:tmpl w:val="025E2D7A"/>
+    <w:tmpl w:val="78B2D626"/>
     <w:lvl w:ilvl="0">
       <w:start w:val="1"/>
       <w:numFmt w:val="taiwaneseCountingThousand"/>
@@ -1763,7 +1759,8 @@
       </w:pPr>
       <w:rPr>
         <w:rFonts w:hint="eastAsia"/>
-        <w:sz w:val="28"/>
+        <w:sz w:val="26"/>
+        <w:szCs w:val="26"/>
       </w:rPr>
     </w:lvl>
   </w:abstractNum>
